--- a/Memoria_PL2.docx
+++ b/Memoria_PL2.docx
@@ -889,6 +889,1124 @@
     </w:p>
     <w:p>
       <w:pPr>
+        <w:pStyle w:val="Ttulo2"/>
+        <w:rPr>
+          <w:rFonts w:ascii="Cambria" w:hAnsi="Cambria"/>
+        </w:rPr>
+      </w:pPr>
+      <w:r>
+        <w:rPr>
+          <w:rFonts w:ascii="Cambria" w:hAnsi="Cambria"/>
+        </w:rPr>
+        <w:lastRenderedPageBreak/>
+        <w:t>Índice</w:t>
+      </w:r>
+    </w:p>
+    <w:p>
+      <w:pPr>
+        <w:pStyle w:val="NormalWeb"/>
+        <w:rPr>
+          <w:rFonts w:ascii="Cambria" w:hAnsi="Cambria"/>
+          <w:lang w:val="es-ES"/>
+        </w:rPr>
+      </w:pPr>
+      <w:r>
+        <w:rPr>
+          <w:rStyle w:val="Textoennegrita"/>
+          <w:rFonts w:ascii="Cambria" w:hAnsi="Cambria"/>
+          <w:lang w:val="es-ES"/>
+        </w:rPr>
+        <w:t xml:space="preserve">1. Introducción y </w:t>
+      </w:r>
+      <w:proofErr w:type="gramStart"/>
+      <w:r>
+        <w:rPr>
+          <w:rStyle w:val="Textoennegrita"/>
+          <w:rFonts w:ascii="Cambria" w:hAnsi="Cambria"/>
+          <w:lang w:val="es-ES"/>
+        </w:rPr>
+        <w:t>Objetivos</w:t>
+      </w:r>
+      <w:r>
+        <w:rPr>
+          <w:rFonts w:ascii="Cambria" w:hAnsi="Cambria"/>
+          <w:lang w:val="es-ES"/>
+        </w:rPr>
+        <w:t xml:space="preserve"> .......................................</w:t>
+      </w:r>
+      <w:r>
+        <w:rPr>
+          <w:rFonts w:ascii="Cambria" w:hAnsi="Cambria"/>
+          <w:lang w:val="es-ES"/>
+        </w:rPr>
+        <w:t>........</w:t>
+      </w:r>
+      <w:r>
+        <w:rPr>
+          <w:rFonts w:ascii="Cambria" w:hAnsi="Cambria"/>
+          <w:lang w:val="es-ES"/>
+        </w:rPr>
+        <w:t>.</w:t>
+      </w:r>
+      <w:proofErr w:type="gramEnd"/>
+      <w:r>
+        <w:rPr>
+          <w:rFonts w:ascii="Cambria" w:hAnsi="Cambria"/>
+          <w:lang w:val="es-ES"/>
+        </w:rPr>
+        <w:t xml:space="preserve"> </w:t>
+      </w:r>
+      <w:r>
+        <w:rPr>
+          <w:rStyle w:val="Textoennegrita"/>
+          <w:rFonts w:ascii="Cambria" w:hAnsi="Cambria"/>
+          <w:lang w:val="es-ES"/>
+        </w:rPr>
+        <w:t>3</w:t>
+      </w:r>
+      <w:r>
+        <w:rPr>
+          <w:rFonts w:ascii="Cambria" w:hAnsi="Cambria"/>
+          <w:lang w:val="es-ES"/>
+        </w:rPr>
+        <w:br/>
+      </w:r>
+      <w:r>
+        <w:rPr>
+          <w:rStyle w:val="Textoennegrita"/>
+          <w:rFonts w:ascii="Cambria" w:hAnsi="Cambria"/>
+          <w:lang w:val="es-ES"/>
+        </w:rPr>
+        <w:t xml:space="preserve">2. Modelado del Dominio en </w:t>
+      </w:r>
+      <w:proofErr w:type="gramStart"/>
+      <w:r>
+        <w:rPr>
+          <w:rStyle w:val="Textoennegrita"/>
+          <w:rFonts w:ascii="Cambria" w:hAnsi="Cambria"/>
+          <w:lang w:val="es-ES"/>
+        </w:rPr>
+        <w:t>JSHOP2</w:t>
+      </w:r>
+      <w:r>
+        <w:rPr>
+          <w:rFonts w:ascii="Cambria" w:hAnsi="Cambria"/>
+          <w:lang w:val="es-ES"/>
+        </w:rPr>
+        <w:t xml:space="preserve"> ............................</w:t>
+      </w:r>
+      <w:proofErr w:type="gramEnd"/>
+      <w:r>
+        <w:rPr>
+          <w:rFonts w:ascii="Cambria" w:hAnsi="Cambria"/>
+          <w:lang w:val="es-ES"/>
+        </w:rPr>
+        <w:t xml:space="preserve"> </w:t>
+      </w:r>
+      <w:r>
+        <w:rPr>
+          <w:rStyle w:val="Textoennegrita"/>
+          <w:rFonts w:ascii="Cambria" w:hAnsi="Cambria"/>
+          <w:lang w:val="es-ES"/>
+        </w:rPr>
+        <w:t>4</w:t>
+      </w:r>
+      <w:r>
+        <w:rPr>
+          <w:rFonts w:ascii="Cambria" w:hAnsi="Cambria"/>
+          <w:lang w:val="es-ES"/>
+        </w:rPr>
+        <w:br/>
+      </w:r>
+      <w:r>
+        <w:rPr>
+          <w:rFonts w:ascii="Cambria" w:hAnsi="Cambria"/>
+        </w:rPr>
+        <w:t> </w:t>
+      </w:r>
+      <w:r>
+        <w:rPr>
+          <w:rFonts w:ascii="Cambria" w:hAnsi="Cambria"/>
+          <w:lang w:val="es-ES"/>
+        </w:rPr>
+        <w:t xml:space="preserve">2.1. Diferencias respecto al modelo </w:t>
+      </w:r>
+      <w:proofErr w:type="gramStart"/>
+      <w:r>
+        <w:rPr>
+          <w:rFonts w:ascii="Cambria" w:hAnsi="Cambria"/>
+          <w:lang w:val="es-ES"/>
+        </w:rPr>
+        <w:t>PDDL .................</w:t>
+      </w:r>
+      <w:r>
+        <w:rPr>
+          <w:rFonts w:ascii="Cambria" w:hAnsi="Cambria"/>
+          <w:lang w:val="es-ES"/>
+        </w:rPr>
+        <w:t>.</w:t>
+      </w:r>
+      <w:proofErr w:type="gramEnd"/>
+      <w:r>
+        <w:rPr>
+          <w:rFonts w:ascii="Cambria" w:hAnsi="Cambria"/>
+          <w:lang w:val="es-ES"/>
+        </w:rPr>
+        <w:t xml:space="preserve"> </w:t>
+      </w:r>
+      <w:r>
+        <w:rPr>
+          <w:rStyle w:val="Textoennegrita"/>
+          <w:rFonts w:ascii="Cambria" w:hAnsi="Cambria"/>
+          <w:lang w:val="es-ES"/>
+        </w:rPr>
+        <w:t>4</w:t>
+      </w:r>
+      <w:r>
+        <w:rPr>
+          <w:rFonts w:ascii="Cambria" w:hAnsi="Cambria"/>
+          <w:lang w:val="es-ES"/>
+        </w:rPr>
+        <w:br/>
+      </w:r>
+      <w:r>
+        <w:rPr>
+          <w:rFonts w:ascii="Cambria" w:hAnsi="Cambria"/>
+        </w:rPr>
+        <w:t> </w:t>
+      </w:r>
+      <w:r>
+        <w:rPr>
+          <w:rFonts w:ascii="Cambria" w:hAnsi="Cambria"/>
+          <w:lang w:val="es-ES"/>
+        </w:rPr>
+        <w:t xml:space="preserve">2.2. </w:t>
+      </w:r>
+      <w:proofErr w:type="gramStart"/>
+      <w:r>
+        <w:rPr>
+          <w:rFonts w:ascii="Cambria" w:hAnsi="Cambria"/>
+          <w:lang w:val="es-ES"/>
+        </w:rPr>
+        <w:t>Operadores ........................................................</w:t>
+      </w:r>
+      <w:r>
+        <w:rPr>
+          <w:rFonts w:ascii="Cambria" w:hAnsi="Cambria"/>
+          <w:lang w:val="es-ES"/>
+        </w:rPr>
+        <w:t>...............</w:t>
+      </w:r>
+      <w:proofErr w:type="gramEnd"/>
+      <w:r>
+        <w:rPr>
+          <w:rFonts w:ascii="Cambria" w:hAnsi="Cambria"/>
+          <w:lang w:val="es-ES"/>
+        </w:rPr>
+        <w:t xml:space="preserve"> </w:t>
+      </w:r>
+      <w:r>
+        <w:rPr>
+          <w:rStyle w:val="Textoennegrita"/>
+          <w:rFonts w:ascii="Cambria" w:hAnsi="Cambria"/>
+          <w:lang w:val="es-ES"/>
+        </w:rPr>
+        <w:t>4</w:t>
+      </w:r>
+      <w:r>
+        <w:rPr>
+          <w:rFonts w:ascii="Cambria" w:hAnsi="Cambria"/>
+          <w:lang w:val="es-ES"/>
+        </w:rPr>
+        <w:br/>
+      </w:r>
+      <w:r>
+        <w:rPr>
+          <w:rFonts w:ascii="Cambria" w:hAnsi="Cambria"/>
+        </w:rPr>
+        <w:t> </w:t>
+      </w:r>
+      <w:r>
+        <w:rPr>
+          <w:rFonts w:ascii="Cambria" w:hAnsi="Cambria"/>
+          <w:lang w:val="es-ES"/>
+        </w:rPr>
+        <w:t xml:space="preserve">2.3. Métodos HTN para </w:t>
+      </w:r>
+      <w:r>
+        <w:rPr>
+          <w:rStyle w:val="nfasis"/>
+          <w:rFonts w:ascii="Cambria" w:hAnsi="Cambria"/>
+          <w:lang w:val="es-ES"/>
+        </w:rPr>
+        <w:t>(enviar-todo</w:t>
+      </w:r>
+      <w:proofErr w:type="gramStart"/>
+      <w:r>
+        <w:rPr>
+          <w:rStyle w:val="nfasis"/>
+          <w:rFonts w:ascii="Cambria" w:hAnsi="Cambria"/>
+          <w:lang w:val="es-ES"/>
+        </w:rPr>
+        <w:t>)</w:t>
+      </w:r>
+      <w:r>
+        <w:rPr>
+          <w:rFonts w:ascii="Cambria" w:hAnsi="Cambria"/>
+          <w:lang w:val="es-ES"/>
+        </w:rPr>
+        <w:t xml:space="preserve"> ....................</w:t>
+      </w:r>
+      <w:r>
+        <w:rPr>
+          <w:rFonts w:ascii="Cambria" w:hAnsi="Cambria"/>
+          <w:lang w:val="es-ES"/>
+        </w:rPr>
+        <w:t>........</w:t>
+      </w:r>
+      <w:proofErr w:type="gramEnd"/>
+      <w:r>
+        <w:rPr>
+          <w:rFonts w:ascii="Cambria" w:hAnsi="Cambria"/>
+          <w:lang w:val="es-ES"/>
+        </w:rPr>
+        <w:t xml:space="preserve"> </w:t>
+      </w:r>
+      <w:r>
+        <w:rPr>
+          <w:rStyle w:val="Textoennegrita"/>
+          <w:rFonts w:ascii="Cambria" w:hAnsi="Cambria"/>
+          <w:lang w:val="es-ES"/>
+        </w:rPr>
+        <w:t>5</w:t>
+      </w:r>
+      <w:r>
+        <w:rPr>
+          <w:rFonts w:ascii="Cambria" w:hAnsi="Cambria"/>
+          <w:lang w:val="es-ES"/>
+        </w:rPr>
+        <w:br/>
+      </w:r>
+      <w:r>
+        <w:rPr>
+          <w:rFonts w:ascii="Cambria" w:hAnsi="Cambria"/>
+        </w:rPr>
+        <w:t> </w:t>
+      </w:r>
+      <w:r>
+        <w:rPr>
+          <w:rFonts w:ascii="Cambria" w:hAnsi="Cambria"/>
+          <w:lang w:val="es-ES"/>
+        </w:rPr>
+        <w:t xml:space="preserve">2.4. Fichero de problema: sintaxis </w:t>
+      </w:r>
+      <w:proofErr w:type="gramStart"/>
+      <w:r>
+        <w:rPr>
+          <w:rFonts w:ascii="Cambria" w:hAnsi="Cambria"/>
+          <w:lang w:val="es-ES"/>
+        </w:rPr>
+        <w:t>JSHOP2 ..............</w:t>
+      </w:r>
+      <w:r>
+        <w:rPr>
+          <w:rFonts w:ascii="Cambria" w:hAnsi="Cambria"/>
+          <w:lang w:val="es-ES"/>
+        </w:rPr>
+        <w:t>...</w:t>
+      </w:r>
+      <w:proofErr w:type="gramEnd"/>
+      <w:r>
+        <w:rPr>
+          <w:rFonts w:ascii="Cambria" w:hAnsi="Cambria"/>
+          <w:lang w:val="es-ES"/>
+        </w:rPr>
+        <w:t xml:space="preserve"> </w:t>
+      </w:r>
+      <w:r>
+        <w:rPr>
+          <w:rStyle w:val="Textoennegrita"/>
+          <w:rFonts w:ascii="Cambria" w:hAnsi="Cambria"/>
+          <w:lang w:val="es-ES"/>
+        </w:rPr>
+        <w:t>5</w:t>
+      </w:r>
+    </w:p>
+    <w:p>
+      <w:pPr>
+        <w:pStyle w:val="NormalWeb"/>
+        <w:rPr>
+          <w:rFonts w:ascii="Cambria" w:hAnsi="Cambria"/>
+          <w:lang w:val="es-ES"/>
+        </w:rPr>
+      </w:pPr>
+      <w:r>
+        <w:rPr>
+          <w:rStyle w:val="Textoennegrita"/>
+          <w:rFonts w:ascii="Cambria" w:hAnsi="Cambria"/>
+          <w:lang w:val="es-ES"/>
+        </w:rPr>
+        <w:t xml:space="preserve">3. Adaptación del Generador de </w:t>
+      </w:r>
+      <w:proofErr w:type="gramStart"/>
+      <w:r>
+        <w:rPr>
+          <w:rStyle w:val="Textoennegrita"/>
+          <w:rFonts w:ascii="Cambria" w:hAnsi="Cambria"/>
+          <w:lang w:val="es-ES"/>
+        </w:rPr>
+        <w:t>Problemas</w:t>
+      </w:r>
+      <w:r>
+        <w:rPr>
+          <w:rFonts w:ascii="Cambria" w:hAnsi="Cambria"/>
+          <w:lang w:val="es-ES"/>
+        </w:rPr>
+        <w:t xml:space="preserve"> .............</w:t>
+      </w:r>
+      <w:proofErr w:type="gramEnd"/>
+      <w:r>
+        <w:rPr>
+          <w:rFonts w:ascii="Cambria" w:hAnsi="Cambria"/>
+          <w:lang w:val="es-ES"/>
+        </w:rPr>
+        <w:t xml:space="preserve"> </w:t>
+      </w:r>
+      <w:r>
+        <w:rPr>
+          <w:rStyle w:val="Textoennegrita"/>
+          <w:rFonts w:ascii="Cambria" w:hAnsi="Cambria"/>
+          <w:lang w:val="es-ES"/>
+        </w:rPr>
+        <w:t>6</w:t>
+      </w:r>
+    </w:p>
+    <w:p>
+      <w:pPr>
+        <w:pStyle w:val="NormalWeb"/>
+        <w:rPr>
+          <w:rFonts w:ascii="Cambria" w:hAnsi="Cambria"/>
+          <w:lang w:val="es-ES"/>
+        </w:rPr>
+      </w:pPr>
+      <w:r>
+        <w:rPr>
+          <w:rStyle w:val="Textoennegrita"/>
+          <w:rFonts w:ascii="Cambria" w:hAnsi="Cambria"/>
+          <w:lang w:val="es-ES"/>
+        </w:rPr>
+        <w:t xml:space="preserve">4. Resultados </w:t>
+      </w:r>
+      <w:proofErr w:type="gramStart"/>
+      <w:r>
+        <w:rPr>
+          <w:rStyle w:val="Textoennegrita"/>
+          <w:rFonts w:ascii="Cambria" w:hAnsi="Cambria"/>
+          <w:lang w:val="es-ES"/>
+        </w:rPr>
+        <w:t>Experimentales</w:t>
+      </w:r>
+      <w:r>
+        <w:rPr>
+          <w:rFonts w:ascii="Cambria" w:hAnsi="Cambria"/>
+          <w:lang w:val="es-ES"/>
+        </w:rPr>
+        <w:t xml:space="preserve"> ................................</w:t>
+      </w:r>
+      <w:bookmarkStart w:id="0" w:name="_GoBack"/>
+      <w:bookmarkEnd w:id="0"/>
+      <w:proofErr w:type="gramEnd"/>
+      <w:r>
+        <w:rPr>
+          <w:rFonts w:ascii="Cambria" w:hAnsi="Cambria"/>
+          <w:lang w:val="es-ES"/>
+        </w:rPr>
+        <w:t xml:space="preserve"> </w:t>
+      </w:r>
+      <w:r>
+        <w:rPr>
+          <w:rStyle w:val="Textoennegrita"/>
+          <w:rFonts w:ascii="Cambria" w:hAnsi="Cambria"/>
+          <w:lang w:val="es-ES"/>
+        </w:rPr>
+        <w:t>6</w:t>
+      </w:r>
+      <w:r>
+        <w:rPr>
+          <w:rFonts w:ascii="Cambria" w:hAnsi="Cambria"/>
+          <w:lang w:val="es-ES"/>
+        </w:rPr>
+        <w:br/>
+      </w:r>
+      <w:r>
+        <w:rPr>
+          <w:rFonts w:ascii="Cambria" w:hAnsi="Cambria"/>
+        </w:rPr>
+        <w:t> </w:t>
+      </w:r>
+      <w:r>
+        <w:rPr>
+          <w:rFonts w:ascii="Cambria" w:hAnsi="Cambria"/>
+          <w:lang w:val="es-ES"/>
+        </w:rPr>
+        <w:t xml:space="preserve">4.1. </w:t>
+      </w:r>
+      <w:proofErr w:type="gramStart"/>
+      <w:r>
+        <w:rPr>
+          <w:rFonts w:ascii="Cambria" w:hAnsi="Cambria"/>
+          <w:lang w:val="es-ES"/>
+        </w:rPr>
+        <w:t>Metodología ......................................................</w:t>
+      </w:r>
+      <w:proofErr w:type="gramEnd"/>
+      <w:r>
+        <w:rPr>
+          <w:rFonts w:ascii="Cambria" w:hAnsi="Cambria"/>
+          <w:lang w:val="es-ES"/>
+        </w:rPr>
+        <w:t xml:space="preserve"> </w:t>
+      </w:r>
+      <w:r>
+        <w:rPr>
+          <w:rStyle w:val="Textoennegrita"/>
+          <w:rFonts w:ascii="Cambria" w:hAnsi="Cambria"/>
+          <w:lang w:val="es-ES"/>
+        </w:rPr>
+        <w:t>6</w:t>
+      </w:r>
+      <w:r>
+        <w:rPr>
+          <w:rFonts w:ascii="Cambria" w:hAnsi="Cambria"/>
+          <w:lang w:val="es-ES"/>
+        </w:rPr>
+        <w:br/>
+      </w:r>
+      <w:r>
+        <w:rPr>
+          <w:rFonts w:ascii="Cambria" w:hAnsi="Cambria"/>
+        </w:rPr>
+        <w:t> </w:t>
+      </w:r>
+      <w:r>
+        <w:rPr>
+          <w:rFonts w:ascii="Cambria" w:hAnsi="Cambria"/>
+          <w:lang w:val="es-ES"/>
+        </w:rPr>
+        <w:t xml:space="preserve">4.2. Tabla de </w:t>
+      </w:r>
+      <w:proofErr w:type="gramStart"/>
+      <w:r>
+        <w:rPr>
+          <w:rFonts w:ascii="Cambria" w:hAnsi="Cambria"/>
+          <w:lang w:val="es-ES"/>
+        </w:rPr>
+        <w:t>tiempos .............................................</w:t>
+      </w:r>
+      <w:proofErr w:type="gramEnd"/>
+      <w:r>
+        <w:rPr>
+          <w:rFonts w:ascii="Cambria" w:hAnsi="Cambria"/>
+          <w:lang w:val="es-ES"/>
+        </w:rPr>
+        <w:t xml:space="preserve"> </w:t>
+      </w:r>
+      <w:r>
+        <w:rPr>
+          <w:rStyle w:val="Textoennegrita"/>
+          <w:rFonts w:ascii="Cambria" w:hAnsi="Cambria"/>
+          <w:lang w:val="es-ES"/>
+        </w:rPr>
+        <w:t>6</w:t>
+      </w:r>
+      <w:r>
+        <w:rPr>
+          <w:rFonts w:ascii="Cambria" w:hAnsi="Cambria"/>
+          <w:lang w:val="es-ES"/>
+        </w:rPr>
+        <w:br/>
+      </w:r>
+      <w:r>
+        <w:rPr>
+          <w:rFonts w:ascii="Cambria" w:hAnsi="Cambria"/>
+        </w:rPr>
+        <w:t> </w:t>
+      </w:r>
+      <w:r>
+        <w:rPr>
+          <w:rFonts w:ascii="Cambria" w:hAnsi="Cambria"/>
+          <w:lang w:val="es-ES"/>
+        </w:rPr>
+        <w:t xml:space="preserve">4.3. Gráficas </w:t>
+      </w:r>
+      <w:proofErr w:type="gramStart"/>
+      <w:r>
+        <w:rPr>
+          <w:rFonts w:ascii="Cambria" w:hAnsi="Cambria"/>
+          <w:lang w:val="es-ES"/>
+        </w:rPr>
+        <w:t>comparativas .....................................</w:t>
+      </w:r>
+      <w:proofErr w:type="gramEnd"/>
+      <w:r>
+        <w:rPr>
+          <w:rFonts w:ascii="Cambria" w:hAnsi="Cambria"/>
+          <w:lang w:val="es-ES"/>
+        </w:rPr>
+        <w:t xml:space="preserve"> </w:t>
+      </w:r>
+      <w:r>
+        <w:rPr>
+          <w:rStyle w:val="Textoennegrita"/>
+          <w:rFonts w:ascii="Cambria" w:hAnsi="Cambria"/>
+          <w:lang w:val="es-ES"/>
+        </w:rPr>
+        <w:t>7</w:t>
+      </w:r>
+    </w:p>
+    <w:p>
+      <w:pPr>
+        <w:pStyle w:val="NormalWeb"/>
+        <w:rPr>
+          <w:rFonts w:ascii="Cambria" w:hAnsi="Cambria"/>
+          <w:lang w:val="es-ES"/>
+        </w:rPr>
+      </w:pPr>
+      <w:r>
+        <w:rPr>
+          <w:rStyle w:val="Textoennegrita"/>
+          <w:rFonts w:ascii="Cambria" w:hAnsi="Cambria"/>
+          <w:lang w:val="es-ES"/>
+        </w:rPr>
+        <w:t xml:space="preserve">5. Análisis y </w:t>
+      </w:r>
+      <w:proofErr w:type="gramStart"/>
+      <w:r>
+        <w:rPr>
+          <w:rStyle w:val="Textoennegrita"/>
+          <w:rFonts w:ascii="Cambria" w:hAnsi="Cambria"/>
+          <w:lang w:val="es-ES"/>
+        </w:rPr>
+        <w:t>Comparativa</w:t>
+      </w:r>
+      <w:r>
+        <w:rPr>
+          <w:rFonts w:ascii="Cambria" w:hAnsi="Cambria"/>
+          <w:lang w:val="es-ES"/>
+        </w:rPr>
+        <w:t xml:space="preserve"> ......................................</w:t>
+      </w:r>
+      <w:proofErr w:type="gramEnd"/>
+      <w:r>
+        <w:rPr>
+          <w:rFonts w:ascii="Cambria" w:hAnsi="Cambria"/>
+          <w:lang w:val="es-ES"/>
+        </w:rPr>
+        <w:t xml:space="preserve"> </w:t>
+      </w:r>
+      <w:r>
+        <w:rPr>
+          <w:rStyle w:val="Textoennegrita"/>
+          <w:rFonts w:ascii="Cambria" w:hAnsi="Cambria"/>
+          <w:lang w:val="es-ES"/>
+        </w:rPr>
+        <w:t>7</w:t>
+      </w:r>
+      <w:r>
+        <w:rPr>
+          <w:rFonts w:ascii="Cambria" w:hAnsi="Cambria"/>
+          <w:lang w:val="es-ES"/>
+        </w:rPr>
+        <w:br/>
+      </w:r>
+      <w:r>
+        <w:rPr>
+          <w:rFonts w:ascii="Cambria" w:hAnsi="Cambria"/>
+        </w:rPr>
+        <w:t> </w:t>
+      </w:r>
+      <w:r>
+        <w:rPr>
+          <w:rFonts w:ascii="Cambria" w:hAnsi="Cambria"/>
+          <w:lang w:val="es-ES"/>
+        </w:rPr>
+        <w:t>5.1. Comportamiento del planificador FF (clásico</w:t>
+      </w:r>
+      <w:proofErr w:type="gramStart"/>
+      <w:r>
+        <w:rPr>
+          <w:rFonts w:ascii="Cambria" w:hAnsi="Cambria"/>
+          <w:lang w:val="es-ES"/>
+        </w:rPr>
+        <w:t>) ...</w:t>
+      </w:r>
+      <w:proofErr w:type="gramEnd"/>
+      <w:r>
+        <w:rPr>
+          <w:rFonts w:ascii="Cambria" w:hAnsi="Cambria"/>
+          <w:lang w:val="es-ES"/>
+        </w:rPr>
+        <w:t xml:space="preserve"> </w:t>
+      </w:r>
+      <w:r>
+        <w:rPr>
+          <w:rStyle w:val="Textoennegrita"/>
+          <w:rFonts w:ascii="Cambria" w:hAnsi="Cambria"/>
+          <w:lang w:val="es-ES"/>
+        </w:rPr>
+        <w:t>7</w:t>
+      </w:r>
+      <w:r>
+        <w:rPr>
+          <w:rFonts w:ascii="Cambria" w:hAnsi="Cambria"/>
+          <w:lang w:val="es-ES"/>
+        </w:rPr>
+        <w:br/>
+      </w:r>
+      <w:r>
+        <w:rPr>
+          <w:rFonts w:ascii="Cambria" w:hAnsi="Cambria"/>
+        </w:rPr>
+        <w:t> </w:t>
+      </w:r>
+      <w:r>
+        <w:rPr>
+          <w:rFonts w:ascii="Cambria" w:hAnsi="Cambria"/>
+          <w:lang w:val="es-ES"/>
+        </w:rPr>
+        <w:t>5.2. Comportamiento de JSHOP2 (jerárquico</w:t>
+      </w:r>
+      <w:proofErr w:type="gramStart"/>
+      <w:r>
+        <w:rPr>
+          <w:rFonts w:ascii="Cambria" w:hAnsi="Cambria"/>
+          <w:lang w:val="es-ES"/>
+        </w:rPr>
+        <w:t>) ........</w:t>
+      </w:r>
+      <w:proofErr w:type="gramEnd"/>
+      <w:r>
+        <w:rPr>
+          <w:rFonts w:ascii="Cambria" w:hAnsi="Cambria"/>
+          <w:lang w:val="es-ES"/>
+        </w:rPr>
+        <w:t xml:space="preserve"> </w:t>
+      </w:r>
+      <w:r>
+        <w:rPr>
+          <w:rStyle w:val="Textoennegrita"/>
+          <w:rFonts w:ascii="Cambria" w:hAnsi="Cambria"/>
+          <w:lang w:val="es-ES"/>
+        </w:rPr>
+        <w:t>7</w:t>
+      </w:r>
+      <w:r>
+        <w:rPr>
+          <w:rFonts w:ascii="Cambria" w:hAnsi="Cambria"/>
+          <w:lang w:val="es-ES"/>
+        </w:rPr>
+        <w:br/>
+      </w:r>
+      <w:r>
+        <w:rPr>
+          <w:rFonts w:ascii="Cambria" w:hAnsi="Cambria"/>
+        </w:rPr>
+        <w:t> </w:t>
+      </w:r>
+      <w:r>
+        <w:rPr>
+          <w:rFonts w:ascii="Cambria" w:hAnsi="Cambria"/>
+          <w:lang w:val="es-ES"/>
+        </w:rPr>
+        <w:t xml:space="preserve">5.3. Ventajas e inconvenientes de la planificación </w:t>
+      </w:r>
+      <w:proofErr w:type="gramStart"/>
+      <w:r>
+        <w:rPr>
+          <w:rFonts w:ascii="Cambria" w:hAnsi="Cambria"/>
+          <w:lang w:val="es-ES"/>
+        </w:rPr>
+        <w:t>jerárquica .................</w:t>
+      </w:r>
+      <w:r>
+        <w:rPr>
+          <w:rFonts w:ascii="Cambria" w:hAnsi="Cambria"/>
+          <w:lang w:val="es-ES"/>
+        </w:rPr>
+        <w:t>...............................</w:t>
+      </w:r>
+      <w:r>
+        <w:rPr>
+          <w:rFonts w:ascii="Cambria" w:hAnsi="Cambria"/>
+          <w:lang w:val="es-ES"/>
+        </w:rPr>
+        <w:t>..............</w:t>
+      </w:r>
+      <w:proofErr w:type="gramEnd"/>
+      <w:r>
+        <w:rPr>
+          <w:rFonts w:ascii="Cambria" w:hAnsi="Cambria"/>
+          <w:lang w:val="es-ES"/>
+        </w:rPr>
+        <w:t xml:space="preserve"> </w:t>
+      </w:r>
+      <w:r>
+        <w:rPr>
+          <w:rStyle w:val="Textoennegrita"/>
+          <w:rFonts w:ascii="Cambria" w:hAnsi="Cambria"/>
+          <w:lang w:val="es-ES"/>
+        </w:rPr>
+        <w:t>8</w:t>
+      </w:r>
+    </w:p>
+    <w:p>
+      <w:pPr>
+        <w:pStyle w:val="NormalWeb"/>
+        <w:rPr>
+          <w:rFonts w:ascii="Cambria" w:hAnsi="Cambria"/>
+          <w:lang w:val="es-ES"/>
+        </w:rPr>
+      </w:pPr>
+      <w:r>
+        <w:rPr>
+          <w:rStyle w:val="Textoennegrita"/>
+          <w:rFonts w:ascii="Cambria" w:hAnsi="Cambria"/>
+          <w:lang w:val="es-ES"/>
+        </w:rPr>
+        <w:t xml:space="preserve">6. </w:t>
+      </w:r>
+      <w:proofErr w:type="gramStart"/>
+      <w:r>
+        <w:rPr>
+          <w:rStyle w:val="Textoennegrita"/>
+          <w:rFonts w:ascii="Cambria" w:hAnsi="Cambria"/>
+          <w:lang w:val="es-ES"/>
+        </w:rPr>
+        <w:t>Conclusiones</w:t>
+      </w:r>
+      <w:r>
+        <w:rPr>
+          <w:rFonts w:ascii="Cambria" w:hAnsi="Cambria"/>
+          <w:lang w:val="es-ES"/>
+        </w:rPr>
+        <w:t xml:space="preserve"> .....................................................</w:t>
+      </w:r>
+      <w:proofErr w:type="gramEnd"/>
+      <w:r>
+        <w:rPr>
+          <w:rFonts w:ascii="Cambria" w:hAnsi="Cambria"/>
+          <w:lang w:val="es-ES"/>
+        </w:rPr>
+        <w:t xml:space="preserve"> </w:t>
+      </w:r>
+      <w:r>
+        <w:rPr>
+          <w:rStyle w:val="Textoennegrita"/>
+          <w:rFonts w:ascii="Cambria" w:hAnsi="Cambria"/>
+          <w:lang w:val="es-ES"/>
+        </w:rPr>
+        <w:t>8</w:t>
+      </w:r>
+    </w:p>
+    <w:p>
+      <w:pPr>
+        <w:pStyle w:val="NormalWeb"/>
+        <w:rPr>
+          <w:rFonts w:ascii="Cambria" w:hAnsi="Cambria"/>
+        </w:rPr>
+      </w:pPr>
+      <w:r>
+        <w:rPr>
+          <w:rStyle w:val="Textoennegrita"/>
+          <w:rFonts w:ascii="Cambria" w:hAnsi="Cambria"/>
+          <w:lang w:val="es-ES"/>
+        </w:rPr>
+        <w:t xml:space="preserve">7. Ejercicio 1.2: Logística de Emergencias Avanzada en </w:t>
+      </w:r>
+      <w:proofErr w:type="gramStart"/>
+      <w:r>
+        <w:rPr>
+          <w:rStyle w:val="Textoennegrita"/>
+          <w:rFonts w:ascii="Cambria" w:hAnsi="Cambria"/>
+          <w:lang w:val="es-ES"/>
+        </w:rPr>
+        <w:t>SHOP2</w:t>
+      </w:r>
+      <w:r>
+        <w:rPr>
+          <w:rFonts w:ascii="Cambria" w:hAnsi="Cambria"/>
+          <w:lang w:val="es-ES"/>
+        </w:rPr>
+        <w:t xml:space="preserve"> .......................</w:t>
+      </w:r>
+      <w:r>
+        <w:rPr>
+          <w:rFonts w:ascii="Cambria" w:hAnsi="Cambria"/>
+          <w:lang w:val="es-ES"/>
+        </w:rPr>
+        <w:t>..............................</w:t>
+      </w:r>
+      <w:proofErr w:type="gramEnd"/>
+      <w:r>
+        <w:rPr>
+          <w:rFonts w:ascii="Cambria" w:hAnsi="Cambria"/>
+          <w:lang w:val="es-ES"/>
+        </w:rPr>
+        <w:t xml:space="preserve"> </w:t>
+      </w:r>
+      <w:r>
+        <w:rPr>
+          <w:rStyle w:val="Textoennegrita"/>
+          <w:rFonts w:ascii="Cambria" w:hAnsi="Cambria"/>
+          <w:lang w:val="es-ES"/>
+        </w:rPr>
+        <w:t>9</w:t>
+      </w:r>
+      <w:r>
+        <w:rPr>
+          <w:rFonts w:ascii="Cambria" w:hAnsi="Cambria"/>
+          <w:lang w:val="es-ES"/>
+        </w:rPr>
+        <w:br/>
+      </w:r>
+      <w:r>
+        <w:rPr>
+          <w:rFonts w:ascii="Cambria" w:hAnsi="Cambria"/>
+        </w:rPr>
+        <w:t> </w:t>
+      </w:r>
+      <w:r>
+        <w:rPr>
+          <w:rFonts w:ascii="Cambria" w:hAnsi="Cambria"/>
+          <w:lang w:val="es-ES"/>
+        </w:rPr>
+        <w:t xml:space="preserve">7.1. Arquitectura jerárquica del dominio </w:t>
+      </w:r>
+      <w:proofErr w:type="gramStart"/>
+      <w:r>
+        <w:rPr>
+          <w:rFonts w:ascii="Cambria" w:hAnsi="Cambria"/>
+          <w:lang w:val="es-ES"/>
+        </w:rPr>
+        <w:t>avanzado ...</w:t>
+      </w:r>
+      <w:proofErr w:type="gramEnd"/>
+      <w:r>
+        <w:rPr>
+          <w:rFonts w:ascii="Cambria" w:hAnsi="Cambria"/>
+          <w:lang w:val="es-ES"/>
+        </w:rPr>
+        <w:t xml:space="preserve"> </w:t>
+      </w:r>
+      <w:r>
+        <w:rPr>
+          <w:rStyle w:val="Textoennegrita"/>
+          <w:rFonts w:ascii="Cambria" w:hAnsi="Cambria"/>
+          <w:lang w:val="es-ES"/>
+        </w:rPr>
+        <w:t>9</w:t>
+      </w:r>
+      <w:r>
+        <w:rPr>
+          <w:rFonts w:ascii="Cambria" w:hAnsi="Cambria"/>
+          <w:lang w:val="es-ES"/>
+        </w:rPr>
+        <w:br/>
+      </w:r>
+      <w:r>
+        <w:rPr>
+          <w:rFonts w:ascii="Cambria" w:hAnsi="Cambria"/>
+        </w:rPr>
+        <w:t> </w:t>
+      </w:r>
+      <w:r>
+        <w:rPr>
+          <w:rFonts w:ascii="Cambria" w:hAnsi="Cambria"/>
+          <w:lang w:val="es-ES"/>
+        </w:rPr>
+        <w:t xml:space="preserve">7.2. Decisiones de diseño </w:t>
+      </w:r>
+      <w:proofErr w:type="gramStart"/>
+      <w:r>
+        <w:rPr>
+          <w:rFonts w:ascii="Cambria" w:hAnsi="Cambria"/>
+          <w:lang w:val="es-ES"/>
+        </w:rPr>
+        <w:t>destacadas .....................</w:t>
+      </w:r>
+      <w:proofErr w:type="gramEnd"/>
+      <w:r>
+        <w:rPr>
+          <w:rFonts w:ascii="Cambria" w:hAnsi="Cambria"/>
+          <w:lang w:val="es-ES"/>
+        </w:rPr>
+        <w:t xml:space="preserve"> </w:t>
+      </w:r>
+      <w:r>
+        <w:rPr>
+          <w:rStyle w:val="Textoennegrita"/>
+          <w:rFonts w:ascii="Cambria" w:hAnsi="Cambria"/>
+          <w:lang w:val="es-ES"/>
+        </w:rPr>
+        <w:t>10</w:t>
+      </w:r>
+      <w:r>
+        <w:rPr>
+          <w:rFonts w:ascii="Cambria" w:hAnsi="Cambria"/>
+          <w:lang w:val="es-ES"/>
+        </w:rPr>
+        <w:br/>
+      </w:r>
+      <w:r>
+        <w:rPr>
+          <w:rFonts w:ascii="Cambria" w:hAnsi="Cambria"/>
+        </w:rPr>
+        <w:t> </w:t>
+      </w:r>
+      <w:r>
+        <w:rPr>
+          <w:rFonts w:ascii="Cambria" w:hAnsi="Cambria"/>
+          <w:lang w:val="es-ES"/>
+        </w:rPr>
+        <w:t xml:space="preserve">7.3. Resultados experimentales del dominio </w:t>
+      </w:r>
+      <w:proofErr w:type="gramStart"/>
+      <w:r>
+        <w:rPr>
+          <w:rFonts w:ascii="Cambria" w:hAnsi="Cambria"/>
+          <w:lang w:val="es-ES"/>
+        </w:rPr>
+        <w:t>avanzado ..............................................................</w:t>
+      </w:r>
+      <w:proofErr w:type="gramEnd"/>
+      <w:r>
+        <w:rPr>
+          <w:rFonts w:ascii="Cambria" w:hAnsi="Cambria"/>
+          <w:lang w:val="es-ES"/>
+        </w:rPr>
+        <w:t xml:space="preserve"> </w:t>
+      </w:r>
+      <w:r>
+        <w:rPr>
+          <w:rStyle w:val="Textoennegrita"/>
+          <w:rFonts w:ascii="Cambria" w:hAnsi="Cambria"/>
+          <w:lang w:val="es-ES"/>
+        </w:rPr>
+        <w:t>10</w:t>
+      </w:r>
+      <w:r>
+        <w:rPr>
+          <w:rFonts w:ascii="Cambria" w:hAnsi="Cambria"/>
+          <w:lang w:val="es-ES"/>
+        </w:rPr>
+        <w:br/>
+      </w:r>
+      <w:r>
+        <w:rPr>
+          <w:rFonts w:ascii="Cambria" w:hAnsi="Cambria"/>
+        </w:rPr>
+        <w:t> </w:t>
+      </w:r>
+      <w:r>
+        <w:rPr>
+          <w:rFonts w:ascii="Cambria" w:hAnsi="Cambria"/>
+          <w:lang w:val="es-ES"/>
+        </w:rPr>
+        <w:t xml:space="preserve">7.4. Análisis estadístico con múltiples </w:t>
+      </w:r>
+      <w:proofErr w:type="gramStart"/>
+      <w:r>
+        <w:rPr>
+          <w:rFonts w:ascii="Cambria" w:hAnsi="Cambria"/>
+          <w:lang w:val="es-ES"/>
+        </w:rPr>
+        <w:t>repeticiones ...</w:t>
+      </w:r>
+      <w:proofErr w:type="gramEnd"/>
+      <w:r>
+        <w:rPr>
+          <w:rFonts w:ascii="Cambria" w:hAnsi="Cambria"/>
+          <w:lang w:val="es-ES"/>
+        </w:rPr>
+        <w:t xml:space="preserve"> </w:t>
+      </w:r>
+      <w:r>
+        <w:rPr>
+          <w:rStyle w:val="Textoennegrita"/>
+          <w:rFonts w:ascii="Cambria" w:hAnsi="Cambria"/>
+        </w:rPr>
+        <w:t>11</w:t>
+      </w:r>
+      <w:r>
+        <w:rPr>
+          <w:rFonts w:ascii="Cambria" w:hAnsi="Cambria"/>
+        </w:rPr>
+        <w:br/>
+      </w:r>
+      <w:r>
+        <w:rPr>
+          <w:rFonts w:ascii="Cambria" w:hAnsi="Cambria"/>
+        </w:rPr>
+        <w:t> </w:t>
+      </w:r>
+      <w:r>
+        <w:rPr>
+          <w:rFonts w:ascii="Cambria" w:hAnsi="Cambria"/>
+        </w:rPr>
+        <w:t xml:space="preserve">7.5. </w:t>
+      </w:r>
+      <w:proofErr w:type="spellStart"/>
+      <w:r>
+        <w:rPr>
+          <w:rFonts w:ascii="Cambria" w:hAnsi="Cambria"/>
+        </w:rPr>
+        <w:t>Conclusiones</w:t>
+      </w:r>
+      <w:proofErr w:type="spellEnd"/>
+      <w:r>
+        <w:rPr>
+          <w:rFonts w:ascii="Cambria" w:hAnsi="Cambria"/>
+        </w:rPr>
+        <w:t xml:space="preserve"> del </w:t>
+      </w:r>
+      <w:proofErr w:type="spellStart"/>
+      <w:r>
+        <w:rPr>
+          <w:rFonts w:ascii="Cambria" w:hAnsi="Cambria"/>
+        </w:rPr>
+        <w:t>Ejercicio</w:t>
+      </w:r>
+      <w:proofErr w:type="spellEnd"/>
+      <w:r>
+        <w:rPr>
+          <w:rFonts w:ascii="Cambria" w:hAnsi="Cambria"/>
+        </w:rPr>
+        <w:t xml:space="preserve"> </w:t>
+      </w:r>
+      <w:proofErr w:type="gramStart"/>
+      <w:r>
+        <w:rPr>
+          <w:rFonts w:ascii="Cambria" w:hAnsi="Cambria"/>
+        </w:rPr>
+        <w:t>1.2 ..........................</w:t>
+      </w:r>
+      <w:proofErr w:type="gramEnd"/>
+      <w:r>
+        <w:rPr>
+          <w:rFonts w:ascii="Cambria" w:hAnsi="Cambria"/>
+        </w:rPr>
+        <w:t xml:space="preserve"> </w:t>
+      </w:r>
+      <w:r>
+        <w:rPr>
+          <w:rStyle w:val="Textoennegrita"/>
+          <w:rFonts w:ascii="Cambria" w:hAnsi="Cambria"/>
+        </w:rPr>
+        <w:t>12</w:t>
+      </w:r>
+    </w:p>
+    <w:p>
+      <w:pPr>
         <w:pStyle w:val="Ttulo1"/>
         <w:pBdr>
           <w:bottom w:val="single" w:sz="6" w:space="1" w:color="2E75B6"/>
@@ -897,173 +2015,6 @@
           <w:rFonts w:ascii="Cambria" w:hAnsi="Cambria"/>
         </w:rPr>
       </w:pPr>
-      <w:r>
-        <w:rPr>
-          <w:rFonts w:ascii="Cambria" w:hAnsi="Cambria"/>
-        </w:rPr>
-        <w:lastRenderedPageBreak/>
-        <w:t>1. Introducción y Objetivos</w:t>
-      </w:r>
-    </w:p>
-    <w:p>
-      <w:pPr>
-        <w:spacing w:after="140"/>
-        <w:jc w:val="both"/>
-        <w:rPr>
-          <w:rFonts w:ascii="Cambria" w:hAnsi="Cambria"/>
-          <w:color w:val="000000" w:themeColor="text1"/>
-        </w:rPr>
-      </w:pPr>
-      <w:r>
-        <w:rPr>
-          <w:rFonts w:ascii="Cambria" w:hAnsi="Cambria"/>
-          <w:color w:val="000000" w:themeColor="text1"/>
-        </w:rPr>
-        <w:t>El objetivo de este ejercicio es trasladar el dominio de logística de emergencias, previamente modelado en PDDL para la Práctica 1, al formato de planificación jerárquica JSHOP2. A diferencia de la planificación clásica, la planificación HTN (Hierarchical Task Network) permite</w:t>
-      </w:r>
-      <w:r>
-        <w:rPr>
-          <w:rFonts w:ascii="Cambria" w:hAnsi="Cambria"/>
-          <w:color w:val="000000" w:themeColor="text1"/>
-        </w:rPr>
-        <w:t xml:space="preserve"> </w:t>
-      </w:r>
-      <w:r>
-        <w:rPr>
-          <w:rFonts w:ascii="Cambria" w:hAnsi="Cambria"/>
-          <w:color w:val="000000" w:themeColor="text1"/>
-        </w:rPr>
-        <w:t>incorporar conocimiento del dominio directamente en la estructura de los métodos, guiando al planificador hacia soluciones sin necesidad de explorar el espacio de estados completo.</w:t>
-      </w:r>
-    </w:p>
-    <w:p>
-      <w:pPr>
-        <w:spacing w:after="140"/>
-        <w:jc w:val="both"/>
-        <w:rPr>
-          <w:rFonts w:ascii="Cambria" w:hAnsi="Cambria"/>
-          <w:color w:val="000000" w:themeColor="text1"/>
-        </w:rPr>
-      </w:pPr>
-      <w:r>
-        <w:rPr>
-          <w:rFonts w:ascii="Cambria" w:hAnsi="Cambria"/>
-          <w:color w:val="000000" w:themeColor="text1"/>
-        </w:rPr>
-        <w:t>Los objetivos específicos son:</w:t>
-      </w:r>
-    </w:p>
-    <w:p>
-      <w:pPr>
-        <w:spacing w:after="80"/>
-        <w:jc w:val="both"/>
-        <w:rPr>
-          <w:rFonts w:ascii="Cambria" w:hAnsi="Cambria"/>
-          <w:color w:val="000000" w:themeColor="text1"/>
-        </w:rPr>
-      </w:pPr>
-      <w:r>
-        <w:rPr>
-          <w:rFonts w:ascii="Cambria" w:hAnsi="Cambria"/>
-          <w:color w:val="000000" w:themeColor="text1"/>
-        </w:rPr>
-        <w:t>Modelar el dominio de emergencias en JSHOP2 mediante operadores y métodos HTN.</w:t>
-      </w:r>
-      <w:r>
-        <w:rPr>
-          <w:rFonts w:ascii="Cambria" w:hAnsi="Cambria"/>
-          <w:color w:val="000000" w:themeColor="text1"/>
-        </w:rPr>
-        <w:t xml:space="preserve"> </w:t>
-      </w:r>
-      <w:r>
-        <w:rPr>
-          <w:rFonts w:ascii="Cambria" w:hAnsi="Cambria"/>
-          <w:color w:val="000000" w:themeColor="text1"/>
-        </w:rPr>
-        <w:t>Implementar una tarea de alto nivel (enviar-todo) que descomponga recursivamente el problema en entregas individuales.</w:t>
-      </w:r>
-      <w:r>
-        <w:rPr>
-          <w:rFonts w:ascii="Cambria" w:hAnsi="Cambria"/>
-          <w:color w:val="000000" w:themeColor="text1"/>
-        </w:rPr>
-        <w:t xml:space="preserve"> </w:t>
-      </w:r>
-      <w:r>
-        <w:rPr>
-          <w:rFonts w:ascii="Cambria" w:hAnsi="Cambria"/>
-          <w:color w:val="000000" w:themeColor="text1"/>
-        </w:rPr>
-        <w:t>Adaptar el generador de problemas de la Práctica 1 al formato JSHOP2.</w:t>
-      </w:r>
-      <w:r>
-        <w:rPr>
-          <w:rFonts w:ascii="Cambria" w:hAnsi="Cambria"/>
-          <w:color w:val="000000" w:themeColor="text1"/>
-        </w:rPr>
-        <w:t xml:space="preserve"> </w:t>
-      </w:r>
-      <w:r>
-        <w:rPr>
-          <w:rFonts w:ascii="Cambria" w:hAnsi="Cambria"/>
-          <w:color w:val="000000" w:themeColor="text1"/>
-        </w:rPr>
-        <w:t>Comparar el rendimiento de JSHOP2 frente al mejor planificador clásico obtenido en la Práctica 1 (FF).</w:t>
-      </w:r>
-    </w:p>
-    <w:p>
-      <w:pPr>
-        <w:spacing w:after="80"/>
-        <w:jc w:val="both"/>
-        <w:rPr>
-          <w:rFonts w:ascii="Cambria" w:hAnsi="Cambria"/>
-          <w:color w:val="000000" w:themeColor="text1"/>
-        </w:rPr>
-      </w:pPr>
-      <w:r>
-        <w:rPr>
-          <w:rFonts w:ascii="Cambria" w:hAnsi="Cambria"/>
-          <w:color w:val="000000" w:themeColor="text1"/>
-        </w:rPr>
-        <w:t>E</w:t>
-      </w:r>
-      <w:r>
-        <w:rPr>
-          <w:rFonts w:ascii="Cambria" w:hAnsi="Cambria"/>
-          <w:color w:val="000000" w:themeColor="text1"/>
-        </w:rPr>
-        <w:t xml:space="preserve">n la </w:t>
-      </w:r>
-      <w:r>
-        <w:rPr>
-          <w:rFonts w:ascii="Cambria" w:hAnsi="Cambria"/>
-          <w:b/>
-          <w:color w:val="000000" w:themeColor="text1"/>
-        </w:rPr>
-        <w:t>segunda parte</w:t>
-      </w:r>
-      <w:r>
-        <w:rPr>
-          <w:rFonts w:ascii="Cambria" w:hAnsi="Cambria"/>
-          <w:color w:val="000000" w:themeColor="text1"/>
-        </w:rPr>
-        <w:t xml:space="preserve"> de la práctica se amplía el dominio inicial incorporando fluents, transportadores y gestión de cantidades variables, permitiendo abordar escenarios logísticos más complejos y analizar la capacidad de adaptación del modelo jerárquico.</w:t>
-      </w:r>
-      <w:r>
-        <w:rPr>
-          <w:rFonts w:ascii="Cambria" w:hAnsi="Cambria"/>
-          <w:color w:val="000000" w:themeColor="text1"/>
-        </w:rPr>
-        <w:t xml:space="preserve"> Sus objetivos:</w:t>
-      </w:r>
-      <w:r>
-        <w:rPr>
-          <w:rFonts w:ascii="Cambria" w:hAnsi="Cambria"/>
-          <w:color w:val="000000" w:themeColor="text1"/>
-        </w:rPr>
-        <w:t xml:space="preserve"> diseñar métodos HTN más elaborados para la selección y uso eficiente de recursos, y evaluar experimentalmente cómo estas mejoras afectan al rendimiento y la escalabilidad del planificador.</w:t>
-      </w:r>
     </w:p>
     <w:p>
       <w:pPr>
@@ -1075,25 +2026,78 @@
           <w:rFonts w:ascii="Cambria" w:hAnsi="Cambria"/>
         </w:rPr>
       </w:pPr>
-      <w:r>
-        <w:rPr>
-          <w:rFonts w:ascii="Cambria" w:hAnsi="Cambria"/>
-        </w:rPr>
-        <w:t>2. Modelado del Dominio en JSHOP2</w:t>
-      </w:r>
-    </w:p>
-    <w:p>
-      <w:pPr>
-        <w:pStyle w:val="Ttulo2"/>
-        <w:rPr>
-          <w:rFonts w:ascii="Cambria" w:hAnsi="Cambria"/>
-        </w:rPr>
-      </w:pPr>
-      <w:r>
-        <w:rPr>
-          <w:rFonts w:ascii="Cambria" w:hAnsi="Cambria"/>
-        </w:rPr>
-        <w:t>2.1. Diferencias respecto al modelo PDDL</w:t>
+    </w:p>
+    <w:p>
+      <w:pPr>
+        <w:pStyle w:val="Ttulo1"/>
+        <w:pBdr>
+          <w:bottom w:val="single" w:sz="6" w:space="1" w:color="2E75B6"/>
+        </w:pBdr>
+        <w:rPr>
+          <w:rFonts w:ascii="Cambria" w:hAnsi="Cambria"/>
+        </w:rPr>
+      </w:pPr>
+    </w:p>
+    <w:p>
+      <w:pPr>
+        <w:pStyle w:val="Ttulo1"/>
+        <w:pBdr>
+          <w:bottom w:val="single" w:sz="6" w:space="1" w:color="2E75B6"/>
+        </w:pBdr>
+        <w:rPr>
+          <w:rFonts w:ascii="Cambria" w:hAnsi="Cambria"/>
+        </w:rPr>
+      </w:pPr>
+    </w:p>
+    <w:p>
+      <w:pPr>
+        <w:pStyle w:val="Ttulo1"/>
+        <w:pBdr>
+          <w:bottom w:val="single" w:sz="6" w:space="1" w:color="2E75B6"/>
+        </w:pBdr>
+        <w:rPr>
+          <w:rFonts w:ascii="Cambria" w:hAnsi="Cambria"/>
+        </w:rPr>
+      </w:pPr>
+    </w:p>
+    <w:p>
+      <w:pPr>
+        <w:pStyle w:val="Ttulo1"/>
+        <w:pBdr>
+          <w:bottom w:val="single" w:sz="6" w:space="1" w:color="2E75B6"/>
+        </w:pBdr>
+        <w:rPr>
+          <w:rFonts w:ascii="Cambria" w:hAnsi="Cambria"/>
+        </w:rPr>
+      </w:pPr>
+    </w:p>
+    <w:p>
+      <w:pPr>
+        <w:pStyle w:val="Ttulo1"/>
+        <w:pBdr>
+          <w:bottom w:val="single" w:sz="6" w:space="1" w:color="2E75B6"/>
+        </w:pBdr>
+        <w:rPr>
+          <w:rFonts w:ascii="Cambria" w:hAnsi="Cambria"/>
+        </w:rPr>
+      </w:pPr>
+    </w:p>
+    <w:p>
+      <w:pPr>
+        <w:pStyle w:val="Ttulo1"/>
+        <w:pBdr>
+          <w:bottom w:val="single" w:sz="6" w:space="1" w:color="2E75B6"/>
+        </w:pBdr>
+        <w:rPr>
+          <w:rFonts w:ascii="Cambria" w:hAnsi="Cambria"/>
+        </w:rPr>
+      </w:pPr>
+      <w:r>
+        <w:rPr>
+          <w:rFonts w:ascii="Cambria" w:hAnsi="Cambria"/>
+        </w:rPr>
+        <w:lastRenderedPageBreak/>
+        <w:t>1. Introducción y Objetivos</w:t>
       </w:r>
     </w:p>
     <w:p>
@@ -1110,7 +2114,278 @@
           <w:rFonts w:ascii="Cambria" w:hAnsi="Cambria"/>
           <w:color w:val="000000" w:themeColor="text1"/>
         </w:rPr>
-        <w:t>El modelo PDDL original define acciones (fly, pick-up, deliver) con precondiciones y efectos, y especifica las metas del problema como estados finales a alcanzar. JSHOP2 introduce dos cambios fundamentales:</w:t>
+        <w:t>El objetivo de este ejercicio es trasladar el dominio de logística de emergencias, previamente modelado en PDDL para la Práctica 1, al formato de planificación jerárquica JSHOP2. A diferencia de la planificación clásica, la planificación HTN (</w:t>
+      </w:r>
+      <w:proofErr w:type="spellStart"/>
+      <w:r>
+        <w:rPr>
+          <w:rFonts w:ascii="Cambria" w:hAnsi="Cambria"/>
+          <w:color w:val="000000" w:themeColor="text1"/>
+        </w:rPr>
+        <w:t>Hierarchical</w:t>
+      </w:r>
+      <w:proofErr w:type="spellEnd"/>
+      <w:r>
+        <w:rPr>
+          <w:rFonts w:ascii="Cambria" w:hAnsi="Cambria"/>
+          <w:color w:val="000000" w:themeColor="text1"/>
+        </w:rPr>
+        <w:t xml:space="preserve"> </w:t>
+      </w:r>
+      <w:proofErr w:type="spellStart"/>
+      <w:r>
+        <w:rPr>
+          <w:rFonts w:ascii="Cambria" w:hAnsi="Cambria"/>
+          <w:color w:val="000000" w:themeColor="text1"/>
+        </w:rPr>
+        <w:t>Task</w:t>
+      </w:r>
+      <w:proofErr w:type="spellEnd"/>
+      <w:r>
+        <w:rPr>
+          <w:rFonts w:ascii="Cambria" w:hAnsi="Cambria"/>
+          <w:color w:val="000000" w:themeColor="text1"/>
+        </w:rPr>
+        <w:t xml:space="preserve"> Network) permite</w:t>
+      </w:r>
+      <w:r>
+        <w:rPr>
+          <w:rFonts w:ascii="Cambria" w:hAnsi="Cambria"/>
+          <w:color w:val="000000" w:themeColor="text1"/>
+        </w:rPr>
+        <w:t xml:space="preserve"> </w:t>
+      </w:r>
+      <w:r>
+        <w:rPr>
+          <w:rFonts w:ascii="Cambria" w:hAnsi="Cambria"/>
+          <w:color w:val="000000" w:themeColor="text1"/>
+        </w:rPr>
+        <w:t>incorporar conocimiento del dominio directamente en la estructura de los métodos, guiando al planificador hacia soluciones sin necesidad de explorar el espacio de estados completo.</w:t>
+      </w:r>
+    </w:p>
+    <w:p>
+      <w:pPr>
+        <w:spacing w:after="140"/>
+        <w:jc w:val="both"/>
+        <w:rPr>
+          <w:rFonts w:ascii="Cambria" w:hAnsi="Cambria"/>
+          <w:color w:val="000000" w:themeColor="text1"/>
+        </w:rPr>
+      </w:pPr>
+      <w:r>
+        <w:rPr>
+          <w:rFonts w:ascii="Cambria" w:hAnsi="Cambria"/>
+          <w:color w:val="000000" w:themeColor="text1"/>
+        </w:rPr>
+        <w:t>Los objetivos específicos son:</w:t>
+      </w:r>
+    </w:p>
+    <w:p>
+      <w:pPr>
+        <w:spacing w:after="80"/>
+        <w:jc w:val="both"/>
+        <w:rPr>
+          <w:rFonts w:ascii="Cambria" w:hAnsi="Cambria"/>
+          <w:color w:val="000000" w:themeColor="text1"/>
+        </w:rPr>
+      </w:pPr>
+      <w:r>
+        <w:rPr>
+          <w:rFonts w:ascii="Cambria" w:hAnsi="Cambria"/>
+          <w:color w:val="000000" w:themeColor="text1"/>
+        </w:rPr>
+        <w:t>Modelar el dominio de emergencias en JSHOP2 mediante operadores y métodos HTN.</w:t>
+      </w:r>
+      <w:r>
+        <w:rPr>
+          <w:rFonts w:ascii="Cambria" w:hAnsi="Cambria"/>
+          <w:color w:val="000000" w:themeColor="text1"/>
+        </w:rPr>
+        <w:t xml:space="preserve"> </w:t>
+      </w:r>
+      <w:r>
+        <w:rPr>
+          <w:rFonts w:ascii="Cambria" w:hAnsi="Cambria"/>
+          <w:color w:val="000000" w:themeColor="text1"/>
+        </w:rPr>
+        <w:t>Implementar una tarea de alto nivel (enviar-todo) que descomponga recursivamente el problema en entregas individuales.</w:t>
+      </w:r>
+      <w:r>
+        <w:rPr>
+          <w:rFonts w:ascii="Cambria" w:hAnsi="Cambria"/>
+          <w:color w:val="000000" w:themeColor="text1"/>
+        </w:rPr>
+        <w:t xml:space="preserve"> </w:t>
+      </w:r>
+      <w:r>
+        <w:rPr>
+          <w:rFonts w:ascii="Cambria" w:hAnsi="Cambria"/>
+          <w:color w:val="000000" w:themeColor="text1"/>
+        </w:rPr>
+        <w:t>Adaptar el generador de problemas de la Práctica 1 al formato JSHOP2.</w:t>
+      </w:r>
+      <w:r>
+        <w:rPr>
+          <w:rFonts w:ascii="Cambria" w:hAnsi="Cambria"/>
+          <w:color w:val="000000" w:themeColor="text1"/>
+        </w:rPr>
+        <w:t xml:space="preserve"> </w:t>
+      </w:r>
+      <w:r>
+        <w:rPr>
+          <w:rFonts w:ascii="Cambria" w:hAnsi="Cambria"/>
+          <w:color w:val="000000" w:themeColor="text1"/>
+        </w:rPr>
+        <w:t>Comparar el rendimiento de JSHOP2 frente al mejor planificador clásico obtenido en la Práctica 1 (FF).</w:t>
+      </w:r>
+    </w:p>
+    <w:p>
+      <w:pPr>
+        <w:spacing w:after="80"/>
+        <w:jc w:val="both"/>
+        <w:rPr>
+          <w:rFonts w:ascii="Cambria" w:hAnsi="Cambria"/>
+          <w:color w:val="000000" w:themeColor="text1"/>
+        </w:rPr>
+      </w:pPr>
+      <w:r>
+        <w:rPr>
+          <w:rFonts w:ascii="Cambria" w:hAnsi="Cambria"/>
+          <w:color w:val="000000" w:themeColor="text1"/>
+        </w:rPr>
+        <w:t>E</w:t>
+      </w:r>
+      <w:r>
+        <w:rPr>
+          <w:rFonts w:ascii="Cambria" w:hAnsi="Cambria"/>
+          <w:color w:val="000000" w:themeColor="text1"/>
+        </w:rPr>
+        <w:t xml:space="preserve">n la </w:t>
+      </w:r>
+      <w:r>
+        <w:rPr>
+          <w:rFonts w:ascii="Cambria" w:hAnsi="Cambria"/>
+          <w:b/>
+          <w:color w:val="000000" w:themeColor="text1"/>
+        </w:rPr>
+        <w:t>segunda parte</w:t>
+      </w:r>
+      <w:r>
+        <w:rPr>
+          <w:rFonts w:ascii="Cambria" w:hAnsi="Cambria"/>
+          <w:color w:val="000000" w:themeColor="text1"/>
+        </w:rPr>
+        <w:t xml:space="preserve"> de la práctica se amplía el dominio inicial incorporando </w:t>
+      </w:r>
+      <w:proofErr w:type="spellStart"/>
+      <w:r>
+        <w:rPr>
+          <w:rFonts w:ascii="Cambria" w:hAnsi="Cambria"/>
+          <w:color w:val="000000" w:themeColor="text1"/>
+        </w:rPr>
+        <w:t>fluents</w:t>
+      </w:r>
+      <w:proofErr w:type="spellEnd"/>
+      <w:r>
+        <w:rPr>
+          <w:rFonts w:ascii="Cambria" w:hAnsi="Cambria"/>
+          <w:color w:val="000000" w:themeColor="text1"/>
+        </w:rPr>
+        <w:t>, transportadores y gestión de cantidades variables, permitiendo abordar escenarios logísticos más complejos y analizar la capacidad de adaptación del modelo jerárquico.</w:t>
+      </w:r>
+      <w:r>
+        <w:rPr>
+          <w:rFonts w:ascii="Cambria" w:hAnsi="Cambria"/>
+          <w:color w:val="000000" w:themeColor="text1"/>
+        </w:rPr>
+        <w:t xml:space="preserve"> Sus objetivos:</w:t>
+      </w:r>
+      <w:r>
+        <w:rPr>
+          <w:rFonts w:ascii="Cambria" w:hAnsi="Cambria"/>
+          <w:color w:val="000000" w:themeColor="text1"/>
+        </w:rPr>
+        <w:t xml:space="preserve"> diseñar métodos HTN más elaborados para la selección y uso eficiente de recursos, y evaluar experimentalmente cómo estas mejoras afectan al rendimiento y la escalabilidad del planificador.</w:t>
+      </w:r>
+    </w:p>
+    <w:p>
+      <w:pPr>
+        <w:pStyle w:val="Ttulo1"/>
+        <w:pBdr>
+          <w:bottom w:val="single" w:sz="6" w:space="1" w:color="2E75B6"/>
+        </w:pBdr>
+        <w:rPr>
+          <w:rFonts w:ascii="Cambria" w:hAnsi="Cambria"/>
+        </w:rPr>
+      </w:pPr>
+      <w:r>
+        <w:rPr>
+          <w:rFonts w:ascii="Cambria" w:hAnsi="Cambria"/>
+        </w:rPr>
+        <w:t>2. Modelado del Dominio en JSHOP2</w:t>
+      </w:r>
+    </w:p>
+    <w:p>
+      <w:pPr>
+        <w:pStyle w:val="Ttulo2"/>
+        <w:rPr>
+          <w:rFonts w:ascii="Cambria" w:hAnsi="Cambria"/>
+        </w:rPr>
+      </w:pPr>
+      <w:r>
+        <w:rPr>
+          <w:rFonts w:ascii="Cambria" w:hAnsi="Cambria"/>
+        </w:rPr>
+        <w:t>2.1. Diferencias respecto al modelo PDDL</w:t>
+      </w:r>
+    </w:p>
+    <w:p>
+      <w:pPr>
+        <w:spacing w:after="140"/>
+        <w:jc w:val="both"/>
+        <w:rPr>
+          <w:rFonts w:ascii="Cambria" w:hAnsi="Cambria"/>
+          <w:color w:val="000000" w:themeColor="text1"/>
+        </w:rPr>
+      </w:pPr>
+      <w:r>
+        <w:rPr>
+          <w:rFonts w:ascii="Cambria" w:hAnsi="Cambria"/>
+          <w:color w:val="000000" w:themeColor="text1"/>
+        </w:rPr>
+        <w:t>El modelo PDDL original define acciones (</w:t>
+      </w:r>
+      <w:proofErr w:type="spellStart"/>
+      <w:r>
+        <w:rPr>
+          <w:rFonts w:ascii="Cambria" w:hAnsi="Cambria"/>
+          <w:color w:val="000000" w:themeColor="text1"/>
+        </w:rPr>
+        <w:t>fly</w:t>
+      </w:r>
+      <w:proofErr w:type="spellEnd"/>
+      <w:r>
+        <w:rPr>
+          <w:rFonts w:ascii="Cambria" w:hAnsi="Cambria"/>
+          <w:color w:val="000000" w:themeColor="text1"/>
+        </w:rPr>
+        <w:t xml:space="preserve">, pick-up, </w:t>
+      </w:r>
+      <w:proofErr w:type="spellStart"/>
+      <w:r>
+        <w:rPr>
+          <w:rFonts w:ascii="Cambria" w:hAnsi="Cambria"/>
+          <w:color w:val="000000" w:themeColor="text1"/>
+        </w:rPr>
+        <w:t>deliver</w:t>
+      </w:r>
+      <w:proofErr w:type="spellEnd"/>
+      <w:r>
+        <w:rPr>
+          <w:rFonts w:ascii="Cambria" w:hAnsi="Cambria"/>
+          <w:color w:val="000000" w:themeColor="text1"/>
+        </w:rPr>
+        <w:t>) con precondiciones y efectos, y especifica las metas del problema como estados finales a alcanzar. JSHOP2 introduce dos cambios fundamentales:</w:t>
       </w:r>
     </w:p>
     <w:p>
@@ -1131,7 +2406,23 @@
           <w:rFonts w:ascii="Cambria" w:hAnsi="Cambria"/>
           <w:color w:val="000000" w:themeColor="text1"/>
         </w:rPr>
-        <w:t>Las metas desaparecen como tal: las necesidades de las personas se convierten en predicados del estado inicial (needs ?p ?t), que el planificador va consumiendo al ejecutar entregas.</w:t>
+        <w:t>Las metas desaparecen como tal: las necesidades de las personas se convierten en predicados del estado inicial (</w:t>
+      </w:r>
+      <w:proofErr w:type="spellStart"/>
+      <w:r>
+        <w:rPr>
+          <w:rFonts w:ascii="Cambria" w:hAnsi="Cambria"/>
+          <w:color w:val="000000" w:themeColor="text1"/>
+        </w:rPr>
+        <w:t>needs</w:t>
+      </w:r>
+      <w:proofErr w:type="spellEnd"/>
+      <w:r>
+        <w:rPr>
+          <w:rFonts w:ascii="Cambria" w:hAnsi="Cambria"/>
+          <w:color w:val="000000" w:themeColor="text1"/>
+        </w:rPr>
+        <w:t xml:space="preserve"> ?p ?t), que el planificador va consumiendo al ejecutar entregas.</w:t>
       </w:r>
     </w:p>
     <w:p>
@@ -1183,7 +2474,71 @@
           <w:rFonts w:ascii="Cambria" w:hAnsi="Cambria"/>
           <w:color w:val="000000" w:themeColor="text1"/>
         </w:rPr>
-        <w:t>Los tres operadores del dominio son equivalentes directos a las acciones PDDL. En JSHOP2, cada operador tiene cuatro secciones: precondiciones, lista de borrado (delete list), lista de adición (add list), y opcionalmente un coste:</w:t>
+        <w:t>Los tres operadores del dominio son equivalentes directos a las acciones PDDL. En JSHOP2, cada operador tiene cuatro secciones: precondiciones, lista de borrado (</w:t>
+      </w:r>
+      <w:proofErr w:type="spellStart"/>
+      <w:r>
+        <w:rPr>
+          <w:rFonts w:ascii="Cambria" w:hAnsi="Cambria"/>
+          <w:color w:val="000000" w:themeColor="text1"/>
+        </w:rPr>
+        <w:t>delete</w:t>
+      </w:r>
+      <w:proofErr w:type="spellEnd"/>
+      <w:r>
+        <w:rPr>
+          <w:rFonts w:ascii="Cambria" w:hAnsi="Cambria"/>
+          <w:color w:val="000000" w:themeColor="text1"/>
+        </w:rPr>
+        <w:t xml:space="preserve"> </w:t>
+      </w:r>
+      <w:proofErr w:type="spellStart"/>
+      <w:r>
+        <w:rPr>
+          <w:rFonts w:ascii="Cambria" w:hAnsi="Cambria"/>
+          <w:color w:val="000000" w:themeColor="text1"/>
+        </w:rPr>
+        <w:t>list</w:t>
+      </w:r>
+      <w:proofErr w:type="spellEnd"/>
+      <w:r>
+        <w:rPr>
+          <w:rFonts w:ascii="Cambria" w:hAnsi="Cambria"/>
+          <w:color w:val="000000" w:themeColor="text1"/>
+        </w:rPr>
+        <w:t>), lista de adición (</w:t>
+      </w:r>
+      <w:proofErr w:type="spellStart"/>
+      <w:r>
+        <w:rPr>
+          <w:rFonts w:ascii="Cambria" w:hAnsi="Cambria"/>
+          <w:color w:val="000000" w:themeColor="text1"/>
+        </w:rPr>
+        <w:t>add</w:t>
+      </w:r>
+      <w:proofErr w:type="spellEnd"/>
+      <w:r>
+        <w:rPr>
+          <w:rFonts w:ascii="Cambria" w:hAnsi="Cambria"/>
+          <w:color w:val="000000" w:themeColor="text1"/>
+        </w:rPr>
+        <w:t xml:space="preserve"> </w:t>
+      </w:r>
+      <w:proofErr w:type="spellStart"/>
+      <w:r>
+        <w:rPr>
+          <w:rFonts w:ascii="Cambria" w:hAnsi="Cambria"/>
+          <w:color w:val="000000" w:themeColor="text1"/>
+        </w:rPr>
+        <w:t>list</w:t>
+      </w:r>
+      <w:proofErr w:type="spellEnd"/>
+      <w:r>
+        <w:rPr>
+          <w:rFonts w:ascii="Cambria" w:hAnsi="Cambria"/>
+          <w:color w:val="000000" w:themeColor="text1"/>
+        </w:rPr>
+        <w:t>), y opcionalmente un coste:</w:t>
       </w:r>
     </w:p>
     <w:p>
@@ -1205,7 +2560,31 @@
           <w:szCs w:val="18"/>
           <w:lang w:val="en-US"/>
         </w:rPr>
-        <w:t>(:operator (!fly ?d ?from ?to)</w:t>
+        <w:t>(</w:t>
+      </w:r>
+      <w:proofErr w:type="gramStart"/>
+      <w:r>
+        <w:rPr>
+          <w:rFonts w:ascii="Cambria" w:eastAsia="Courier New" w:hAnsi="Cambria" w:cs="Courier New"/>
+          <w:b/>
+          <w:color w:val="1A1A1A"/>
+          <w:sz w:val="18"/>
+          <w:szCs w:val="18"/>
+          <w:lang w:val="en-US"/>
+        </w:rPr>
+        <w:t>:operator</w:t>
+      </w:r>
+      <w:proofErr w:type="gramEnd"/>
+      <w:r>
+        <w:rPr>
+          <w:rFonts w:ascii="Cambria" w:eastAsia="Courier New" w:hAnsi="Cambria" w:cs="Courier New"/>
+          <w:b/>
+          <w:color w:val="1A1A1A"/>
+          <w:sz w:val="18"/>
+          <w:szCs w:val="18"/>
+          <w:lang w:val="en-US"/>
+        </w:rPr>
+        <w:t xml:space="preserve"> (!fly ?d ?from ?to)</w:t>
       </w:r>
     </w:p>
     <w:p>
@@ -1225,7 +2604,29 @@
           <w:szCs w:val="18"/>
           <w:lang w:val="en-US"/>
         </w:rPr>
-        <w:t xml:space="preserve">           ((at-drone ?d ?from))</w:t>
+        <w:t xml:space="preserve">           ((at-</w:t>
+      </w:r>
+      <w:proofErr w:type="gramStart"/>
+      <w:r>
+        <w:rPr>
+          <w:rFonts w:ascii="Cambria" w:eastAsia="Courier New" w:hAnsi="Cambria" w:cs="Courier New"/>
+          <w:color w:val="1A1A1A"/>
+          <w:sz w:val="18"/>
+          <w:szCs w:val="18"/>
+          <w:lang w:val="en-US"/>
+        </w:rPr>
+        <w:t>drone ?</w:t>
+      </w:r>
+      <w:proofErr w:type="gramEnd"/>
+      <w:r>
+        <w:rPr>
+          <w:rFonts w:ascii="Cambria" w:eastAsia="Courier New" w:hAnsi="Cambria" w:cs="Courier New"/>
+          <w:color w:val="1A1A1A"/>
+          <w:sz w:val="18"/>
+          <w:szCs w:val="18"/>
+          <w:lang w:val="en-US"/>
+        </w:rPr>
+        <w:t>d ?from))</w:t>
       </w:r>
     </w:p>
     <w:p>
@@ -1245,7 +2646,29 @@
           <w:szCs w:val="18"/>
           <w:lang w:val="en-US"/>
         </w:rPr>
-        <w:t xml:space="preserve">           ((at-drone ?d ?from))</w:t>
+        <w:t xml:space="preserve">           ((at-</w:t>
+      </w:r>
+      <w:proofErr w:type="gramStart"/>
+      <w:r>
+        <w:rPr>
+          <w:rFonts w:ascii="Cambria" w:eastAsia="Courier New" w:hAnsi="Cambria" w:cs="Courier New"/>
+          <w:color w:val="1A1A1A"/>
+          <w:sz w:val="18"/>
+          <w:szCs w:val="18"/>
+          <w:lang w:val="en-US"/>
+        </w:rPr>
+        <w:t>drone ?</w:t>
+      </w:r>
+      <w:proofErr w:type="gramEnd"/>
+      <w:r>
+        <w:rPr>
+          <w:rFonts w:ascii="Cambria" w:eastAsia="Courier New" w:hAnsi="Cambria" w:cs="Courier New"/>
+          <w:color w:val="1A1A1A"/>
+          <w:sz w:val="18"/>
+          <w:szCs w:val="18"/>
+          <w:lang w:val="en-US"/>
+        </w:rPr>
+        <w:t>d ?from))</w:t>
       </w:r>
     </w:p>
     <w:p>
@@ -1265,7 +2688,29 @@
           <w:szCs w:val="18"/>
           <w:lang w:val="en-US"/>
         </w:rPr>
-        <w:t xml:space="preserve">           ((at-drone ?d ?to)))</w:t>
+        <w:t xml:space="preserve">           ((at-</w:t>
+      </w:r>
+      <w:proofErr w:type="gramStart"/>
+      <w:r>
+        <w:rPr>
+          <w:rFonts w:ascii="Cambria" w:eastAsia="Courier New" w:hAnsi="Cambria" w:cs="Courier New"/>
+          <w:color w:val="1A1A1A"/>
+          <w:sz w:val="18"/>
+          <w:szCs w:val="18"/>
+          <w:lang w:val="en-US"/>
+        </w:rPr>
+        <w:t>drone ?</w:t>
+      </w:r>
+      <w:proofErr w:type="gramEnd"/>
+      <w:r>
+        <w:rPr>
+          <w:rFonts w:ascii="Cambria" w:eastAsia="Courier New" w:hAnsi="Cambria" w:cs="Courier New"/>
+          <w:color w:val="1A1A1A"/>
+          <w:sz w:val="18"/>
+          <w:szCs w:val="18"/>
+          <w:lang w:val="en-US"/>
+        </w:rPr>
+        <w:t>d ?to)))</w:t>
       </w:r>
     </w:p>
     <w:p>
@@ -1287,7 +2732,31 @@
           <w:szCs w:val="18"/>
           <w:lang w:val="en-US"/>
         </w:rPr>
-        <w:t>(:operator (!pick-up ?d ?a ?c ?l)</w:t>
+        <w:t>(</w:t>
+      </w:r>
+      <w:proofErr w:type="gramStart"/>
+      <w:r>
+        <w:rPr>
+          <w:rFonts w:ascii="Cambria" w:eastAsia="Courier New" w:hAnsi="Cambria" w:cs="Courier New"/>
+          <w:b/>
+          <w:color w:val="1A1A1A"/>
+          <w:sz w:val="18"/>
+          <w:szCs w:val="18"/>
+          <w:lang w:val="en-US"/>
+        </w:rPr>
+        <w:t>:operator</w:t>
+      </w:r>
+      <w:proofErr w:type="gramEnd"/>
+      <w:r>
+        <w:rPr>
+          <w:rFonts w:ascii="Cambria" w:eastAsia="Courier New" w:hAnsi="Cambria" w:cs="Courier New"/>
+          <w:b/>
+          <w:color w:val="1A1A1A"/>
+          <w:sz w:val="18"/>
+          <w:szCs w:val="18"/>
+          <w:lang w:val="en-US"/>
+        </w:rPr>
+        <w:t xml:space="preserve"> (!pick-up ?d ?a ?c ?l)</w:t>
       </w:r>
     </w:p>
     <w:p>
@@ -1327,7 +2796,29 @@
           <w:szCs w:val="18"/>
           <w:lang w:val="en-US"/>
         </w:rPr>
-        <w:t xml:space="preserve">           ((at-crate ?c ?l)(free ?a))</w:t>
+        <w:t xml:space="preserve">           ((at-</w:t>
+      </w:r>
+      <w:proofErr w:type="gramStart"/>
+      <w:r>
+        <w:rPr>
+          <w:rFonts w:ascii="Cambria" w:eastAsia="Courier New" w:hAnsi="Cambria" w:cs="Courier New"/>
+          <w:color w:val="1A1A1A"/>
+          <w:sz w:val="18"/>
+          <w:szCs w:val="18"/>
+          <w:lang w:val="en-US"/>
+        </w:rPr>
+        <w:t>crate ?</w:t>
+      </w:r>
+      <w:proofErr w:type="gramEnd"/>
+      <w:r>
+        <w:rPr>
+          <w:rFonts w:ascii="Cambria" w:eastAsia="Courier New" w:hAnsi="Cambria" w:cs="Courier New"/>
+          <w:color w:val="1A1A1A"/>
+          <w:sz w:val="18"/>
+          <w:szCs w:val="18"/>
+          <w:lang w:val="en-US"/>
+        </w:rPr>
+        <w:t>c ?l)(free ?a))</w:t>
       </w:r>
     </w:p>
     <w:p>
@@ -1347,7 +2838,29 @@
           <w:szCs w:val="18"/>
           <w:lang w:val="en-US"/>
         </w:rPr>
-        <w:t xml:space="preserve">           ((holding ?a ?c)))</w:t>
+        <w:t xml:space="preserve">           ((</w:t>
+      </w:r>
+      <w:proofErr w:type="gramStart"/>
+      <w:r>
+        <w:rPr>
+          <w:rFonts w:ascii="Cambria" w:eastAsia="Courier New" w:hAnsi="Cambria" w:cs="Courier New"/>
+          <w:color w:val="1A1A1A"/>
+          <w:sz w:val="18"/>
+          <w:szCs w:val="18"/>
+          <w:lang w:val="en-US"/>
+        </w:rPr>
+        <w:t>holding ?</w:t>
+      </w:r>
+      <w:proofErr w:type="gramEnd"/>
+      <w:r>
+        <w:rPr>
+          <w:rFonts w:ascii="Cambria" w:eastAsia="Courier New" w:hAnsi="Cambria" w:cs="Courier New"/>
+          <w:color w:val="1A1A1A"/>
+          <w:sz w:val="18"/>
+          <w:szCs w:val="18"/>
+          <w:lang w:val="en-US"/>
+        </w:rPr>
+        <w:t>a ?c)))</w:t>
       </w:r>
     </w:p>
     <w:p>
@@ -1369,7 +2882,31 @@
           <w:szCs w:val="18"/>
           <w:lang w:val="en-US"/>
         </w:rPr>
-        <w:t>(:operator (!deliver ?d ?a ?c ?p ?l ?t)</w:t>
+        <w:t>(</w:t>
+      </w:r>
+      <w:proofErr w:type="gramStart"/>
+      <w:r>
+        <w:rPr>
+          <w:rFonts w:ascii="Cambria" w:eastAsia="Courier New" w:hAnsi="Cambria" w:cs="Courier New"/>
+          <w:b/>
+          <w:color w:val="1A1A1A"/>
+          <w:sz w:val="18"/>
+          <w:szCs w:val="18"/>
+          <w:lang w:val="en-US"/>
+        </w:rPr>
+        <w:t>:operator</w:t>
+      </w:r>
+      <w:proofErr w:type="gramEnd"/>
+      <w:r>
+        <w:rPr>
+          <w:rFonts w:ascii="Cambria" w:eastAsia="Courier New" w:hAnsi="Cambria" w:cs="Courier New"/>
+          <w:b/>
+          <w:color w:val="1A1A1A"/>
+          <w:sz w:val="18"/>
+          <w:szCs w:val="18"/>
+          <w:lang w:val="en-US"/>
+        </w:rPr>
+        <w:t xml:space="preserve"> (!deliver ?d ?a ?c ?p ?l ?t)</w:t>
       </w:r>
     </w:p>
     <w:p>
@@ -1389,7 +2926,29 @@
           <w:szCs w:val="18"/>
           <w:lang w:val="en-US"/>
         </w:rPr>
-        <w:t xml:space="preserve">           ((at-drone ?d ?l)(at-person ?p ?l)(holding ?a ?c)</w:t>
+        <w:t xml:space="preserve">           ((at-</w:t>
+      </w:r>
+      <w:proofErr w:type="gramStart"/>
+      <w:r>
+        <w:rPr>
+          <w:rFonts w:ascii="Cambria" w:eastAsia="Courier New" w:hAnsi="Cambria" w:cs="Courier New"/>
+          <w:color w:val="1A1A1A"/>
+          <w:sz w:val="18"/>
+          <w:szCs w:val="18"/>
+          <w:lang w:val="en-US"/>
+        </w:rPr>
+        <w:t>drone ?</w:t>
+      </w:r>
+      <w:proofErr w:type="gramEnd"/>
+      <w:r>
+        <w:rPr>
+          <w:rFonts w:ascii="Cambria" w:eastAsia="Courier New" w:hAnsi="Cambria" w:cs="Courier New"/>
+          <w:color w:val="1A1A1A"/>
+          <w:sz w:val="18"/>
+          <w:szCs w:val="18"/>
+          <w:lang w:val="en-US"/>
+        </w:rPr>
+        <w:t>d ?l)(at-person ?p ?l)(holding ?a ?c)</w:t>
       </w:r>
     </w:p>
     <w:p>
@@ -1409,7 +2968,51 @@
           <w:szCs w:val="18"/>
           <w:lang w:val="en-US"/>
         </w:rPr>
-        <w:t xml:space="preserve">            (crate-has ?c ?t)(needs ?p ?t))</w:t>
+        <w:t xml:space="preserve">            (</w:t>
+      </w:r>
+      <w:proofErr w:type="gramStart"/>
+      <w:r>
+        <w:rPr>
+          <w:rFonts w:ascii="Cambria" w:eastAsia="Courier New" w:hAnsi="Cambria" w:cs="Courier New"/>
+          <w:color w:val="1A1A1A"/>
+          <w:sz w:val="18"/>
+          <w:szCs w:val="18"/>
+          <w:lang w:val="en-US"/>
+        </w:rPr>
+        <w:t>crate-</w:t>
+      </w:r>
+      <w:proofErr w:type="gramEnd"/>
+      <w:r>
+        <w:rPr>
+          <w:rFonts w:ascii="Cambria" w:eastAsia="Courier New" w:hAnsi="Cambria" w:cs="Courier New"/>
+          <w:color w:val="1A1A1A"/>
+          <w:sz w:val="18"/>
+          <w:szCs w:val="18"/>
+          <w:lang w:val="en-US"/>
+        </w:rPr>
+        <w:t>has ?c ?t)(</w:t>
+      </w:r>
+      <w:proofErr w:type="gramStart"/>
+      <w:r>
+        <w:rPr>
+          <w:rFonts w:ascii="Cambria" w:eastAsia="Courier New" w:hAnsi="Cambria" w:cs="Courier New"/>
+          <w:color w:val="1A1A1A"/>
+          <w:sz w:val="18"/>
+          <w:szCs w:val="18"/>
+          <w:lang w:val="en-US"/>
+        </w:rPr>
+        <w:t>needs ?</w:t>
+      </w:r>
+      <w:proofErr w:type="gramEnd"/>
+      <w:r>
+        <w:rPr>
+          <w:rFonts w:ascii="Cambria" w:eastAsia="Courier New" w:hAnsi="Cambria" w:cs="Courier New"/>
+          <w:color w:val="1A1A1A"/>
+          <w:sz w:val="18"/>
+          <w:szCs w:val="18"/>
+          <w:lang w:val="en-US"/>
+        </w:rPr>
+        <w:t>p ?t))</w:t>
       </w:r>
     </w:p>
     <w:p>
@@ -1429,7 +3032,29 @@
           <w:szCs w:val="18"/>
           <w:lang w:val="en-US"/>
         </w:rPr>
-        <w:t xml:space="preserve">           ((holding ?a ?c)(needs ?p ?t))</w:t>
+        <w:t xml:space="preserve">           ((</w:t>
+      </w:r>
+      <w:proofErr w:type="gramStart"/>
+      <w:r>
+        <w:rPr>
+          <w:rFonts w:ascii="Cambria" w:eastAsia="Courier New" w:hAnsi="Cambria" w:cs="Courier New"/>
+          <w:color w:val="1A1A1A"/>
+          <w:sz w:val="18"/>
+          <w:szCs w:val="18"/>
+          <w:lang w:val="en-US"/>
+        </w:rPr>
+        <w:t>holding ?</w:t>
+      </w:r>
+      <w:proofErr w:type="gramEnd"/>
+      <w:r>
+        <w:rPr>
+          <w:rFonts w:ascii="Cambria" w:eastAsia="Courier New" w:hAnsi="Cambria" w:cs="Courier New"/>
+          <w:color w:val="1A1A1A"/>
+          <w:sz w:val="18"/>
+          <w:szCs w:val="18"/>
+          <w:lang w:val="en-US"/>
+        </w:rPr>
+        <w:t>a ?c)(needs ?p ?t))</w:t>
       </w:r>
     </w:p>
     <w:p>
@@ -1449,7 +3074,29 @@
           <w:szCs w:val="18"/>
           <w:lang w:val="en-US"/>
         </w:rPr>
-        <w:t xml:space="preserve">           ((person-has ?p ?t)(free ?a)))</w:t>
+        <w:t xml:space="preserve">           ((person-</w:t>
+      </w:r>
+      <w:proofErr w:type="gramStart"/>
+      <w:r>
+        <w:rPr>
+          <w:rFonts w:ascii="Cambria" w:eastAsia="Courier New" w:hAnsi="Cambria" w:cs="Courier New"/>
+          <w:color w:val="1A1A1A"/>
+          <w:sz w:val="18"/>
+          <w:szCs w:val="18"/>
+          <w:lang w:val="en-US"/>
+        </w:rPr>
+        <w:t>has ?</w:t>
+      </w:r>
+      <w:proofErr w:type="gramEnd"/>
+      <w:r>
+        <w:rPr>
+          <w:rFonts w:ascii="Cambria" w:eastAsia="Courier New" w:hAnsi="Cambria" w:cs="Courier New"/>
+          <w:color w:val="1A1A1A"/>
+          <w:sz w:val="18"/>
+          <w:szCs w:val="18"/>
+          <w:lang w:val="en-US"/>
+        </w:rPr>
+        <w:t>p ?t)(free ?a)))</w:t>
       </w:r>
     </w:p>
     <w:p>
@@ -1466,7 +3113,48 @@
           <w:rFonts w:ascii="Cambria" w:hAnsi="Cambria"/>
           <w:color w:val="000000" w:themeColor="text1"/>
         </w:rPr>
-        <w:t>El operador !deliver incluye (needs ?p ?t) en sus precondiciones y lo elimina de la lista de borrado, de forma que una vez atendida una necesidad no puede volver a satisfacerse.</w:t>
+        <w:t xml:space="preserve">El operador </w:t>
+      </w:r>
+      <w:proofErr w:type="gramStart"/>
+      <w:r>
+        <w:rPr>
+          <w:rFonts w:ascii="Cambria" w:hAnsi="Cambria"/>
+          <w:color w:val="000000" w:themeColor="text1"/>
+        </w:rPr>
+        <w:t>!</w:t>
+      </w:r>
+      <w:proofErr w:type="spellStart"/>
+      <w:proofErr w:type="gramEnd"/>
+      <w:r>
+        <w:rPr>
+          <w:rFonts w:ascii="Cambria" w:hAnsi="Cambria"/>
+          <w:color w:val="000000" w:themeColor="text1"/>
+        </w:rPr>
+        <w:t>deliver</w:t>
+      </w:r>
+      <w:proofErr w:type="spellEnd"/>
+      <w:r>
+        <w:rPr>
+          <w:rFonts w:ascii="Cambria" w:hAnsi="Cambria"/>
+          <w:color w:val="000000" w:themeColor="text1"/>
+        </w:rPr>
+        <w:t xml:space="preserve"> incluye (</w:t>
+      </w:r>
+      <w:proofErr w:type="spellStart"/>
+      <w:r>
+        <w:rPr>
+          <w:rFonts w:ascii="Cambria" w:hAnsi="Cambria"/>
+          <w:color w:val="000000" w:themeColor="text1"/>
+        </w:rPr>
+        <w:t>needs</w:t>
+      </w:r>
+      <w:proofErr w:type="spellEnd"/>
+      <w:r>
+        <w:rPr>
+          <w:rFonts w:ascii="Cambria" w:hAnsi="Cambria"/>
+          <w:color w:val="000000" w:themeColor="text1"/>
+        </w:rPr>
+        <w:t xml:space="preserve"> ?p ?t) en sus precondiciones y lo elimina de la lista de borrado, de forma que una vez atendida una necesidad no puede volver a satisfacerse.</w:t>
       </w:r>
     </w:p>
     <w:p>
@@ -1517,14 +3205,25 @@
           <w:rFonts w:ascii="Cambria" w:hAnsi="Cambria"/>
         </w:rPr>
       </w:pPr>
-      <w:r>
-        <w:rPr>
-          <w:rFonts w:ascii="Cambria" w:eastAsia="Courier New" w:hAnsi="Cambria" w:cs="Courier New"/>
-          <w:color w:val="1A1A1A"/>
-          <w:sz w:val="18"/>
-          <w:szCs w:val="18"/>
-        </w:rPr>
-        <w:t>;; Caso base: no quedan necesidades pendientes</w:t>
+      <w:proofErr w:type="gramStart"/>
+      <w:r>
+        <w:rPr>
+          <w:rFonts w:ascii="Cambria" w:eastAsia="Courier New" w:hAnsi="Cambria" w:cs="Courier New"/>
+          <w:color w:val="1A1A1A"/>
+          <w:sz w:val="18"/>
+          <w:szCs w:val="18"/>
+        </w:rPr>
+        <w:t>;;</w:t>
+      </w:r>
+      <w:proofErr w:type="gramEnd"/>
+      <w:r>
+        <w:rPr>
+          <w:rFonts w:ascii="Cambria" w:eastAsia="Courier New" w:hAnsi="Cambria" w:cs="Courier New"/>
+          <w:color w:val="1A1A1A"/>
+          <w:sz w:val="18"/>
+          <w:szCs w:val="18"/>
+        </w:rPr>
+        <w:t xml:space="preserve"> Caso base: no quedan necesidades pendientes</w:t>
       </w:r>
     </w:p>
     <w:p>
@@ -1542,7 +3241,29 @@
           <w:sz w:val="18"/>
           <w:szCs w:val="18"/>
         </w:rPr>
-        <w:t>(:method (enviar-todo)</w:t>
+        <w:t>(:</w:t>
+      </w:r>
+      <w:proofErr w:type="spellStart"/>
+      <w:proofErr w:type="gramStart"/>
+      <w:r>
+        <w:rPr>
+          <w:rFonts w:ascii="Cambria" w:eastAsia="Courier New" w:hAnsi="Cambria" w:cs="Courier New"/>
+          <w:color w:val="1A1A1A"/>
+          <w:sz w:val="18"/>
+          <w:szCs w:val="18"/>
+        </w:rPr>
+        <w:t>method</w:t>
+      </w:r>
+      <w:proofErr w:type="spellEnd"/>
+      <w:proofErr w:type="gramEnd"/>
+      <w:r>
+        <w:rPr>
+          <w:rFonts w:ascii="Cambria" w:eastAsia="Courier New" w:hAnsi="Cambria" w:cs="Courier New"/>
+          <w:color w:val="1A1A1A"/>
+          <w:sz w:val="18"/>
+          <w:szCs w:val="18"/>
+        </w:rPr>
+        <w:t xml:space="preserve"> (enviar-todo)</w:t>
       </w:r>
     </w:p>
     <w:p>
@@ -1578,7 +3299,49 @@
           <w:sz w:val="18"/>
           <w:szCs w:val="18"/>
         </w:rPr>
-        <w:t xml:space="preserve">         ((not (needs ?p ?t)))</w:t>
+        <w:t xml:space="preserve">         ((</w:t>
+      </w:r>
+      <w:proofErr w:type="spellStart"/>
+      <w:proofErr w:type="gramStart"/>
+      <w:r>
+        <w:rPr>
+          <w:rFonts w:ascii="Cambria" w:eastAsia="Courier New" w:hAnsi="Cambria" w:cs="Courier New"/>
+          <w:color w:val="1A1A1A"/>
+          <w:sz w:val="18"/>
+          <w:szCs w:val="18"/>
+        </w:rPr>
+        <w:t>not</w:t>
+      </w:r>
+      <w:proofErr w:type="spellEnd"/>
+      <w:proofErr w:type="gramEnd"/>
+      <w:r>
+        <w:rPr>
+          <w:rFonts w:ascii="Cambria" w:eastAsia="Courier New" w:hAnsi="Cambria" w:cs="Courier New"/>
+          <w:color w:val="1A1A1A"/>
+          <w:sz w:val="18"/>
+          <w:szCs w:val="18"/>
+        </w:rPr>
+        <w:t xml:space="preserve"> (</w:t>
+      </w:r>
+      <w:proofErr w:type="spellStart"/>
+      <w:r>
+        <w:rPr>
+          <w:rFonts w:ascii="Cambria" w:eastAsia="Courier New" w:hAnsi="Cambria" w:cs="Courier New"/>
+          <w:color w:val="1A1A1A"/>
+          <w:sz w:val="18"/>
+          <w:szCs w:val="18"/>
+        </w:rPr>
+        <w:t>needs</w:t>
+      </w:r>
+      <w:proofErr w:type="spellEnd"/>
+      <w:r>
+        <w:rPr>
+          <w:rFonts w:ascii="Cambria" w:eastAsia="Courier New" w:hAnsi="Cambria" w:cs="Courier New"/>
+          <w:color w:val="1A1A1A"/>
+          <w:sz w:val="18"/>
+          <w:szCs w:val="18"/>
+        </w:rPr>
+        <w:t xml:space="preserve"> ?p ?t)))</w:t>
       </w:r>
     </w:p>
     <w:p>
@@ -1615,14 +3378,25 @@
           <w:rFonts w:ascii="Cambria" w:hAnsi="Cambria"/>
         </w:rPr>
       </w:pPr>
-      <w:r>
-        <w:rPr>
-          <w:rFonts w:ascii="Cambria" w:eastAsia="Courier New" w:hAnsi="Cambria" w:cs="Courier New"/>
-          <w:color w:val="1A1A1A"/>
-          <w:sz w:val="18"/>
-          <w:szCs w:val="18"/>
-        </w:rPr>
-        <w:t>;; Caso recursivo: existe al menos una necesidad</w:t>
+      <w:proofErr w:type="gramStart"/>
+      <w:r>
+        <w:rPr>
+          <w:rFonts w:ascii="Cambria" w:eastAsia="Courier New" w:hAnsi="Cambria" w:cs="Courier New"/>
+          <w:color w:val="1A1A1A"/>
+          <w:sz w:val="18"/>
+          <w:szCs w:val="18"/>
+        </w:rPr>
+        <w:t>;;</w:t>
+      </w:r>
+      <w:proofErr w:type="gramEnd"/>
+      <w:r>
+        <w:rPr>
+          <w:rFonts w:ascii="Cambria" w:eastAsia="Courier New" w:hAnsi="Cambria" w:cs="Courier New"/>
+          <w:color w:val="1A1A1A"/>
+          <w:sz w:val="18"/>
+          <w:szCs w:val="18"/>
+        </w:rPr>
+        <w:t xml:space="preserve"> Caso recursivo: existe al menos una necesidad</w:t>
       </w:r>
     </w:p>
     <w:p>
@@ -1642,7 +3416,51 @@
           <w:szCs w:val="18"/>
           <w:lang w:val="en-US"/>
         </w:rPr>
-        <w:t>(:method (enviar-todo)</w:t>
+        <w:t>(</w:t>
+      </w:r>
+      <w:proofErr w:type="gramStart"/>
+      <w:r>
+        <w:rPr>
+          <w:rFonts w:ascii="Cambria" w:eastAsia="Courier New" w:hAnsi="Cambria" w:cs="Courier New"/>
+          <w:color w:val="1A1A1A"/>
+          <w:sz w:val="18"/>
+          <w:szCs w:val="18"/>
+          <w:lang w:val="en-US"/>
+        </w:rPr>
+        <w:t>:method</w:t>
+      </w:r>
+      <w:proofErr w:type="gramEnd"/>
+      <w:r>
+        <w:rPr>
+          <w:rFonts w:ascii="Cambria" w:eastAsia="Courier New" w:hAnsi="Cambria" w:cs="Courier New"/>
+          <w:color w:val="1A1A1A"/>
+          <w:sz w:val="18"/>
+          <w:szCs w:val="18"/>
+          <w:lang w:val="en-US"/>
+        </w:rPr>
+        <w:t xml:space="preserve"> (</w:t>
+      </w:r>
+      <w:proofErr w:type="spellStart"/>
+      <w:r>
+        <w:rPr>
+          <w:rFonts w:ascii="Cambria" w:eastAsia="Courier New" w:hAnsi="Cambria" w:cs="Courier New"/>
+          <w:color w:val="1A1A1A"/>
+          <w:sz w:val="18"/>
+          <w:szCs w:val="18"/>
+          <w:lang w:val="en-US"/>
+        </w:rPr>
+        <w:t>enviar-todo</w:t>
+      </w:r>
+      <w:proofErr w:type="spellEnd"/>
+      <w:r>
+        <w:rPr>
+          <w:rFonts w:ascii="Cambria" w:eastAsia="Courier New" w:hAnsi="Cambria" w:cs="Courier New"/>
+          <w:color w:val="1A1A1A"/>
+          <w:sz w:val="18"/>
+          <w:szCs w:val="18"/>
+          <w:lang w:val="en-US"/>
+        </w:rPr>
+        <w:t>)</w:t>
       </w:r>
     </w:p>
     <w:p>
@@ -1662,8 +3480,32 @@
           <w:szCs w:val="18"/>
           <w:lang w:val="en-US"/>
         </w:rPr>
-        <w:t xml:space="preserve">         hay-necesidades</w:t>
-      </w:r>
+        <w:t xml:space="preserve">         </w:t>
+      </w:r>
+      <w:proofErr w:type="gramStart"/>
+      <w:r>
+        <w:rPr>
+          <w:rFonts w:ascii="Cambria" w:eastAsia="Courier New" w:hAnsi="Cambria" w:cs="Courier New"/>
+          <w:color w:val="1A1A1A"/>
+          <w:sz w:val="18"/>
+          <w:szCs w:val="18"/>
+          <w:lang w:val="en-US"/>
+        </w:rPr>
+        <w:t>hay-</w:t>
+      </w:r>
+      <w:proofErr w:type="spellStart"/>
+      <w:r>
+        <w:rPr>
+          <w:rFonts w:ascii="Cambria" w:eastAsia="Courier New" w:hAnsi="Cambria" w:cs="Courier New"/>
+          <w:color w:val="1A1A1A"/>
+          <w:sz w:val="18"/>
+          <w:szCs w:val="18"/>
+          <w:lang w:val="en-US"/>
+        </w:rPr>
+        <w:t>necesidades</w:t>
+      </w:r>
+      <w:proofErr w:type="spellEnd"/>
+      <w:proofErr w:type="gramEnd"/>
     </w:p>
     <w:p>
       <w:pPr>
@@ -1682,7 +3524,51 @@
           <w:szCs w:val="18"/>
           <w:lang w:val="en-US"/>
         </w:rPr>
-        <w:t xml:space="preserve">         ((needs ?p ?t)(at-person ?p ?lp)</w:t>
+        <w:t xml:space="preserve">         ((</w:t>
+      </w:r>
+      <w:proofErr w:type="gramStart"/>
+      <w:r>
+        <w:rPr>
+          <w:rFonts w:ascii="Cambria" w:eastAsia="Courier New" w:hAnsi="Cambria" w:cs="Courier New"/>
+          <w:color w:val="1A1A1A"/>
+          <w:sz w:val="18"/>
+          <w:szCs w:val="18"/>
+          <w:lang w:val="en-US"/>
+        </w:rPr>
+        <w:t>needs ?</w:t>
+      </w:r>
+      <w:proofErr w:type="gramEnd"/>
+      <w:r>
+        <w:rPr>
+          <w:rFonts w:ascii="Cambria" w:eastAsia="Courier New" w:hAnsi="Cambria" w:cs="Courier New"/>
+          <w:color w:val="1A1A1A"/>
+          <w:sz w:val="18"/>
+          <w:szCs w:val="18"/>
+          <w:lang w:val="en-US"/>
+        </w:rPr>
+        <w:t>p ?t)(at-person ?p ?</w:t>
+      </w:r>
+      <w:proofErr w:type="spellStart"/>
+      <w:r>
+        <w:rPr>
+          <w:rFonts w:ascii="Cambria" w:eastAsia="Courier New" w:hAnsi="Cambria" w:cs="Courier New"/>
+          <w:color w:val="1A1A1A"/>
+          <w:sz w:val="18"/>
+          <w:szCs w:val="18"/>
+          <w:lang w:val="en-US"/>
+        </w:rPr>
+        <w:t>lp</w:t>
+      </w:r>
+      <w:proofErr w:type="spellEnd"/>
+      <w:r>
+        <w:rPr>
+          <w:rFonts w:ascii="Cambria" w:eastAsia="Courier New" w:hAnsi="Cambria" w:cs="Courier New"/>
+          <w:color w:val="1A1A1A"/>
+          <w:sz w:val="18"/>
+          <w:szCs w:val="18"/>
+          <w:lang w:val="en-US"/>
+        </w:rPr>
+        <w:t>)</w:t>
       </w:r>
     </w:p>
     <w:p>
@@ -1702,7 +3588,73 @@
           <w:szCs w:val="18"/>
           <w:lang w:val="en-US"/>
         </w:rPr>
-        <w:t xml:space="preserve">          (crate-has ?c ?t)(at-crate ?c ?lc)</w:t>
+        <w:t xml:space="preserve">          (</w:t>
+      </w:r>
+      <w:proofErr w:type="gramStart"/>
+      <w:r>
+        <w:rPr>
+          <w:rFonts w:ascii="Cambria" w:eastAsia="Courier New" w:hAnsi="Cambria" w:cs="Courier New"/>
+          <w:color w:val="1A1A1A"/>
+          <w:sz w:val="18"/>
+          <w:szCs w:val="18"/>
+          <w:lang w:val="en-US"/>
+        </w:rPr>
+        <w:t>crate-</w:t>
+      </w:r>
+      <w:proofErr w:type="gramEnd"/>
+      <w:r>
+        <w:rPr>
+          <w:rFonts w:ascii="Cambria" w:eastAsia="Courier New" w:hAnsi="Cambria" w:cs="Courier New"/>
+          <w:color w:val="1A1A1A"/>
+          <w:sz w:val="18"/>
+          <w:szCs w:val="18"/>
+          <w:lang w:val="en-US"/>
+        </w:rPr>
+        <w:t>has ?c ?t)(at-</w:t>
+      </w:r>
+      <w:proofErr w:type="gramStart"/>
+      <w:r>
+        <w:rPr>
+          <w:rFonts w:ascii="Cambria" w:eastAsia="Courier New" w:hAnsi="Cambria" w:cs="Courier New"/>
+          <w:color w:val="1A1A1A"/>
+          <w:sz w:val="18"/>
+          <w:szCs w:val="18"/>
+          <w:lang w:val="en-US"/>
+        </w:rPr>
+        <w:t>crate ?</w:t>
+      </w:r>
+      <w:proofErr w:type="gramEnd"/>
+      <w:r>
+        <w:rPr>
+          <w:rFonts w:ascii="Cambria" w:eastAsia="Courier New" w:hAnsi="Cambria" w:cs="Courier New"/>
+          <w:color w:val="1A1A1A"/>
+          <w:sz w:val="18"/>
+          <w:szCs w:val="18"/>
+          <w:lang w:val="en-US"/>
+        </w:rPr>
+        <w:t>c ?</w:t>
+      </w:r>
+      <w:proofErr w:type="spellStart"/>
+      <w:r>
+        <w:rPr>
+          <w:rFonts w:ascii="Cambria" w:eastAsia="Courier New" w:hAnsi="Cambria" w:cs="Courier New"/>
+          <w:color w:val="1A1A1A"/>
+          <w:sz w:val="18"/>
+          <w:szCs w:val="18"/>
+          <w:lang w:val="en-US"/>
+        </w:rPr>
+        <w:t>lc</w:t>
+      </w:r>
+      <w:proofErr w:type="spellEnd"/>
+      <w:r>
+        <w:rPr>
+          <w:rFonts w:ascii="Cambria" w:eastAsia="Courier New" w:hAnsi="Cambria" w:cs="Courier New"/>
+          <w:color w:val="1A1A1A"/>
+          <w:sz w:val="18"/>
+          <w:szCs w:val="18"/>
+          <w:lang w:val="en-US"/>
+        </w:rPr>
+        <w:t>)</w:t>
       </w:r>
     </w:p>
     <w:p>
@@ -1722,7 +3674,95 @@
           <w:szCs w:val="18"/>
           <w:lang w:val="en-US"/>
         </w:rPr>
-        <w:t xml:space="preserve">          (at-drone ?d ?ld)(arm-of ?a ?d)(free ?a))</w:t>
+        <w:t xml:space="preserve">          (at-</w:t>
+      </w:r>
+      <w:proofErr w:type="gramStart"/>
+      <w:r>
+        <w:rPr>
+          <w:rFonts w:ascii="Cambria" w:eastAsia="Courier New" w:hAnsi="Cambria" w:cs="Courier New"/>
+          <w:color w:val="1A1A1A"/>
+          <w:sz w:val="18"/>
+          <w:szCs w:val="18"/>
+          <w:lang w:val="en-US"/>
+        </w:rPr>
+        <w:t>drone ?</w:t>
+      </w:r>
+      <w:proofErr w:type="gramEnd"/>
+      <w:r>
+        <w:rPr>
+          <w:rFonts w:ascii="Cambria" w:eastAsia="Courier New" w:hAnsi="Cambria" w:cs="Courier New"/>
+          <w:color w:val="1A1A1A"/>
+          <w:sz w:val="18"/>
+          <w:szCs w:val="18"/>
+          <w:lang w:val="en-US"/>
+        </w:rPr>
+        <w:t>d ?</w:t>
+      </w:r>
+      <w:proofErr w:type="spellStart"/>
+      <w:r>
+        <w:rPr>
+          <w:rFonts w:ascii="Cambria" w:eastAsia="Courier New" w:hAnsi="Cambria" w:cs="Courier New"/>
+          <w:color w:val="1A1A1A"/>
+          <w:sz w:val="18"/>
+          <w:szCs w:val="18"/>
+          <w:lang w:val="en-US"/>
+        </w:rPr>
+        <w:t>ld</w:t>
+      </w:r>
+      <w:proofErr w:type="spellEnd"/>
+      <w:r>
+        <w:rPr>
+          <w:rFonts w:ascii="Cambria" w:eastAsia="Courier New" w:hAnsi="Cambria" w:cs="Courier New"/>
+          <w:color w:val="1A1A1A"/>
+          <w:sz w:val="18"/>
+          <w:szCs w:val="18"/>
+          <w:lang w:val="en-US"/>
+        </w:rPr>
+        <w:t>)(arm-</w:t>
+      </w:r>
+      <w:proofErr w:type="gramStart"/>
+      <w:r>
+        <w:rPr>
+          <w:rFonts w:ascii="Cambria" w:eastAsia="Courier New" w:hAnsi="Cambria" w:cs="Courier New"/>
+          <w:color w:val="1A1A1A"/>
+          <w:sz w:val="18"/>
+          <w:szCs w:val="18"/>
+          <w:lang w:val="en-US"/>
+        </w:rPr>
+        <w:t>of ?</w:t>
+      </w:r>
+      <w:proofErr w:type="gramEnd"/>
+      <w:r>
+        <w:rPr>
+          <w:rFonts w:ascii="Cambria" w:eastAsia="Courier New" w:hAnsi="Cambria" w:cs="Courier New"/>
+          <w:color w:val="1A1A1A"/>
+          <w:sz w:val="18"/>
+          <w:szCs w:val="18"/>
+          <w:lang w:val="en-US"/>
+        </w:rPr>
+        <w:t>a ?d)(</w:t>
+      </w:r>
+      <w:proofErr w:type="gramStart"/>
+      <w:r>
+        <w:rPr>
+          <w:rFonts w:ascii="Cambria" w:eastAsia="Courier New" w:hAnsi="Cambria" w:cs="Courier New"/>
+          <w:color w:val="1A1A1A"/>
+          <w:sz w:val="18"/>
+          <w:szCs w:val="18"/>
+          <w:lang w:val="en-US"/>
+        </w:rPr>
+        <w:t>free ?</w:t>
+      </w:r>
+      <w:proofErr w:type="gramEnd"/>
+      <w:r>
+        <w:rPr>
+          <w:rFonts w:ascii="Cambria" w:eastAsia="Courier New" w:hAnsi="Cambria" w:cs="Courier New"/>
+          <w:color w:val="1A1A1A"/>
+          <w:sz w:val="18"/>
+          <w:szCs w:val="18"/>
+          <w:lang w:val="en-US"/>
+        </w:rPr>
+        <w:t>a))</w:t>
       </w:r>
     </w:p>
     <w:p>
@@ -1742,7 +3782,73 @@
           <w:szCs w:val="18"/>
           <w:lang w:val="en-US"/>
         </w:rPr>
-        <w:t xml:space="preserve">         ((!fly ?d ?ld ?lc)</w:t>
+        <w:t xml:space="preserve">         ((</w:t>
+      </w:r>
+      <w:proofErr w:type="gramStart"/>
+      <w:r>
+        <w:rPr>
+          <w:rFonts w:ascii="Cambria" w:eastAsia="Courier New" w:hAnsi="Cambria" w:cs="Courier New"/>
+          <w:color w:val="1A1A1A"/>
+          <w:sz w:val="18"/>
+          <w:szCs w:val="18"/>
+          <w:lang w:val="en-US"/>
+        </w:rPr>
+        <w:t>!fly</w:t>
+      </w:r>
+      <w:proofErr w:type="gramEnd"/>
+      <w:r>
+        <w:rPr>
+          <w:rFonts w:ascii="Cambria" w:eastAsia="Courier New" w:hAnsi="Cambria" w:cs="Courier New"/>
+          <w:color w:val="1A1A1A"/>
+          <w:sz w:val="18"/>
+          <w:szCs w:val="18"/>
+          <w:lang w:val="en-US"/>
+        </w:rPr>
+        <w:t xml:space="preserve"> ?d ?</w:t>
+      </w:r>
+      <w:proofErr w:type="spellStart"/>
+      <w:r>
+        <w:rPr>
+          <w:rFonts w:ascii="Cambria" w:eastAsia="Courier New" w:hAnsi="Cambria" w:cs="Courier New"/>
+          <w:color w:val="1A1A1A"/>
+          <w:sz w:val="18"/>
+          <w:szCs w:val="18"/>
+          <w:lang w:val="en-US"/>
+        </w:rPr>
+        <w:t>ld</w:t>
+      </w:r>
+      <w:proofErr w:type="spellEnd"/>
+      <w:r>
+        <w:rPr>
+          <w:rFonts w:ascii="Cambria" w:eastAsia="Courier New" w:hAnsi="Cambria" w:cs="Courier New"/>
+          <w:color w:val="1A1A1A"/>
+          <w:sz w:val="18"/>
+          <w:szCs w:val="18"/>
+          <w:lang w:val="en-US"/>
+        </w:rPr>
+        <w:t xml:space="preserve"> ?</w:t>
+      </w:r>
+      <w:proofErr w:type="spellStart"/>
+      <w:r>
+        <w:rPr>
+          <w:rFonts w:ascii="Cambria" w:eastAsia="Courier New" w:hAnsi="Cambria" w:cs="Courier New"/>
+          <w:color w:val="1A1A1A"/>
+          <w:sz w:val="18"/>
+          <w:szCs w:val="18"/>
+          <w:lang w:val="en-US"/>
+        </w:rPr>
+        <w:t>lc</w:t>
+      </w:r>
+      <w:proofErr w:type="spellEnd"/>
+      <w:r>
+        <w:rPr>
+          <w:rFonts w:ascii="Cambria" w:eastAsia="Courier New" w:hAnsi="Cambria" w:cs="Courier New"/>
+          <w:color w:val="1A1A1A"/>
+          <w:sz w:val="18"/>
+          <w:szCs w:val="18"/>
+          <w:lang w:val="en-US"/>
+        </w:rPr>
+        <w:t>)</w:t>
       </w:r>
     </w:p>
     <w:p>
@@ -1762,7 +3868,51 @@
           <w:szCs w:val="18"/>
           <w:lang w:val="en-US"/>
         </w:rPr>
-        <w:t xml:space="preserve">          (!pick-up ?d ?a ?c ?lc)</w:t>
+        <w:t xml:space="preserve">          </w:t>
+      </w:r>
+      <w:proofErr w:type="gramStart"/>
+      <w:r>
+        <w:rPr>
+          <w:rFonts w:ascii="Cambria" w:eastAsia="Courier New" w:hAnsi="Cambria" w:cs="Courier New"/>
+          <w:color w:val="1A1A1A"/>
+          <w:sz w:val="18"/>
+          <w:szCs w:val="18"/>
+          <w:lang w:val="en-US"/>
+        </w:rPr>
+        <w:t>(!pick</w:t>
+      </w:r>
+      <w:proofErr w:type="gramEnd"/>
+      <w:r>
+        <w:rPr>
+          <w:rFonts w:ascii="Cambria" w:eastAsia="Courier New" w:hAnsi="Cambria" w:cs="Courier New"/>
+          <w:color w:val="1A1A1A"/>
+          <w:sz w:val="18"/>
+          <w:szCs w:val="18"/>
+          <w:lang w:val="en-US"/>
+        </w:rPr>
+        <w:t>-up ?d ?a ?c ?</w:t>
+      </w:r>
+      <w:proofErr w:type="spellStart"/>
+      <w:r>
+        <w:rPr>
+          <w:rFonts w:ascii="Cambria" w:eastAsia="Courier New" w:hAnsi="Cambria" w:cs="Courier New"/>
+          <w:color w:val="1A1A1A"/>
+          <w:sz w:val="18"/>
+          <w:szCs w:val="18"/>
+          <w:lang w:val="en-US"/>
+        </w:rPr>
+        <w:t>lc</w:t>
+      </w:r>
+      <w:proofErr w:type="spellEnd"/>
+      <w:r>
+        <w:rPr>
+          <w:rFonts w:ascii="Cambria" w:eastAsia="Courier New" w:hAnsi="Cambria" w:cs="Courier New"/>
+          <w:color w:val="1A1A1A"/>
+          <w:sz w:val="18"/>
+          <w:szCs w:val="18"/>
+          <w:lang w:val="en-US"/>
+        </w:rPr>
+        <w:t>)</w:t>
       </w:r>
     </w:p>
     <w:p>
@@ -1782,7 +3932,73 @@
           <w:szCs w:val="18"/>
           <w:lang w:val="en-US"/>
         </w:rPr>
-        <w:t xml:space="preserve">          (!fly ?d ?lc ?lp)</w:t>
+        <w:t xml:space="preserve">          </w:t>
+      </w:r>
+      <w:proofErr w:type="gramStart"/>
+      <w:r>
+        <w:rPr>
+          <w:rFonts w:ascii="Cambria" w:eastAsia="Courier New" w:hAnsi="Cambria" w:cs="Courier New"/>
+          <w:color w:val="1A1A1A"/>
+          <w:sz w:val="18"/>
+          <w:szCs w:val="18"/>
+          <w:lang w:val="en-US"/>
+        </w:rPr>
+        <w:t>(!fly</w:t>
+      </w:r>
+      <w:proofErr w:type="gramEnd"/>
+      <w:r>
+        <w:rPr>
+          <w:rFonts w:ascii="Cambria" w:eastAsia="Courier New" w:hAnsi="Cambria" w:cs="Courier New"/>
+          <w:color w:val="1A1A1A"/>
+          <w:sz w:val="18"/>
+          <w:szCs w:val="18"/>
+          <w:lang w:val="en-US"/>
+        </w:rPr>
+        <w:t xml:space="preserve"> ?d ?</w:t>
+      </w:r>
+      <w:proofErr w:type="spellStart"/>
+      <w:r>
+        <w:rPr>
+          <w:rFonts w:ascii="Cambria" w:eastAsia="Courier New" w:hAnsi="Cambria" w:cs="Courier New"/>
+          <w:color w:val="1A1A1A"/>
+          <w:sz w:val="18"/>
+          <w:szCs w:val="18"/>
+          <w:lang w:val="en-US"/>
+        </w:rPr>
+        <w:t>lc</w:t>
+      </w:r>
+      <w:proofErr w:type="spellEnd"/>
+      <w:r>
+        <w:rPr>
+          <w:rFonts w:ascii="Cambria" w:eastAsia="Courier New" w:hAnsi="Cambria" w:cs="Courier New"/>
+          <w:color w:val="1A1A1A"/>
+          <w:sz w:val="18"/>
+          <w:szCs w:val="18"/>
+          <w:lang w:val="en-US"/>
+        </w:rPr>
+        <w:t xml:space="preserve"> ?</w:t>
+      </w:r>
+      <w:proofErr w:type="spellStart"/>
+      <w:r>
+        <w:rPr>
+          <w:rFonts w:ascii="Cambria" w:eastAsia="Courier New" w:hAnsi="Cambria" w:cs="Courier New"/>
+          <w:color w:val="1A1A1A"/>
+          <w:sz w:val="18"/>
+          <w:szCs w:val="18"/>
+          <w:lang w:val="en-US"/>
+        </w:rPr>
+        <w:t>lp</w:t>
+      </w:r>
+      <w:proofErr w:type="spellEnd"/>
+      <w:r>
+        <w:rPr>
+          <w:rFonts w:ascii="Cambria" w:eastAsia="Courier New" w:hAnsi="Cambria" w:cs="Courier New"/>
+          <w:color w:val="1A1A1A"/>
+          <w:sz w:val="18"/>
+          <w:szCs w:val="18"/>
+          <w:lang w:val="en-US"/>
+        </w:rPr>
+        <w:t>)</w:t>
       </w:r>
     </w:p>
     <w:p>
@@ -1802,7 +4018,51 @@
           <w:szCs w:val="18"/>
           <w:lang w:val="en-US"/>
         </w:rPr>
-        <w:t xml:space="preserve">          (!deliver ?d ?a ?c ?p ?lp ?t)</w:t>
+        <w:t xml:space="preserve">          </w:t>
+      </w:r>
+      <w:proofErr w:type="gramStart"/>
+      <w:r>
+        <w:rPr>
+          <w:rFonts w:ascii="Cambria" w:eastAsia="Courier New" w:hAnsi="Cambria" w:cs="Courier New"/>
+          <w:color w:val="1A1A1A"/>
+          <w:sz w:val="18"/>
+          <w:szCs w:val="18"/>
+          <w:lang w:val="en-US"/>
+        </w:rPr>
+        <w:t>(!deliver</w:t>
+      </w:r>
+      <w:proofErr w:type="gramEnd"/>
+      <w:r>
+        <w:rPr>
+          <w:rFonts w:ascii="Cambria" w:eastAsia="Courier New" w:hAnsi="Cambria" w:cs="Courier New"/>
+          <w:color w:val="1A1A1A"/>
+          <w:sz w:val="18"/>
+          <w:szCs w:val="18"/>
+          <w:lang w:val="en-US"/>
+        </w:rPr>
+        <w:t xml:space="preserve"> ?d ?a ?c ?p ?</w:t>
+      </w:r>
+      <w:proofErr w:type="spellStart"/>
+      <w:r>
+        <w:rPr>
+          <w:rFonts w:ascii="Cambria" w:eastAsia="Courier New" w:hAnsi="Cambria" w:cs="Courier New"/>
+          <w:color w:val="1A1A1A"/>
+          <w:sz w:val="18"/>
+          <w:szCs w:val="18"/>
+          <w:lang w:val="en-US"/>
+        </w:rPr>
+        <w:t>lp</w:t>
+      </w:r>
+      <w:proofErr w:type="spellEnd"/>
+      <w:r>
+        <w:rPr>
+          <w:rFonts w:ascii="Cambria" w:eastAsia="Courier New" w:hAnsi="Cambria" w:cs="Courier New"/>
+          <w:color w:val="1A1A1A"/>
+          <w:sz w:val="18"/>
+          <w:szCs w:val="18"/>
+          <w:lang w:val="en-US"/>
+        </w:rPr>
+        <w:t xml:space="preserve"> ?t)</w:t>
       </w:r>
     </w:p>
     <w:p>
@@ -1830,7 +4090,69 @@
           <w:sz w:val="18"/>
           <w:szCs w:val="18"/>
         </w:rPr>
-        <w:t>(!fly ?d ?lp depot)</w:t>
+        <w:t>(!</w:t>
+      </w:r>
+      <w:proofErr w:type="spellStart"/>
+      <w:proofErr w:type="gramStart"/>
+      <w:r>
+        <w:rPr>
+          <w:rFonts w:ascii="Cambria" w:eastAsia="Courier New" w:hAnsi="Cambria" w:cs="Courier New"/>
+          <w:color w:val="1A1A1A"/>
+          <w:sz w:val="18"/>
+          <w:szCs w:val="18"/>
+        </w:rPr>
+        <w:t>fly</w:t>
+      </w:r>
+      <w:proofErr w:type="spellEnd"/>
+      <w:proofErr w:type="gramEnd"/>
+      <w:r>
+        <w:rPr>
+          <w:rFonts w:ascii="Cambria" w:eastAsia="Courier New" w:hAnsi="Cambria" w:cs="Courier New"/>
+          <w:color w:val="1A1A1A"/>
+          <w:sz w:val="18"/>
+          <w:szCs w:val="18"/>
+        </w:rPr>
+        <w:t xml:space="preserve"> ?d ?</w:t>
+      </w:r>
+      <w:proofErr w:type="spellStart"/>
+      <w:r>
+        <w:rPr>
+          <w:rFonts w:ascii="Cambria" w:eastAsia="Courier New" w:hAnsi="Cambria" w:cs="Courier New"/>
+          <w:color w:val="1A1A1A"/>
+          <w:sz w:val="18"/>
+          <w:szCs w:val="18"/>
+        </w:rPr>
+        <w:t>lp</w:t>
+      </w:r>
+      <w:proofErr w:type="spellEnd"/>
+      <w:r>
+        <w:rPr>
+          <w:rFonts w:ascii="Cambria" w:eastAsia="Courier New" w:hAnsi="Cambria" w:cs="Courier New"/>
+          <w:color w:val="1A1A1A"/>
+          <w:sz w:val="18"/>
+          <w:szCs w:val="18"/>
+        </w:rPr>
+        <w:t xml:space="preserve"> </w:t>
+      </w:r>
+      <w:proofErr w:type="spellStart"/>
+      <w:r>
+        <w:rPr>
+          <w:rFonts w:ascii="Cambria" w:eastAsia="Courier New" w:hAnsi="Cambria" w:cs="Courier New"/>
+          <w:color w:val="1A1A1A"/>
+          <w:sz w:val="18"/>
+          <w:szCs w:val="18"/>
+        </w:rPr>
+        <w:t>depot</w:t>
+      </w:r>
+      <w:proofErr w:type="spellEnd"/>
+      <w:r>
+        <w:rPr>
+          <w:rFonts w:ascii="Cambria" w:eastAsia="Courier New" w:hAnsi="Cambria" w:cs="Courier New"/>
+          <w:color w:val="1A1A1A"/>
+          <w:sz w:val="18"/>
+          <w:szCs w:val="18"/>
+        </w:rPr>
+        <w:t>)</w:t>
       </w:r>
     </w:p>
     <w:p>
@@ -1848,7 +4170,27 @@
           <w:sz w:val="18"/>
           <w:szCs w:val="18"/>
         </w:rPr>
-        <w:t xml:space="preserve">          (enviar-todo)))</w:t>
+        <w:t xml:space="preserve">          (</w:t>
+      </w:r>
+      <w:proofErr w:type="gramStart"/>
+      <w:r>
+        <w:rPr>
+          <w:rFonts w:ascii="Cambria" w:eastAsia="Courier New" w:hAnsi="Cambria" w:cs="Courier New"/>
+          <w:color w:val="1A1A1A"/>
+          <w:sz w:val="18"/>
+          <w:szCs w:val="18"/>
+        </w:rPr>
+        <w:t>enviar-</w:t>
+      </w:r>
+      <w:proofErr w:type="gramEnd"/>
+      <w:r>
+        <w:rPr>
+          <w:rFonts w:ascii="Cambria" w:eastAsia="Courier New" w:hAnsi="Cambria" w:cs="Courier New"/>
+          <w:color w:val="1A1A1A"/>
+          <w:sz w:val="18"/>
+          <w:szCs w:val="18"/>
+        </w:rPr>
+        <w:t>todo)))</w:t>
       </w:r>
     </w:p>
     <w:p>
@@ -1873,7 +4215,39 @@
           <w:rFonts w:ascii="Cambria" w:hAnsi="Cambria"/>
           <w:color w:val="000000" w:themeColor="text1"/>
         </w:rPr>
-        <w:t>El caso recursivo vincula en una sola unificación la persona con necesidad, la caja adecuada y el dron disponible, y genera la secuencia de cinco operadores necesarios para completar una entrega. Tras cada entrega, el dron vuelve al depósito y se reinvoca enviar-todo hasta que no queden predicados needs en el estado.</w:t>
+        <w:t xml:space="preserve">El caso recursivo vincula en una sola unificación la persona con necesidad, la caja adecuada y el dron disponible, y genera la secuencia de cinco operadores necesarios para completar una entrega. Tras cada entrega, el dron vuelve al depósito y se </w:t>
+      </w:r>
+      <w:proofErr w:type="spellStart"/>
+      <w:r>
+        <w:rPr>
+          <w:rFonts w:ascii="Cambria" w:hAnsi="Cambria"/>
+          <w:color w:val="000000" w:themeColor="text1"/>
+        </w:rPr>
+        <w:t>reinvoca</w:t>
+      </w:r>
+      <w:proofErr w:type="spellEnd"/>
+      <w:r>
+        <w:rPr>
+          <w:rFonts w:ascii="Cambria" w:hAnsi="Cambria"/>
+          <w:color w:val="000000" w:themeColor="text1"/>
+        </w:rPr>
+        <w:t xml:space="preserve"> enviar-todo hasta que no queden predicados </w:t>
+      </w:r>
+      <w:proofErr w:type="spellStart"/>
+      <w:r>
+        <w:rPr>
+          <w:rFonts w:ascii="Cambria" w:hAnsi="Cambria"/>
+          <w:color w:val="000000" w:themeColor="text1"/>
+        </w:rPr>
+        <w:t>needs</w:t>
+      </w:r>
+      <w:proofErr w:type="spellEnd"/>
+      <w:r>
+        <w:rPr>
+          <w:rFonts w:ascii="Cambria" w:hAnsi="Cambria"/>
+          <w:color w:val="000000" w:themeColor="text1"/>
+        </w:rPr>
+        <w:t xml:space="preserve"> en el estado.</w:t>
       </w:r>
     </w:p>
     <w:p>
@@ -1904,7 +4278,23 @@
           <w:rFonts w:ascii="Cambria" w:hAnsi="Cambria"/>
           <w:color w:val="000000" w:themeColor="text1"/>
         </w:rPr>
-        <w:t>Un aspecto crítico descubierto durante el desarrollo es la sintaxis exacta que espera el parser de JSHOP2. A diferencia de PDDL, el fichero de problema tiene esta estructura:</w:t>
+        <w:t xml:space="preserve">Un aspecto crítico descubierto durante el desarrollo es la sintaxis exacta que espera el </w:t>
+      </w:r>
+      <w:proofErr w:type="spellStart"/>
+      <w:r>
+        <w:rPr>
+          <w:rFonts w:ascii="Cambria" w:hAnsi="Cambria"/>
+          <w:color w:val="000000" w:themeColor="text1"/>
+        </w:rPr>
+        <w:t>parser</w:t>
+      </w:r>
+      <w:proofErr w:type="spellEnd"/>
+      <w:r>
+        <w:rPr>
+          <w:rFonts w:ascii="Cambria" w:hAnsi="Cambria"/>
+          <w:color w:val="000000" w:themeColor="text1"/>
+        </w:rPr>
+        <w:t xml:space="preserve"> de JSHOP2. A diferencia de PDDL, el fichero de problema tiene esta estructura:</w:t>
       </w:r>
     </w:p>
     <w:p>
@@ -1932,7 +4322,31 @@
           <w:szCs w:val="18"/>
           <w:lang w:val="en-US"/>
         </w:rPr>
-        <w:t>(defproblem problem emergency</w:t>
+        <w:t>(</w:t>
+      </w:r>
+      <w:proofErr w:type="spellStart"/>
+      <w:proofErr w:type="gramStart"/>
+      <w:r>
+        <w:rPr>
+          <w:rFonts w:ascii="Cambria" w:eastAsia="Courier New" w:hAnsi="Cambria" w:cs="Courier New"/>
+          <w:color w:val="1A1A1A"/>
+          <w:sz w:val="18"/>
+          <w:szCs w:val="18"/>
+          <w:lang w:val="en-US"/>
+        </w:rPr>
+        <w:t>defproblem</w:t>
+      </w:r>
+      <w:proofErr w:type="spellEnd"/>
+      <w:proofErr w:type="gramEnd"/>
+      <w:r>
+        <w:rPr>
+          <w:rFonts w:ascii="Cambria" w:eastAsia="Courier New" w:hAnsi="Cambria" w:cs="Courier New"/>
+          <w:color w:val="1A1A1A"/>
+          <w:sz w:val="18"/>
+          <w:szCs w:val="18"/>
+          <w:lang w:val="en-US"/>
+        </w:rPr>
+        <w:t xml:space="preserve"> problem emergency</w:t>
       </w:r>
     </w:p>
     <w:p>
@@ -1952,8 +4366,42 @@
           <w:szCs w:val="18"/>
           <w:lang w:val="en-US"/>
         </w:rPr>
-        <w:t>(                          ; estado inicial</w:t>
-      </w:r>
+        <w:t xml:space="preserve">(                          ; </w:t>
+      </w:r>
+      <w:proofErr w:type="spellStart"/>
+      <w:r>
+        <w:rPr>
+          <w:rFonts w:ascii="Cambria" w:eastAsia="Courier New" w:hAnsi="Cambria" w:cs="Courier New"/>
+          <w:color w:val="1A1A1A"/>
+          <w:sz w:val="18"/>
+          <w:szCs w:val="18"/>
+          <w:lang w:val="en-US"/>
+        </w:rPr>
+        <w:t>estado</w:t>
+      </w:r>
+      <w:proofErr w:type="spellEnd"/>
+      <w:r>
+        <w:rPr>
+          <w:rFonts w:ascii="Cambria" w:eastAsia="Courier New" w:hAnsi="Cambria" w:cs="Courier New"/>
+          <w:color w:val="1A1A1A"/>
+          <w:sz w:val="18"/>
+          <w:szCs w:val="18"/>
+          <w:lang w:val="en-US"/>
+        </w:rPr>
+        <w:t xml:space="preserve"> </w:t>
+      </w:r>
+      <w:proofErr w:type="spellStart"/>
+      <w:r>
+        <w:rPr>
+          <w:rFonts w:ascii="Cambria" w:eastAsia="Courier New" w:hAnsi="Cambria" w:cs="Courier New"/>
+          <w:color w:val="1A1A1A"/>
+          <w:sz w:val="18"/>
+          <w:szCs w:val="18"/>
+          <w:lang w:val="en-US"/>
+        </w:rPr>
+        <w:t>inicial</w:t>
+      </w:r>
+      <w:proofErr w:type="spellEnd"/>
     </w:p>
     <w:p>
       <w:pPr>
@@ -1972,7 +4420,29 @@
           <w:szCs w:val="18"/>
           <w:lang w:val="en-US"/>
         </w:rPr>
-        <w:t xml:space="preserve">  (at-drone drone1 depot)</w:t>
+        <w:t xml:space="preserve">  (</w:t>
+      </w:r>
+      <w:proofErr w:type="gramStart"/>
+      <w:r>
+        <w:rPr>
+          <w:rFonts w:ascii="Cambria" w:eastAsia="Courier New" w:hAnsi="Cambria" w:cs="Courier New"/>
+          <w:color w:val="1A1A1A"/>
+          <w:sz w:val="18"/>
+          <w:szCs w:val="18"/>
+          <w:lang w:val="en-US"/>
+        </w:rPr>
+        <w:t>at-drone</w:t>
+      </w:r>
+      <w:proofErr w:type="gramEnd"/>
+      <w:r>
+        <w:rPr>
+          <w:rFonts w:ascii="Cambria" w:eastAsia="Courier New" w:hAnsi="Cambria" w:cs="Courier New"/>
+          <w:color w:val="1A1A1A"/>
+          <w:sz w:val="18"/>
+          <w:szCs w:val="18"/>
+          <w:lang w:val="en-US"/>
+        </w:rPr>
+        <w:t xml:space="preserve"> drone1 depot)</w:t>
       </w:r>
     </w:p>
     <w:p>
@@ -2000,7 +4470,49 @@
           <w:sz w:val="18"/>
           <w:szCs w:val="18"/>
         </w:rPr>
-        <w:t>(needs person1 food)</w:t>
+        <w:t>(</w:t>
+      </w:r>
+      <w:proofErr w:type="spellStart"/>
+      <w:proofErr w:type="gramStart"/>
+      <w:r>
+        <w:rPr>
+          <w:rFonts w:ascii="Cambria" w:eastAsia="Courier New" w:hAnsi="Cambria" w:cs="Courier New"/>
+          <w:color w:val="1A1A1A"/>
+          <w:sz w:val="18"/>
+          <w:szCs w:val="18"/>
+        </w:rPr>
+        <w:t>needs</w:t>
+      </w:r>
+      <w:proofErr w:type="spellEnd"/>
+      <w:proofErr w:type="gramEnd"/>
+      <w:r>
+        <w:rPr>
+          <w:rFonts w:ascii="Cambria" w:eastAsia="Courier New" w:hAnsi="Cambria" w:cs="Courier New"/>
+          <w:color w:val="1A1A1A"/>
+          <w:sz w:val="18"/>
+          <w:szCs w:val="18"/>
+        </w:rPr>
+        <w:t xml:space="preserve"> person1 </w:t>
+      </w:r>
+      <w:proofErr w:type="spellStart"/>
+      <w:r>
+        <w:rPr>
+          <w:rFonts w:ascii="Cambria" w:eastAsia="Courier New" w:hAnsi="Cambria" w:cs="Courier New"/>
+          <w:color w:val="1A1A1A"/>
+          <w:sz w:val="18"/>
+          <w:szCs w:val="18"/>
+        </w:rPr>
+        <w:t>food</w:t>
+      </w:r>
+      <w:proofErr w:type="spellEnd"/>
+      <w:r>
+        <w:rPr>
+          <w:rFonts w:ascii="Cambria" w:eastAsia="Courier New" w:hAnsi="Cambria" w:cs="Courier New"/>
+          <w:color w:val="1A1A1A"/>
+          <w:sz w:val="18"/>
+          <w:szCs w:val="18"/>
+        </w:rPr>
+        <w:t>)</w:t>
       </w:r>
     </w:p>
     <w:p>
@@ -2054,7 +4566,27 @@
           <w:sz w:val="18"/>
           <w:szCs w:val="18"/>
         </w:rPr>
-        <w:t>((enviar-todo))            ; lista de tareas: doble paréntesis</w:t>
+        <w:t>((</w:t>
+      </w:r>
+      <w:proofErr w:type="gramStart"/>
+      <w:r>
+        <w:rPr>
+          <w:rFonts w:ascii="Cambria" w:eastAsia="Courier New" w:hAnsi="Cambria" w:cs="Courier New"/>
+          <w:color w:val="1A1A1A"/>
+          <w:sz w:val="18"/>
+          <w:szCs w:val="18"/>
+        </w:rPr>
+        <w:t>enviar-</w:t>
+      </w:r>
+      <w:proofErr w:type="gramEnd"/>
+      <w:r>
+        <w:rPr>
+          <w:rFonts w:ascii="Cambria" w:eastAsia="Courier New" w:hAnsi="Cambria" w:cs="Courier New"/>
+          <w:color w:val="1A1A1A"/>
+          <w:sz w:val="18"/>
+          <w:szCs w:val="18"/>
+        </w:rPr>
+        <w:t>todo))            ; lista de tareas: doble paréntesis</w:t>
       </w:r>
     </w:p>
     <w:p>
@@ -2097,7 +4629,87 @@
           <w:rFonts w:ascii="Cambria" w:hAnsi="Cambria"/>
           <w:color w:val="2F5496" w:themeColor="accent1" w:themeShade="BF"/>
         </w:rPr>
-        <w:t>La lista de tareas requiere doble paréntesis: el externo delimita la lista y el interno representa la tarea individual. Omitir uno de los dos paréntesis produce errores de parsing (unexpected char o unexpected token).</w:t>
+        <w:t xml:space="preserve">La lista de tareas requiere doble paréntesis: el externo delimita la lista y el interno representa la tarea individual. Omitir uno de los dos paréntesis produce errores de </w:t>
+      </w:r>
+      <w:proofErr w:type="spellStart"/>
+      <w:r>
+        <w:rPr>
+          <w:rFonts w:ascii="Cambria" w:hAnsi="Cambria"/>
+          <w:color w:val="2F5496" w:themeColor="accent1" w:themeShade="BF"/>
+        </w:rPr>
+        <w:t>parsing</w:t>
+      </w:r>
+      <w:proofErr w:type="spellEnd"/>
+      <w:r>
+        <w:rPr>
+          <w:rFonts w:ascii="Cambria" w:hAnsi="Cambria"/>
+          <w:color w:val="2F5496" w:themeColor="accent1" w:themeShade="BF"/>
+        </w:rPr>
+        <w:t xml:space="preserve"> (</w:t>
+      </w:r>
+      <w:proofErr w:type="spellStart"/>
+      <w:r>
+        <w:rPr>
+          <w:rFonts w:ascii="Cambria" w:hAnsi="Cambria"/>
+          <w:color w:val="2F5496" w:themeColor="accent1" w:themeShade="BF"/>
+        </w:rPr>
+        <w:t>unexpected</w:t>
+      </w:r>
+      <w:proofErr w:type="spellEnd"/>
+      <w:r>
+        <w:rPr>
+          <w:rFonts w:ascii="Cambria" w:hAnsi="Cambria"/>
+          <w:color w:val="2F5496" w:themeColor="accent1" w:themeShade="BF"/>
+        </w:rPr>
+        <w:t xml:space="preserve"> </w:t>
+      </w:r>
+      <w:proofErr w:type="spellStart"/>
+      <w:r>
+        <w:rPr>
+          <w:rFonts w:ascii="Cambria" w:hAnsi="Cambria"/>
+          <w:color w:val="2F5496" w:themeColor="accent1" w:themeShade="BF"/>
+        </w:rPr>
+        <w:t>char</w:t>
+      </w:r>
+      <w:proofErr w:type="spellEnd"/>
+      <w:r>
+        <w:rPr>
+          <w:rFonts w:ascii="Cambria" w:hAnsi="Cambria"/>
+          <w:color w:val="2F5496" w:themeColor="accent1" w:themeShade="BF"/>
+        </w:rPr>
+        <w:t xml:space="preserve"> o </w:t>
+      </w:r>
+      <w:proofErr w:type="spellStart"/>
+      <w:r>
+        <w:rPr>
+          <w:rFonts w:ascii="Cambria" w:hAnsi="Cambria"/>
+          <w:color w:val="2F5496" w:themeColor="accent1" w:themeShade="BF"/>
+        </w:rPr>
+        <w:t>unexpected</w:t>
+      </w:r>
+      <w:proofErr w:type="spellEnd"/>
+      <w:r>
+        <w:rPr>
+          <w:rFonts w:ascii="Cambria" w:hAnsi="Cambria"/>
+          <w:color w:val="2F5496" w:themeColor="accent1" w:themeShade="BF"/>
+        </w:rPr>
+        <w:t xml:space="preserve"> </w:t>
+      </w:r>
+      <w:proofErr w:type="spellStart"/>
+      <w:r>
+        <w:rPr>
+          <w:rFonts w:ascii="Cambria" w:hAnsi="Cambria"/>
+          <w:color w:val="2F5496" w:themeColor="accent1" w:themeShade="BF"/>
+        </w:rPr>
+        <w:t>token</w:t>
+      </w:r>
+      <w:proofErr w:type="spellEnd"/>
+      <w:r>
+        <w:rPr>
+          <w:rFonts w:ascii="Cambria" w:hAnsi="Cambria"/>
+          <w:color w:val="2F5496" w:themeColor="accent1" w:themeShade="BF"/>
+        </w:rPr>
+        <w:t>).</w:t>
       </w:r>
     </w:p>
     <w:p>
@@ -2161,7 +4773,48 @@
           <w:rFonts w:ascii="Cambria" w:hAnsi="Cambria"/>
           <w:color w:val="000000" w:themeColor="text1"/>
         </w:rPr>
-        <w:t>Se elimina el bloque (:goal ...) y en su lugar las necesidades de las personas se incluyen como predicados (needs ?p ?t) en el estado inicial.</w:t>
+        <w:t>Se elimina el bloque (</w:t>
+      </w:r>
+      <w:proofErr w:type="gramStart"/>
+      <w:r>
+        <w:rPr>
+          <w:rFonts w:ascii="Cambria" w:hAnsi="Cambria"/>
+          <w:color w:val="000000" w:themeColor="text1"/>
+        </w:rPr>
+        <w:t>:</w:t>
+      </w:r>
+      <w:proofErr w:type="spellStart"/>
+      <w:r>
+        <w:rPr>
+          <w:rFonts w:ascii="Cambria" w:hAnsi="Cambria"/>
+          <w:color w:val="000000" w:themeColor="text1"/>
+        </w:rPr>
+        <w:t>goal</w:t>
+      </w:r>
+      <w:proofErr w:type="spellEnd"/>
+      <w:proofErr w:type="gramEnd"/>
+      <w:r>
+        <w:rPr>
+          <w:rFonts w:ascii="Cambria" w:hAnsi="Cambria"/>
+          <w:color w:val="000000" w:themeColor="text1"/>
+        </w:rPr>
+        <w:t xml:space="preserve"> ...) y en su lugar las necesidades de las personas se incluyen como predicados (</w:t>
+      </w:r>
+      <w:proofErr w:type="spellStart"/>
+      <w:r>
+        <w:rPr>
+          <w:rFonts w:ascii="Cambria" w:hAnsi="Cambria"/>
+          <w:color w:val="000000" w:themeColor="text1"/>
+        </w:rPr>
+        <w:t>needs</w:t>
+      </w:r>
+      <w:proofErr w:type="spellEnd"/>
+      <w:r>
+        <w:rPr>
+          <w:rFonts w:ascii="Cambria" w:hAnsi="Cambria"/>
+          <w:color w:val="000000" w:themeColor="text1"/>
+        </w:rPr>
+        <w:t xml:space="preserve"> ?p ?t) en el estado inicial.</w:t>
       </w:r>
     </w:p>
     <w:p>
@@ -2182,7 +4835,48 @@
           <w:rFonts w:ascii="Cambria" w:hAnsi="Cambria"/>
           <w:color w:val="000000" w:themeColor="text1"/>
         </w:rPr>
-        <w:t>El fichero usa defproblem en lugar de define (problem ...)  y no declara tipos de objetos (JSHOP2 es sin tipos).</w:t>
+        <w:t xml:space="preserve">El fichero usa </w:t>
+      </w:r>
+      <w:proofErr w:type="spellStart"/>
+      <w:r>
+        <w:rPr>
+          <w:rFonts w:ascii="Cambria" w:hAnsi="Cambria"/>
+          <w:color w:val="000000" w:themeColor="text1"/>
+        </w:rPr>
+        <w:t>defproblem</w:t>
+      </w:r>
+      <w:proofErr w:type="spellEnd"/>
+      <w:r>
+        <w:rPr>
+          <w:rFonts w:ascii="Cambria" w:hAnsi="Cambria"/>
+          <w:color w:val="000000" w:themeColor="text1"/>
+        </w:rPr>
+        <w:t xml:space="preserve"> en lugar de define (</w:t>
+      </w:r>
+      <w:proofErr w:type="spellStart"/>
+      <w:proofErr w:type="gramStart"/>
+      <w:r>
+        <w:rPr>
+          <w:rFonts w:ascii="Cambria" w:hAnsi="Cambria"/>
+          <w:color w:val="000000" w:themeColor="text1"/>
+        </w:rPr>
+        <w:t>problem</w:t>
+      </w:r>
+      <w:proofErr w:type="spellEnd"/>
+      <w:r>
+        <w:rPr>
+          <w:rFonts w:ascii="Cambria" w:hAnsi="Cambria"/>
+          <w:color w:val="000000" w:themeColor="text1"/>
+        </w:rPr>
+        <w:t xml:space="preserve"> ...</w:t>
+      </w:r>
+      <w:proofErr w:type="gramEnd"/>
+      <w:r>
+        <w:rPr>
+          <w:rFonts w:ascii="Cambria" w:hAnsi="Cambria"/>
+          <w:color w:val="000000" w:themeColor="text1"/>
+        </w:rPr>
+        <w:t>)  y no declara tipos de objetos (JSHOP2 es sin tipos).</w:t>
       </w:r>
     </w:p>
     <w:p>
@@ -2203,7 +4897,23 @@
           <w:rFonts w:ascii="Cambria" w:hAnsi="Cambria"/>
           <w:color w:val="000000" w:themeColor="text1"/>
         </w:rPr>
-        <w:t>La lista de tareas se escribe como ((enviar-todo)) al final del defproblem.</w:t>
+        <w:t xml:space="preserve">La lista de tareas se escribe como ((enviar-todo)) al final del </w:t>
+      </w:r>
+      <w:proofErr w:type="spellStart"/>
+      <w:r>
+        <w:rPr>
+          <w:rFonts w:ascii="Cambria" w:hAnsi="Cambria"/>
+          <w:color w:val="000000" w:themeColor="text1"/>
+        </w:rPr>
+        <w:t>defproblem</w:t>
+      </w:r>
+      <w:proofErr w:type="spellEnd"/>
+      <w:r>
+        <w:rPr>
+          <w:rFonts w:ascii="Cambria" w:hAnsi="Cambria"/>
+          <w:color w:val="000000" w:themeColor="text1"/>
+        </w:rPr>
+        <w:t>.</w:t>
       </w:r>
     </w:p>
     <w:p>
@@ -2220,7 +4930,87 @@
           <w:rFonts w:ascii="Cambria" w:hAnsi="Cambria"/>
           <w:color w:val="000000" w:themeColor="text1"/>
         </w:rPr>
-        <w:t>El script benchmark_shop2.py automatiza la generación de problemas de tamaño creciente, los escribe en ~/JSHOP2/domains/emergency/problem y ejecuta el planificador llamando a jshop2-console.sh, midiendo el tiempo con time.perf_counter() para mayor precisión.</w:t>
+        <w:t>El script benchmark_shop2.py automatiza la generación de problemas de tamaño creciente, los escribe en ~/JSHOP2/</w:t>
+      </w:r>
+      <w:proofErr w:type="spellStart"/>
+      <w:r>
+        <w:rPr>
+          <w:rFonts w:ascii="Cambria" w:hAnsi="Cambria"/>
+          <w:color w:val="000000" w:themeColor="text1"/>
+        </w:rPr>
+        <w:t>domains</w:t>
+      </w:r>
+      <w:proofErr w:type="spellEnd"/>
+      <w:r>
+        <w:rPr>
+          <w:rFonts w:ascii="Cambria" w:hAnsi="Cambria"/>
+          <w:color w:val="000000" w:themeColor="text1"/>
+        </w:rPr>
+        <w:t>/</w:t>
+      </w:r>
+      <w:proofErr w:type="spellStart"/>
+      <w:r>
+        <w:rPr>
+          <w:rFonts w:ascii="Cambria" w:hAnsi="Cambria"/>
+          <w:color w:val="000000" w:themeColor="text1"/>
+        </w:rPr>
+        <w:t>emergency</w:t>
+      </w:r>
+      <w:proofErr w:type="spellEnd"/>
+      <w:r>
+        <w:rPr>
+          <w:rFonts w:ascii="Cambria" w:hAnsi="Cambria"/>
+          <w:color w:val="000000" w:themeColor="text1"/>
+        </w:rPr>
+        <w:t>/</w:t>
+      </w:r>
+      <w:proofErr w:type="spellStart"/>
+      <w:r>
+        <w:rPr>
+          <w:rFonts w:ascii="Cambria" w:hAnsi="Cambria"/>
+          <w:color w:val="000000" w:themeColor="text1"/>
+        </w:rPr>
+        <w:t>problem</w:t>
+      </w:r>
+      <w:proofErr w:type="spellEnd"/>
+      <w:r>
+        <w:rPr>
+          <w:rFonts w:ascii="Cambria" w:hAnsi="Cambria"/>
+          <w:color w:val="000000" w:themeColor="text1"/>
+        </w:rPr>
+        <w:t xml:space="preserve"> y ejecuta el planificador llamando a jshop2-console.sh, midiendo el tiempo con </w:t>
+      </w:r>
+      <w:proofErr w:type="spellStart"/>
+      <w:r>
+        <w:rPr>
+          <w:rFonts w:ascii="Cambria" w:hAnsi="Cambria"/>
+          <w:color w:val="000000" w:themeColor="text1"/>
+        </w:rPr>
+        <w:t>time.perf_</w:t>
+      </w:r>
+      <w:proofErr w:type="gramStart"/>
+      <w:r>
+        <w:rPr>
+          <w:rFonts w:ascii="Cambria" w:hAnsi="Cambria"/>
+          <w:color w:val="000000" w:themeColor="text1"/>
+        </w:rPr>
+        <w:t>counter</w:t>
+      </w:r>
+      <w:proofErr w:type="spellEnd"/>
+      <w:r>
+        <w:rPr>
+          <w:rFonts w:ascii="Cambria" w:hAnsi="Cambria"/>
+          <w:color w:val="000000" w:themeColor="text1"/>
+        </w:rPr>
+        <w:t>(</w:t>
+      </w:r>
+      <w:proofErr w:type="gramEnd"/>
+      <w:r>
+        <w:rPr>
+          <w:rFonts w:ascii="Cambria" w:hAnsi="Cambria"/>
+          <w:color w:val="000000" w:themeColor="text1"/>
+        </w:rPr>
+        <w:t>) para mayor precisión.</w:t>
       </w:r>
     </w:p>
     <w:p>
@@ -4715,7 +7505,23 @@
           <w:rFonts w:ascii="Cambria" w:hAnsi="Cambria"/>
           <w:color w:val="000000" w:themeColor="text1"/>
         </w:rPr>
-        <w:t>JSHOP2 muestra un comportamiento radicalmente diferente. El tiempo de resolución se mantiene prácticamente constante en torno a 2.6–3.7 segundos para todos los tamaños probados, desde n = 5 hasta n = 55. No se aprecia ninguna tendencia de crecimiento significativa: la variación entre mediciones es atribuible al overhead de inicialización de la JVM y a la aleatoriedad en la generación de los problemas, no al algoritmo de planificación en sí.</w:t>
+        <w:t xml:space="preserve">JSHOP2 muestra un comportamiento radicalmente diferente. El tiempo de resolución se mantiene prácticamente constante en torno a 2.6–3.7 segundos para todos los tamaños probados, desde n = 5 hasta n = 55. No se aprecia ninguna tendencia de crecimiento significativa: la variación entre mediciones es atribuible al </w:t>
+      </w:r>
+      <w:proofErr w:type="spellStart"/>
+      <w:r>
+        <w:rPr>
+          <w:rFonts w:ascii="Cambria" w:hAnsi="Cambria"/>
+          <w:color w:val="000000" w:themeColor="text1"/>
+        </w:rPr>
+        <w:t>overhead</w:t>
+      </w:r>
+      <w:proofErr w:type="spellEnd"/>
+      <w:r>
+        <w:rPr>
+          <w:rFonts w:ascii="Cambria" w:hAnsi="Cambria"/>
+          <w:color w:val="000000" w:themeColor="text1"/>
+        </w:rPr>
+        <w:t xml:space="preserve"> de inicialización de la JVM y a la aleatoriedad en la generación de los problemas, no al algoritmo de planificación en sí.</w:t>
       </w:r>
     </w:p>
     <w:p>
@@ -4732,7 +7538,39 @@
           <w:rFonts w:ascii="Cambria" w:hAnsi="Cambria"/>
           <w:color w:val="000000" w:themeColor="text1"/>
         </w:rPr>
-        <w:t>Este comportamiento constante se explica por la naturaleza del algoritmo HTN: JSHOP2 no busca en el espacio de estados sino que descompone la tarea enviar-todo de forma determinista. En cada invocación del método hay-necesidades, el planificador unifica directamente los parámetros necesarios y genera una secuencia de cinco operadores sin necesidad de backtracking (salvo en casos degenerados). El problema se reduce a n entregas independientes, cada una con coste constante, resultando en una complejidad lineal O(n) en número de acciones y, dado que la búsqueda no se realiza, O(1) en tiempo de planificación respecto al tamaño del problema.</w:t>
+        <w:t xml:space="preserve">Este comportamiento constante se explica por la naturaleza del algoritmo HTN: JSHOP2 no busca en el espacio de estados sino que descompone la tarea enviar-todo de forma determinista. En cada invocación del método hay-necesidades, el planificador unifica directamente los parámetros necesarios y genera una secuencia de cinco operadores sin necesidad de </w:t>
+      </w:r>
+      <w:proofErr w:type="spellStart"/>
+      <w:r>
+        <w:rPr>
+          <w:rFonts w:ascii="Cambria" w:hAnsi="Cambria"/>
+          <w:color w:val="000000" w:themeColor="text1"/>
+        </w:rPr>
+        <w:t>backtracking</w:t>
+      </w:r>
+      <w:proofErr w:type="spellEnd"/>
+      <w:r>
+        <w:rPr>
+          <w:rFonts w:ascii="Cambria" w:hAnsi="Cambria"/>
+          <w:color w:val="000000" w:themeColor="text1"/>
+        </w:rPr>
+        <w:t xml:space="preserve"> (salvo en casos degenerados). El problema se reduce a n entregas independientes, cada una con coste constante, resultando en una complejidad lineal O(n) en número de acciones y, dado que la búsqueda no se realiza, </w:t>
+      </w:r>
+      <w:proofErr w:type="gramStart"/>
+      <w:r>
+        <w:rPr>
+          <w:rFonts w:ascii="Cambria" w:hAnsi="Cambria"/>
+          <w:color w:val="000000" w:themeColor="text1"/>
+        </w:rPr>
+        <w:t>O(</w:t>
+      </w:r>
+      <w:proofErr w:type="gramEnd"/>
+      <w:r>
+        <w:rPr>
+          <w:rFonts w:ascii="Cambria" w:hAnsi="Cambria"/>
+          <w:color w:val="000000" w:themeColor="text1"/>
+        </w:rPr>
+        <w:t>1) en tiempo de planificación respecto al tamaño del problema.</w:t>
       </w:r>
     </w:p>
     <w:p>
@@ -4864,7 +7702,23 @@
           <w:rFonts w:ascii="Cambria" w:hAnsi="Cambria"/>
           <w:color w:val="000000" w:themeColor="text1"/>
         </w:rPr>
-        <w:t>Los planes generados son estructuralmente correctos por construcción: siguen siempre el patrón fly→pick-up→fly→deliver→fly-depot.</w:t>
+        <w:t xml:space="preserve">Los planes generados son estructuralmente correctos por construcción: siguen siempre el patrón </w:t>
+      </w:r>
+      <w:proofErr w:type="spellStart"/>
+      <w:r>
+        <w:rPr>
+          <w:rFonts w:ascii="Cambria" w:hAnsi="Cambria"/>
+          <w:color w:val="000000" w:themeColor="text1"/>
+        </w:rPr>
+        <w:t>fly→pick-up→fly→deliver→fly-depot</w:t>
+      </w:r>
+      <w:proofErr w:type="spellEnd"/>
+      <w:r>
+        <w:rPr>
+          <w:rFonts w:ascii="Cambria" w:hAnsi="Cambria"/>
+          <w:color w:val="000000" w:themeColor="text1"/>
+        </w:rPr>
+        <w:t>.</w:t>
       </w:r>
     </w:p>
     <w:p>
@@ -4932,7 +7786,23 @@
           <w:rFonts w:ascii="Cambria" w:hAnsi="Cambria"/>
           <w:color w:val="000000" w:themeColor="text1"/>
         </w:rPr>
-        <w:t>El modelador debe conocer la estructura del dominio y codificarla explícitamente en los métodos. Si la estrategia óptima no es conocida a priori, HTN puede producir planes subóptimos.</w:t>
+        <w:t xml:space="preserve">El modelador debe conocer la estructura del dominio y codificarla explícitamente en los métodos. Si la estrategia óptima no es conocida a priori, HTN puede producir planes </w:t>
+      </w:r>
+      <w:proofErr w:type="spellStart"/>
+      <w:r>
+        <w:rPr>
+          <w:rFonts w:ascii="Cambria" w:hAnsi="Cambria"/>
+          <w:color w:val="000000" w:themeColor="text1"/>
+        </w:rPr>
+        <w:t>subóptimos</w:t>
+      </w:r>
+      <w:proofErr w:type="spellEnd"/>
+      <w:r>
+        <w:rPr>
+          <w:rFonts w:ascii="Cambria" w:hAnsi="Cambria"/>
+          <w:color w:val="000000" w:themeColor="text1"/>
+        </w:rPr>
+        <w:t>.</w:t>
       </w:r>
     </w:p>
     <w:p>
@@ -4974,7 +7844,23 @@
           <w:rFonts w:ascii="Cambria" w:hAnsi="Cambria"/>
           <w:color w:val="000000" w:themeColor="text1"/>
         </w:rPr>
-        <w:t>La calidad del plan depende del orden en que JSHOP2 unifica los predicados: el primer needs que encuentra determina el orden de entregas, que puede no ser el óptimo en distancia.</w:t>
+        <w:t xml:space="preserve">La calidad del plan depende del orden en que JSHOP2 unifica los predicados: el primer </w:t>
+      </w:r>
+      <w:proofErr w:type="spellStart"/>
+      <w:r>
+        <w:rPr>
+          <w:rFonts w:ascii="Cambria" w:hAnsi="Cambria"/>
+          <w:color w:val="000000" w:themeColor="text1"/>
+        </w:rPr>
+        <w:t>needs</w:t>
+      </w:r>
+      <w:proofErr w:type="spellEnd"/>
+      <w:r>
+        <w:rPr>
+          <w:rFonts w:ascii="Cambria" w:hAnsi="Cambria"/>
+          <w:color w:val="000000" w:themeColor="text1"/>
+        </w:rPr>
+        <w:t xml:space="preserve"> que encuentra determina el orden de entregas, que puede no ser el óptimo en distancia.</w:t>
       </w:r>
     </w:p>
     <w:p>
@@ -4995,7 +7881,23 @@
           <w:rFonts w:ascii="Cambria" w:hAnsi="Cambria"/>
           <w:color w:val="000000" w:themeColor="text1"/>
         </w:rPr>
-        <w:t>No garantiza optimalidad: un planificador clásico con métrica de distancia podría generar planes más cortos, aunque a mayor coste computacional.</w:t>
+        <w:t xml:space="preserve">No garantiza </w:t>
+      </w:r>
+      <w:proofErr w:type="spellStart"/>
+      <w:r>
+        <w:rPr>
+          <w:rFonts w:ascii="Cambria" w:hAnsi="Cambria"/>
+          <w:color w:val="000000" w:themeColor="text1"/>
+        </w:rPr>
+        <w:t>optimalidad</w:t>
+      </w:r>
+      <w:proofErr w:type="spellEnd"/>
+      <w:r>
+        <w:rPr>
+          <w:rFonts w:ascii="Cambria" w:hAnsi="Cambria"/>
+          <w:color w:val="000000" w:themeColor="text1"/>
+        </w:rPr>
+        <w:t>: un planificador clásico con métrica de distancia podría generar planes más cortos, aunque a mayor coste computacional.</w:t>
       </w:r>
     </w:p>
     <w:p>
@@ -5124,7 +8026,39 @@
           <w:rFonts w:ascii="Cambria" w:hAnsi="Cambria"/>
           <w:color w:val="000000" w:themeColor="text1"/>
         </w:rPr>
-        <w:t>En esta segunda parte de la práctica se ha extendido el dominio de logística de emergencias para incorporar fluents, transportadores y entregas en cantidad variable, según lo especificado en el Ejercicio 1.2 del enunciado. A continuación se describe la arquitectura jerárquica implementada, los resultados de los benchmarks y el análisis de rendimiento.</w:t>
+        <w:t xml:space="preserve">En esta segunda parte de la práctica se ha extendido el dominio de logística de emergencias para incorporar </w:t>
+      </w:r>
+      <w:proofErr w:type="spellStart"/>
+      <w:r>
+        <w:rPr>
+          <w:rFonts w:ascii="Cambria" w:hAnsi="Cambria"/>
+          <w:color w:val="000000" w:themeColor="text1"/>
+        </w:rPr>
+        <w:t>fluents</w:t>
+      </w:r>
+      <w:proofErr w:type="spellEnd"/>
+      <w:r>
+        <w:rPr>
+          <w:rFonts w:ascii="Cambria" w:hAnsi="Cambria"/>
+          <w:color w:val="000000" w:themeColor="text1"/>
+        </w:rPr>
+        <w:t xml:space="preserve">, transportadores y entregas en cantidad variable, según lo especificado en el Ejercicio 1.2 del enunciado. A continuación se describe la arquitectura jerárquica implementada, los resultados de los </w:t>
+      </w:r>
+      <w:proofErr w:type="spellStart"/>
+      <w:r>
+        <w:rPr>
+          <w:rFonts w:ascii="Cambria" w:hAnsi="Cambria"/>
+          <w:color w:val="000000" w:themeColor="text1"/>
+        </w:rPr>
+        <w:t>benchmarks</w:t>
+      </w:r>
+      <w:proofErr w:type="spellEnd"/>
+      <w:r>
+        <w:rPr>
+          <w:rFonts w:ascii="Cambria" w:hAnsi="Cambria"/>
+          <w:color w:val="000000" w:themeColor="text1"/>
+        </w:rPr>
+        <w:t xml:space="preserve"> y el análisis de rendimiento.</w:t>
       </w:r>
     </w:p>
     <w:p>
@@ -5171,8 +8105,33 @@
           <w:rFonts w:ascii="Courier New" w:hAnsi="Courier New"/>
           <w:color w:val="000000" w:themeColor="text1"/>
         </w:rPr>
-        <w:t>atender-multi-loc</w:t>
-      </w:r>
+        <w:t>atender-</w:t>
+      </w:r>
+      <w:proofErr w:type="spellStart"/>
+      <w:r>
+        <w:rPr>
+          <w:rFonts w:ascii="Courier New" w:hAnsi="Courier New"/>
+          <w:color w:val="000000" w:themeColor="text1"/>
+        </w:rPr>
+        <w:t>multi</w:t>
+      </w:r>
+      <w:proofErr w:type="spellEnd"/>
+      <w:r>
+        <w:rPr>
+          <w:rFonts w:ascii="Courier New" w:hAnsi="Courier New"/>
+          <w:color w:val="000000" w:themeColor="text1"/>
+        </w:rPr>
+        <w:t>-</w:t>
+      </w:r>
+      <w:proofErr w:type="spellStart"/>
+      <w:r>
+        <w:rPr>
+          <w:rFonts w:ascii="Courier New" w:hAnsi="Courier New"/>
+          <w:color w:val="000000" w:themeColor="text1"/>
+        </w:rPr>
+        <w:t>loc</w:t>
+      </w:r>
+      <w:proofErr w:type="spellEnd"/>
       <w:r>
         <w:rPr>
           <w:rFonts w:ascii="Cambria" w:hAnsi="Cambria"/>
@@ -5185,8 +8144,17 @@
           <w:rFonts w:ascii="Courier New" w:hAnsi="Courier New"/>
           <w:color w:val="000000" w:themeColor="text1"/>
         </w:rPr>
-        <w:t>atender-localizacion</w:t>
-      </w:r>
+        <w:t>atender-</w:t>
+      </w:r>
+      <w:proofErr w:type="spellStart"/>
+      <w:r>
+        <w:rPr>
+          <w:rFonts w:ascii="Courier New" w:hAnsi="Courier New"/>
+          <w:color w:val="000000" w:themeColor="text1"/>
+        </w:rPr>
+        <w:t>localizacion</w:t>
+      </w:r>
+      <w:proofErr w:type="spellEnd"/>
       <w:r>
         <w:rPr>
           <w:rFonts w:ascii="Cambria" w:hAnsi="Cambria"/>
@@ -5305,8 +8273,30 @@
               <w:rPr>
                 <w:rFonts w:ascii="Cambria" w:hAnsi="Cambria"/>
               </w:rPr>
-              <w:t>sin-carrier-disponible / entregar-suelto-en-loc</w:t>
-            </w:r>
+              <w:t>sin-</w:t>
+            </w:r>
+            <w:proofErr w:type="spellStart"/>
+            <w:r>
+              <w:rPr>
+                <w:rFonts w:ascii="Cambria" w:hAnsi="Cambria"/>
+              </w:rPr>
+              <w:t>carrier</w:t>
+            </w:r>
+            <w:proofErr w:type="spellEnd"/>
+            <w:r>
+              <w:rPr>
+                <w:rFonts w:ascii="Cambria" w:hAnsi="Cambria"/>
+              </w:rPr>
+              <w:t>-disponible / entregar-suelto-en-</w:t>
+            </w:r>
+            <w:proofErr w:type="spellStart"/>
+            <w:r>
+              <w:rPr>
+                <w:rFonts w:ascii="Cambria" w:hAnsi="Cambria"/>
+              </w:rPr>
+              <w:t>loc</w:t>
+            </w:r>
+            <w:proofErr w:type="spellEnd"/>
           </w:p>
         </w:tc>
       </w:tr>
@@ -5344,14 +8334,30 @@
               <w:rPr>
                 <w:rFonts w:ascii="Cambria" w:hAnsi="Cambria"/>
               </w:rPr>
-              <w:t xml:space="preserve">elegir-carrier / caso </w:t>
-            </w:r>
-            <w:r>
-              <w:rPr>
-                <w:rFonts w:ascii="Cambria" w:hAnsi="Cambria"/>
-              </w:rPr>
-              <w:t>con-carrier</w:t>
-            </w:r>
+              <w:t>elegir-</w:t>
+            </w:r>
+            <w:proofErr w:type="spellStart"/>
+            <w:r>
+              <w:rPr>
+                <w:rFonts w:ascii="Cambria" w:hAnsi="Cambria"/>
+              </w:rPr>
+              <w:t>carrier</w:t>
+            </w:r>
+            <w:proofErr w:type="spellEnd"/>
+            <w:r>
+              <w:rPr>
+                <w:rFonts w:ascii="Cambria" w:hAnsi="Cambria"/>
+              </w:rPr>
+              <w:t xml:space="preserve"> / caso con-</w:t>
+            </w:r>
+            <w:proofErr w:type="spellStart"/>
+            <w:r>
+              <w:rPr>
+                <w:rFonts w:ascii="Cambria" w:hAnsi="Cambria"/>
+              </w:rPr>
+              <w:t>carrier</w:t>
+            </w:r>
+            <w:proofErr w:type="spellEnd"/>
           </w:p>
         </w:tc>
       </w:tr>
@@ -5371,8 +8377,16 @@
               <w:rPr>
                 <w:rFonts w:ascii="Cambria" w:hAnsi="Cambria"/>
               </w:rPr>
-              <w:t>Mezcla de tipos en el mismo carrier</w:t>
-            </w:r>
+              <w:t xml:space="preserve">Mezcla de tipos en el mismo </w:t>
+            </w:r>
+            <w:proofErr w:type="spellStart"/>
+            <w:r>
+              <w:rPr>
+                <w:rFonts w:ascii="Cambria" w:hAnsi="Cambria"/>
+              </w:rPr>
+              <w:t>carrier</w:t>
+            </w:r>
+            <w:proofErr w:type="spellEnd"/>
           </w:p>
         </w:tc>
         <w:tc>
@@ -5391,7 +8405,35 @@
               <w:rPr>
                 <w:rFonts w:ascii="Cambria" w:hAnsi="Cambria"/>
               </w:rPr>
-              <w:t>cargar-todo-para-loc itera sobre food y medicine</w:t>
+              <w:t>cargar-todo-para-</w:t>
+            </w:r>
+            <w:proofErr w:type="spellStart"/>
+            <w:r>
+              <w:rPr>
+                <w:rFonts w:ascii="Cambria" w:hAnsi="Cambria"/>
+              </w:rPr>
+              <w:t>loc</w:t>
+            </w:r>
+            <w:proofErr w:type="spellEnd"/>
+            <w:r>
+              <w:rPr>
+                <w:rFonts w:ascii="Cambria" w:hAnsi="Cambria"/>
+              </w:rPr>
+              <w:t xml:space="preserve"> itera sobre </w:t>
+            </w:r>
+            <w:proofErr w:type="spellStart"/>
+            <w:r>
+              <w:rPr>
+                <w:rFonts w:ascii="Cambria" w:hAnsi="Cambria"/>
+              </w:rPr>
+              <w:t>food</w:t>
+            </w:r>
+            <w:proofErr w:type="spellEnd"/>
+            <w:r>
+              <w:rPr>
+                <w:rFonts w:ascii="Cambria" w:hAnsi="Cambria"/>
+              </w:rPr>
+              <w:t xml:space="preserve"> y medicine</w:t>
             </w:r>
           </w:p>
         </w:tc>
@@ -5411,8 +8453,16 @@
               <w:rPr>
                 <w:rFonts w:ascii="Cambria" w:hAnsi="Cambria"/>
               </w:rPr>
-              <w:t>Restos sueltos tras usar carrier</w:t>
-            </w:r>
+              <w:t xml:space="preserve">Restos sueltos tras usar </w:t>
+            </w:r>
+            <w:proofErr w:type="spellStart"/>
+            <w:r>
+              <w:rPr>
+                <w:rFonts w:ascii="Cambria" w:hAnsi="Cambria"/>
+              </w:rPr>
+              <w:t>carrier</w:t>
+            </w:r>
+            <w:proofErr w:type="spellEnd"/>
           </w:p>
         </w:tc>
         <w:tc>
@@ -5430,8 +8480,30 @@
               <w:rPr>
                 <w:rFonts w:ascii="Cambria" w:hAnsi="Cambria"/>
               </w:rPr>
-              <w:t>entregar-suelto-en-loc tras entregar-en-loc</w:t>
-            </w:r>
+              <w:t>entregar-suelto-en-</w:t>
+            </w:r>
+            <w:proofErr w:type="spellStart"/>
+            <w:r>
+              <w:rPr>
+                <w:rFonts w:ascii="Cambria" w:hAnsi="Cambria"/>
+              </w:rPr>
+              <w:t>loc</w:t>
+            </w:r>
+            <w:proofErr w:type="spellEnd"/>
+            <w:r>
+              <w:rPr>
+                <w:rFonts w:ascii="Cambria" w:hAnsi="Cambria"/>
+              </w:rPr>
+              <w:t xml:space="preserve"> tras entregar-en-</w:t>
+            </w:r>
+            <w:proofErr w:type="spellStart"/>
+            <w:r>
+              <w:rPr>
+                <w:rFonts w:ascii="Cambria" w:hAnsi="Cambria"/>
+              </w:rPr>
+              <w:t>loc</w:t>
+            </w:r>
+            <w:proofErr w:type="spellEnd"/>
           </w:p>
         </w:tc>
       </w:tr>
@@ -5447,11 +8519,19 @@
                 <w:rFonts w:ascii="Cambria" w:hAnsi="Cambria"/>
               </w:rPr>
             </w:pPr>
-            <w:r>
-              <w:rPr>
-                <w:rFonts w:ascii="Cambria" w:hAnsi="Cambria"/>
-              </w:rPr>
-              <w:t>Carrier más pequeño que la necesidad → carga máxima</w:t>
+            <w:proofErr w:type="spellStart"/>
+            <w:r>
+              <w:rPr>
+                <w:rFonts w:ascii="Cambria" w:hAnsi="Cambria"/>
+              </w:rPr>
+              <w:t>Carrier</w:t>
+            </w:r>
+            <w:proofErr w:type="spellEnd"/>
+            <w:r>
+              <w:rPr>
+                <w:rFonts w:ascii="Cambria" w:hAnsi="Cambria"/>
+              </w:rPr>
+              <w:t xml:space="preserve"> más pequeño que la necesidad → carga máxima</w:t>
             </w:r>
           </w:p>
         </w:tc>
@@ -5473,14 +8553,23 @@
                 <w:rFonts w:ascii="Cambria" w:hAnsi="Cambria"/>
                 <w:lang w:val="en-GB"/>
               </w:rPr>
-              <w:t xml:space="preserve">!load-crates usa min(need, </w:t>
-            </w:r>
+              <w:t xml:space="preserve">!load-crates </w:t>
+            </w:r>
+            <w:proofErr w:type="spellStart"/>
             <w:r>
               <w:rPr>
                 <w:rFonts w:ascii="Cambria" w:hAnsi="Cambria"/>
                 <w:lang w:val="en-GB"/>
               </w:rPr>
-              <w:t>space, stock)</w:t>
+              <w:t>usa</w:t>
+            </w:r>
+            <w:proofErr w:type="spellEnd"/>
+            <w:r>
+              <w:rPr>
+                <w:rFonts w:ascii="Cambria" w:hAnsi="Cambria"/>
+                <w:lang w:val="en-GB"/>
+              </w:rPr>
+              <w:t xml:space="preserve"> min(need, space, stock)</w:t>
             </w:r>
           </w:p>
         </w:tc>
@@ -5496,11 +8585,19 @@
                 <w:rFonts w:ascii="Cambria" w:hAnsi="Cambria"/>
               </w:rPr>
             </w:pPr>
-            <w:r>
-              <w:rPr>
-                <w:rFonts w:ascii="Cambria" w:hAnsi="Cambria"/>
-              </w:rPr>
-              <w:t>Carrier más grande → carga parcial</w:t>
+            <w:proofErr w:type="spellStart"/>
+            <w:r>
+              <w:rPr>
+                <w:rFonts w:ascii="Cambria" w:hAnsi="Cambria"/>
+              </w:rPr>
+              <w:t>Carrier</w:t>
+            </w:r>
+            <w:proofErr w:type="spellEnd"/>
+            <w:r>
+              <w:rPr>
+                <w:rFonts w:ascii="Cambria" w:hAnsi="Cambria"/>
+              </w:rPr>
+              <w:t xml:space="preserve"> más grande → carga parcial</w:t>
             </w:r>
           </w:p>
         </w:tc>
@@ -5540,7 +8637,21 @@
               <w:rPr>
                 <w:rFonts w:ascii="Cambria" w:hAnsi="Cambria"/>
               </w:rPr>
-              <w:t>Varios carriers, alguno cubre → el menor</w:t>
+              <w:t xml:space="preserve">Varios </w:t>
+            </w:r>
+            <w:proofErr w:type="spellStart"/>
+            <w:r>
+              <w:rPr>
+                <w:rFonts w:ascii="Cambria" w:hAnsi="Cambria"/>
+              </w:rPr>
+              <w:t>carriers</w:t>
+            </w:r>
+            <w:proofErr w:type="spellEnd"/>
+            <w:r>
+              <w:rPr>
+                <w:rFonts w:ascii="Cambria" w:hAnsi="Cambria"/>
+              </w:rPr>
+              <w:t>, alguno cubre → el menor</w:t>
             </w:r>
           </w:p>
         </w:tc>
@@ -5556,11 +8667,19 @@
                 <w:rFonts w:ascii="Cambria" w:hAnsi="Cambria"/>
               </w:rPr>
             </w:pPr>
-            <w:r>
-              <w:rPr>
-                <w:rFonts w:ascii="Cambria" w:hAnsi="Cambria"/>
-              </w:rPr>
-              <w:t>carrier-cubre-necesidad con NOT EXISTS menor</w:t>
+            <w:proofErr w:type="spellStart"/>
+            <w:r>
+              <w:rPr>
+                <w:rFonts w:ascii="Cambria" w:hAnsi="Cambria"/>
+              </w:rPr>
+              <w:t>carrier</w:t>
+            </w:r>
+            <w:proofErr w:type="spellEnd"/>
+            <w:r>
+              <w:rPr>
+                <w:rFonts w:ascii="Cambria" w:hAnsi="Cambria"/>
+              </w:rPr>
+              <w:t>-cubre-necesidad con NOT EXISTS menor</w:t>
             </w:r>
           </w:p>
         </w:tc>
@@ -5580,7 +8699,21 @@
               <w:rPr>
                 <w:rFonts w:ascii="Cambria" w:hAnsi="Cambria"/>
               </w:rPr>
-              <w:t>Varios carriers, ninguno cubre → el mayor</w:t>
+              <w:t xml:space="preserve">Varios </w:t>
+            </w:r>
+            <w:proofErr w:type="spellStart"/>
+            <w:r>
+              <w:rPr>
+                <w:rFonts w:ascii="Cambria" w:hAnsi="Cambria"/>
+              </w:rPr>
+              <w:t>carriers</w:t>
+            </w:r>
+            <w:proofErr w:type="spellEnd"/>
+            <w:r>
+              <w:rPr>
+                <w:rFonts w:ascii="Cambria" w:hAnsi="Cambria"/>
+              </w:rPr>
+              <w:t>, ninguno cubre → el mayor</w:t>
             </w:r>
           </w:p>
         </w:tc>
@@ -5595,17 +8728,19 @@
                 <w:rFonts w:ascii="Cambria" w:hAnsi="Cambria"/>
               </w:rPr>
             </w:pPr>
-            <w:r>
-              <w:rPr>
-                <w:rFonts w:ascii="Cambria" w:hAnsi="Cambria"/>
-              </w:rPr>
-              <w:t>carrier-no-cubre-usar-mayor con</w:t>
-            </w:r>
-            <w:r>
-              <w:rPr>
-                <w:rFonts w:ascii="Cambria" w:hAnsi="Cambria"/>
-              </w:rPr>
-              <w:t xml:space="preserve"> NOT EXISTS mayor</w:t>
+            <w:proofErr w:type="spellStart"/>
+            <w:r>
+              <w:rPr>
+                <w:rFonts w:ascii="Cambria" w:hAnsi="Cambria"/>
+              </w:rPr>
+              <w:t>carrier</w:t>
+            </w:r>
+            <w:proofErr w:type="spellEnd"/>
+            <w:r>
+              <w:rPr>
+                <w:rFonts w:ascii="Cambria" w:hAnsi="Cambria"/>
+              </w:rPr>
+              <w:t>-no-cubre-usar-mayor con NOT EXISTS mayor</w:t>
             </w:r>
           </w:p>
         </w:tc>
@@ -5626,8 +8761,30 @@
               <w:rPr>
                 <w:rFonts w:ascii="Cambria" w:hAnsi="Cambria"/>
               </w:rPr>
-              <w:t>Reelegir carrier al volver al depot</w:t>
-            </w:r>
+              <w:t xml:space="preserve">Reelegir </w:t>
+            </w:r>
+            <w:proofErr w:type="spellStart"/>
+            <w:r>
+              <w:rPr>
+                <w:rFonts w:ascii="Cambria" w:hAnsi="Cambria"/>
+              </w:rPr>
+              <w:t>carrier</w:t>
+            </w:r>
+            <w:proofErr w:type="spellEnd"/>
+            <w:r>
+              <w:rPr>
+                <w:rFonts w:ascii="Cambria" w:hAnsi="Cambria"/>
+              </w:rPr>
+              <w:t xml:space="preserve"> al volver al </w:t>
+            </w:r>
+            <w:proofErr w:type="spellStart"/>
+            <w:r>
+              <w:rPr>
+                <w:rFonts w:ascii="Cambria" w:hAnsi="Cambria"/>
+              </w:rPr>
+              <w:t>depot</w:t>
+            </w:r>
+            <w:proofErr w:type="spellEnd"/>
           </w:p>
         </w:tc>
         <w:tc>
@@ -5646,8 +8803,30 @@
               <w:rPr>
                 <w:rFonts w:ascii="Cambria" w:hAnsi="Cambria"/>
               </w:rPr>
-              <w:t>enviar-todo llama elegir-carrier en cada iteración tras drop-carrier</w:t>
-            </w:r>
+              <w:t>enviar-todo llama elegir-</w:t>
+            </w:r>
+            <w:proofErr w:type="spellStart"/>
+            <w:r>
+              <w:rPr>
+                <w:rFonts w:ascii="Cambria" w:hAnsi="Cambria"/>
+              </w:rPr>
+              <w:t>carrier</w:t>
+            </w:r>
+            <w:proofErr w:type="spellEnd"/>
+            <w:r>
+              <w:rPr>
+                <w:rFonts w:ascii="Cambria" w:hAnsi="Cambria"/>
+              </w:rPr>
+              <w:t xml:space="preserve"> en cada iteración tras </w:t>
+            </w:r>
+            <w:proofErr w:type="spellStart"/>
+            <w:r>
+              <w:rPr>
+                <w:rFonts w:ascii="Cambria" w:hAnsi="Cambria"/>
+              </w:rPr>
+              <w:t>drop-carrier</w:t>
+            </w:r>
+            <w:proofErr w:type="spellEnd"/>
           </w:p>
         </w:tc>
       </w:tr>
@@ -5662,11 +8841,19 @@
                 <w:rFonts w:ascii="Cambria" w:hAnsi="Cambria"/>
               </w:rPr>
             </w:pPr>
-            <w:r>
-              <w:rPr>
-                <w:rFonts w:ascii="Cambria" w:hAnsi="Cambria"/>
-              </w:rPr>
-              <w:t>Localiz. con más necesidad primero</w:t>
+            <w:proofErr w:type="spellStart"/>
+            <w:r>
+              <w:rPr>
+                <w:rFonts w:ascii="Cambria" w:hAnsi="Cambria"/>
+              </w:rPr>
+              <w:t>Localiz</w:t>
+            </w:r>
+            <w:proofErr w:type="spellEnd"/>
+            <w:r>
+              <w:rPr>
+                <w:rFonts w:ascii="Cambria" w:hAnsi="Cambria"/>
+              </w:rPr>
+              <w:t>. con más necesidad primero</w:t>
             </w:r>
           </w:p>
         </w:tc>
@@ -5685,8 +8872,30 @@
               <w:rPr>
                 <w:rFonts w:ascii="Cambria" w:hAnsi="Cambria"/>
               </w:rPr>
-              <w:t>hay-necesidades con NOT EXISTS loc con más need</w:t>
-            </w:r>
+              <w:t xml:space="preserve">hay-necesidades con NOT EXISTS </w:t>
+            </w:r>
+            <w:proofErr w:type="spellStart"/>
+            <w:r>
+              <w:rPr>
+                <w:rFonts w:ascii="Cambria" w:hAnsi="Cambria"/>
+              </w:rPr>
+              <w:t>loc</w:t>
+            </w:r>
+            <w:proofErr w:type="spellEnd"/>
+            <w:r>
+              <w:rPr>
+                <w:rFonts w:ascii="Cambria" w:hAnsi="Cambria"/>
+              </w:rPr>
+              <w:t xml:space="preserve"> con más </w:t>
+            </w:r>
+            <w:proofErr w:type="spellStart"/>
+            <w:r>
+              <w:rPr>
+                <w:rFonts w:ascii="Cambria" w:hAnsi="Cambria"/>
+              </w:rPr>
+              <w:t>need</w:t>
+            </w:r>
+            <w:proofErr w:type="spellEnd"/>
           </w:p>
         </w:tc>
       </w:tr>
@@ -5702,12 +8911,28 @@
                 <w:rFonts w:ascii="Cambria" w:hAnsi="Cambria"/>
               </w:rPr>
             </w:pPr>
-            <w:r>
-              <w:rPr>
-                <w:rFonts w:ascii="Cambria" w:hAnsi="Cambria"/>
-              </w:rPr>
-              <w:t>Multi-loc sin volver al depot</w:t>
-            </w:r>
+            <w:proofErr w:type="spellStart"/>
+            <w:r>
+              <w:rPr>
+                <w:rFonts w:ascii="Cambria" w:hAnsi="Cambria"/>
+              </w:rPr>
+              <w:t>Multi-loc</w:t>
+            </w:r>
+            <w:proofErr w:type="spellEnd"/>
+            <w:r>
+              <w:rPr>
+                <w:rFonts w:ascii="Cambria" w:hAnsi="Cambria"/>
+              </w:rPr>
+              <w:t xml:space="preserve"> sin volver al </w:t>
+            </w:r>
+            <w:proofErr w:type="spellStart"/>
+            <w:r>
+              <w:rPr>
+                <w:rFonts w:ascii="Cambria" w:hAnsi="Cambria"/>
+              </w:rPr>
+              <w:t>depot</w:t>
+            </w:r>
+            <w:proofErr w:type="spellEnd"/>
           </w:p>
         </w:tc>
         <w:tc>
@@ -5726,14 +8951,44 @@
               <w:rPr>
                 <w:rFonts w:ascii="Cambria" w:hAnsi="Cambria"/>
               </w:rPr>
-              <w:t>atender-multi-loc</w:t>
-            </w:r>
-            <w:r>
-              <w:rPr>
-                <w:rFonts w:ascii="Cambria" w:hAnsi="Cambria"/>
-              </w:rPr>
-              <w:t xml:space="preserve"> encadena dos entregas con fly-carrier</w:t>
-            </w:r>
+              <w:t>atender-</w:t>
+            </w:r>
+            <w:proofErr w:type="spellStart"/>
+            <w:r>
+              <w:rPr>
+                <w:rFonts w:ascii="Cambria" w:hAnsi="Cambria"/>
+              </w:rPr>
+              <w:t>multi</w:t>
+            </w:r>
+            <w:proofErr w:type="spellEnd"/>
+            <w:r>
+              <w:rPr>
+                <w:rFonts w:ascii="Cambria" w:hAnsi="Cambria"/>
+              </w:rPr>
+              <w:t>-</w:t>
+            </w:r>
+            <w:proofErr w:type="spellStart"/>
+            <w:r>
+              <w:rPr>
+                <w:rFonts w:ascii="Cambria" w:hAnsi="Cambria"/>
+              </w:rPr>
+              <w:t>loc</w:t>
+            </w:r>
+            <w:proofErr w:type="spellEnd"/>
+            <w:r>
+              <w:rPr>
+                <w:rFonts w:ascii="Cambria" w:hAnsi="Cambria"/>
+              </w:rPr>
+              <w:t xml:space="preserve"> encadena dos entregas con </w:t>
+            </w:r>
+            <w:proofErr w:type="spellStart"/>
+            <w:r>
+              <w:rPr>
+                <w:rFonts w:ascii="Cambria" w:hAnsi="Cambria"/>
+              </w:rPr>
+              <w:t>fly-carrier</w:t>
+            </w:r>
+            <w:proofErr w:type="spellEnd"/>
           </w:p>
         </w:tc>
       </w:tr>
@@ -5762,20 +9017,118 @@
           <w:color w:val="000000" w:themeColor="text1"/>
         </w:rPr>
       </w:pPr>
+      <w:proofErr w:type="spellStart"/>
+      <w:proofErr w:type="gramStart"/>
       <w:r>
         <w:rPr>
           <w:rFonts w:ascii="Cambria" w:hAnsi="Cambria"/>
           <w:b/>
           <w:color w:val="000000" w:themeColor="text1"/>
         </w:rPr>
-        <w:t xml:space="preserve">location-total-need como fluent precomputado: </w:t>
-      </w:r>
-      <w:r>
-        <w:rPr>
-          <w:rFonts w:ascii="Cambria" w:hAnsi="Cambria"/>
-          <w:color w:val="000000" w:themeColor="text1"/>
-        </w:rPr>
-        <w:t>SHOP2 no dispone de agregaciones tipo SUM. Para comparar prioridades entre localizaciones se mantiene este fluent que se decrementa con cada entrega, permitiendo el NOT EXISTS de priorización sin necesitar aritmética de segundo orden.</w:t>
+        <w:t>location</w:t>
+      </w:r>
+      <w:proofErr w:type="spellEnd"/>
+      <w:r>
+        <w:rPr>
+          <w:rFonts w:ascii="Cambria" w:hAnsi="Cambria"/>
+          <w:b/>
+          <w:color w:val="000000" w:themeColor="text1"/>
+        </w:rPr>
+        <w:t>-total-</w:t>
+      </w:r>
+      <w:proofErr w:type="spellStart"/>
+      <w:r>
+        <w:rPr>
+          <w:rFonts w:ascii="Cambria" w:hAnsi="Cambria"/>
+          <w:b/>
+          <w:color w:val="000000" w:themeColor="text1"/>
+        </w:rPr>
+        <w:t>need</w:t>
+      </w:r>
+      <w:proofErr w:type="spellEnd"/>
+      <w:proofErr w:type="gramEnd"/>
+      <w:r>
+        <w:rPr>
+          <w:rFonts w:ascii="Cambria" w:hAnsi="Cambria"/>
+          <w:b/>
+          <w:color w:val="000000" w:themeColor="text1"/>
+        </w:rPr>
+        <w:t xml:space="preserve"> como </w:t>
+      </w:r>
+      <w:proofErr w:type="spellStart"/>
+      <w:r>
+        <w:rPr>
+          <w:rFonts w:ascii="Cambria" w:hAnsi="Cambria"/>
+          <w:b/>
+          <w:color w:val="000000" w:themeColor="text1"/>
+        </w:rPr>
+        <w:t>fluent</w:t>
+      </w:r>
+      <w:proofErr w:type="spellEnd"/>
+      <w:r>
+        <w:rPr>
+          <w:rFonts w:ascii="Cambria" w:hAnsi="Cambria"/>
+          <w:b/>
+          <w:color w:val="000000" w:themeColor="text1"/>
+        </w:rPr>
+        <w:t xml:space="preserve"> </w:t>
+      </w:r>
+      <w:proofErr w:type="spellStart"/>
+      <w:r>
+        <w:rPr>
+          <w:rFonts w:ascii="Cambria" w:hAnsi="Cambria"/>
+          <w:b/>
+          <w:color w:val="000000" w:themeColor="text1"/>
+        </w:rPr>
+        <w:t>precomputado</w:t>
+      </w:r>
+      <w:proofErr w:type="spellEnd"/>
+      <w:r>
+        <w:rPr>
+          <w:rFonts w:ascii="Cambria" w:hAnsi="Cambria"/>
+          <w:b/>
+          <w:color w:val="000000" w:themeColor="text1"/>
+        </w:rPr>
+        <w:t xml:space="preserve">: </w:t>
+      </w:r>
+      <w:r>
+        <w:rPr>
+          <w:rFonts w:ascii="Cambria" w:hAnsi="Cambria"/>
+          <w:color w:val="000000" w:themeColor="text1"/>
+        </w:rPr>
+        <w:t xml:space="preserve">SHOP2 no dispone de agregaciones tipo SUM. Para comparar prioridades entre localizaciones se mantiene este </w:t>
+      </w:r>
+      <w:proofErr w:type="spellStart"/>
+      <w:r>
+        <w:rPr>
+          <w:rFonts w:ascii="Cambria" w:hAnsi="Cambria"/>
+          <w:color w:val="000000" w:themeColor="text1"/>
+        </w:rPr>
+        <w:t>fluent</w:t>
+      </w:r>
+      <w:proofErr w:type="spellEnd"/>
+      <w:r>
+        <w:rPr>
+          <w:rFonts w:ascii="Cambria" w:hAnsi="Cambria"/>
+          <w:color w:val="000000" w:themeColor="text1"/>
+        </w:rPr>
+        <w:t xml:space="preserve"> que se </w:t>
+      </w:r>
+      <w:proofErr w:type="spellStart"/>
+      <w:r>
+        <w:rPr>
+          <w:rFonts w:ascii="Cambria" w:hAnsi="Cambria"/>
+          <w:color w:val="000000" w:themeColor="text1"/>
+        </w:rPr>
+        <w:t>decrementa</w:t>
+      </w:r>
+      <w:proofErr w:type="spellEnd"/>
+      <w:r>
+        <w:rPr>
+          <w:rFonts w:ascii="Cambria" w:hAnsi="Cambria"/>
+          <w:color w:val="000000" w:themeColor="text1"/>
+        </w:rPr>
+        <w:t xml:space="preserve"> con cada entrega, permitiendo el NOT EXISTS de priorización sin necesitar aritmética de segundo orden.</w:t>
       </w:r>
     </w:p>
     <w:p>
@@ -5793,7 +9146,35 @@
           <w:b/>
           <w:color w:val="000000" w:themeColor="text1"/>
         </w:rPr>
-        <w:t xml:space="preserve">Costes en !fly-carrier: </w:t>
+        <w:t xml:space="preserve">Costes en </w:t>
+      </w:r>
+      <w:proofErr w:type="gramStart"/>
+      <w:r>
+        <w:rPr>
+          <w:rFonts w:ascii="Cambria" w:hAnsi="Cambria"/>
+          <w:b/>
+          <w:color w:val="000000" w:themeColor="text1"/>
+        </w:rPr>
+        <w:t>!</w:t>
+      </w:r>
+      <w:proofErr w:type="spellStart"/>
+      <w:proofErr w:type="gramEnd"/>
+      <w:r>
+        <w:rPr>
+          <w:rFonts w:ascii="Cambria" w:hAnsi="Cambria"/>
+          <w:b/>
+          <w:color w:val="000000" w:themeColor="text1"/>
+        </w:rPr>
+        <w:t>fly-carrier</w:t>
+      </w:r>
+      <w:proofErr w:type="spellEnd"/>
+      <w:r>
+        <w:rPr>
+          <w:rFonts w:ascii="Cambria" w:hAnsi="Cambria"/>
+          <w:b/>
+          <w:color w:val="000000" w:themeColor="text1"/>
+        </w:rPr>
+        <w:t xml:space="preserve">: </w:t>
       </w:r>
       <w:r>
         <w:rPr>
@@ -5807,15 +9188,9 @@
           <w:rFonts w:ascii="Courier New" w:hAnsi="Courier New"/>
           <w:color w:val="000000" w:themeColor="text1"/>
         </w:rPr>
-        <w:t>(+ 50 (/ (carrier-capacity ?ca) 10))</w:t>
-      </w:r>
-      <w:r>
-        <w:rPr>
-          <w:rFonts w:ascii="Cambria" w:hAnsi="Cambria"/>
-          <w:color w:val="000000" w:themeColor="text1"/>
-        </w:rPr>
-        <w:t xml:space="preserve"> se evalúa en tiempo de planificación usando el fluent </w:t>
-      </w:r>
+        <w:t>(+ 50 (/ (</w:t>
+      </w:r>
+      <w:proofErr w:type="spellStart"/>
       <w:r>
         <w:rPr>
           <w:rFonts w:ascii="Courier New" w:hAnsi="Courier New"/>
@@ -5823,6 +9198,62 @@
         </w:rPr>
         <w:t>carrier-capacity</w:t>
       </w:r>
+      <w:proofErr w:type="spellEnd"/>
+      <w:r>
+        <w:rPr>
+          <w:rFonts w:ascii="Courier New" w:hAnsi="Courier New"/>
+          <w:color w:val="000000" w:themeColor="text1"/>
+        </w:rPr>
+        <w:t xml:space="preserve"> ?</w:t>
+      </w:r>
+      <w:proofErr w:type="spellStart"/>
+      <w:r>
+        <w:rPr>
+          <w:rFonts w:ascii="Courier New" w:hAnsi="Courier New"/>
+          <w:color w:val="000000" w:themeColor="text1"/>
+        </w:rPr>
+        <w:t>ca</w:t>
+      </w:r>
+      <w:proofErr w:type="spellEnd"/>
+      <w:r>
+        <w:rPr>
+          <w:rFonts w:ascii="Courier New" w:hAnsi="Courier New"/>
+          <w:color w:val="000000" w:themeColor="text1"/>
+        </w:rPr>
+        <w:t>) 10))</w:t>
+      </w:r>
+      <w:r>
+        <w:rPr>
+          <w:rFonts w:ascii="Cambria" w:hAnsi="Cambria"/>
+          <w:color w:val="000000" w:themeColor="text1"/>
+        </w:rPr>
+        <w:t xml:space="preserve"> se evalúa en tiempo de planificación usando el </w:t>
+      </w:r>
+      <w:proofErr w:type="spellStart"/>
+      <w:r>
+        <w:rPr>
+          <w:rFonts w:ascii="Cambria" w:hAnsi="Cambria"/>
+          <w:color w:val="000000" w:themeColor="text1"/>
+        </w:rPr>
+        <w:t>fluent</w:t>
+      </w:r>
+      <w:proofErr w:type="spellEnd"/>
+      <w:r>
+        <w:rPr>
+          <w:rFonts w:ascii="Cambria" w:hAnsi="Cambria"/>
+          <w:color w:val="000000" w:themeColor="text1"/>
+        </w:rPr>
+        <w:t xml:space="preserve"> </w:t>
+      </w:r>
+      <w:proofErr w:type="spellStart"/>
+      <w:r>
+        <w:rPr>
+          <w:rFonts w:ascii="Courier New" w:hAnsi="Courier New"/>
+          <w:color w:val="000000" w:themeColor="text1"/>
+        </w:rPr>
+        <w:t>carrier-capacity</w:t>
+      </w:r>
+      <w:proofErr w:type="spellEnd"/>
       <w:r>
         <w:rPr>
           <w:rFonts w:ascii="Cambria" w:hAnsi="Cambria"/>
@@ -5929,7 +9360,27 @@
           <w:color w:val="555555"/>
           <w:sz w:val="20"/>
         </w:rPr>
-        <w:t>Figura 2. Tiempo de resolución de JSHOP2 (dominio avanzado) vs. tamaño del problema (ejecución única por tamaño).</w:t>
+        <w:t xml:space="preserve">Figura 2. Tiempo de resolución de JSHOP2 (dominio avanzado) vs. </w:t>
+      </w:r>
+      <w:proofErr w:type="gramStart"/>
+      <w:r>
+        <w:rPr>
+          <w:rFonts w:ascii="Cambria" w:hAnsi="Cambria"/>
+          <w:i/>
+          <w:color w:val="555555"/>
+          <w:sz w:val="20"/>
+        </w:rPr>
+        <w:t>tamaño</w:t>
+      </w:r>
+      <w:proofErr w:type="gramEnd"/>
+      <w:r>
+        <w:rPr>
+          <w:rFonts w:ascii="Cambria" w:hAnsi="Cambria"/>
+          <w:i/>
+          <w:color w:val="555555"/>
+          <w:sz w:val="20"/>
+        </w:rPr>
+        <w:t xml:space="preserve"> del problema (ejecución única por tamaño).</w:t>
       </w:r>
     </w:p>
     <w:p>
@@ -5960,7 +9411,23 @@
           <w:rFonts w:ascii="Cambria" w:hAnsi="Cambria"/>
           <w:color w:val="000000" w:themeColor="text1"/>
         </w:rPr>
-        <w:t>1) en tiempo de planificación). Las oscilaciones observadas son atribuibles al overhead de la JVM y a la variabilidad en la generación aleatoria de los problemas.</w:t>
+        <w:t xml:space="preserve">1) en tiempo de planificación). Las oscilaciones observadas son atribuibles al </w:t>
+      </w:r>
+      <w:proofErr w:type="spellStart"/>
+      <w:r>
+        <w:rPr>
+          <w:rFonts w:ascii="Cambria" w:hAnsi="Cambria"/>
+          <w:color w:val="000000" w:themeColor="text1"/>
+        </w:rPr>
+        <w:t>overhead</w:t>
+      </w:r>
+      <w:proofErr w:type="spellEnd"/>
+      <w:r>
+        <w:rPr>
+          <w:rFonts w:ascii="Cambria" w:hAnsi="Cambria"/>
+          <w:color w:val="000000" w:themeColor="text1"/>
+        </w:rPr>
+        <w:t xml:space="preserve"> de la JVM y a la variabilidad en la generación aleatoria de los problemas.</w:t>
       </w:r>
     </w:p>
     <w:p>
@@ -6059,7 +9526,23 @@
           <w:rFonts w:ascii="Cambria" w:hAnsi="Cambria"/>
           <w:color w:val="404040"/>
         </w:rPr>
-        <w:t>Para obtener resultados más robustos y reducir el impacto del ruido de la JVM, cada configuración de tamaño se ha ejecutado 5 veces. Las Figuras 3 y 4 muestran, respectivamente, el análisis de tiempos con bandas de confianza y el diagrama de Poincaré.</w:t>
+        <w:t xml:space="preserve">Para obtener resultados más robustos y reducir el impacto del ruido de la JVM, cada configuración de tamaño se ha ejecutado 5 veces. Las Figuras 3 y 4 muestran, respectivamente, el análisis de tiempos con bandas de confianza y el diagrama de </w:t>
+      </w:r>
+      <w:proofErr w:type="spellStart"/>
+      <w:r>
+        <w:rPr>
+          <w:rFonts w:ascii="Cambria" w:hAnsi="Cambria"/>
+          <w:color w:val="404040"/>
+        </w:rPr>
+        <w:t>Poincaré</w:t>
+      </w:r>
+      <w:proofErr w:type="spellEnd"/>
+      <w:r>
+        <w:rPr>
+          <w:rFonts w:ascii="Cambria" w:hAnsi="Cambria"/>
+          <w:color w:val="404040"/>
+        </w:rPr>
+        <w:t>.</w:t>
       </w:r>
     </w:p>
     <w:p>
@@ -6067,7 +9550,7 @@
         <w:spacing w:after="80"/>
         <w:rPr>
           <w:noProof/>
-          <w:lang w:val="en-GB" w:eastAsia="en-GB"/>
+          <w:lang w:eastAsia="en-GB"/>
         </w:rPr>
       </w:pPr>
       <w:r>
@@ -6227,7 +9710,7 @@
         <w:spacing w:after="80"/>
         <w:rPr>
           <w:noProof/>
-          <w:lang w:val="en-GB" w:eastAsia="en-GB"/>
+          <w:lang w:eastAsia="en-GB"/>
         </w:rPr>
       </w:pPr>
     </w:p>
@@ -6477,6 +9960,7 @@
       <w:r>
         <w:rPr>
           <w:noProof/>
+          <w:lang w:val="en-GB" w:eastAsia="en-GB"/>
         </w:rPr>
         <mc:AlternateContent>
           <mc:Choice Requires="wps">
@@ -6542,7 +10026,87 @@
                                 <w:color w:val="555555"/>
                                 <w:sz w:val="20"/>
                               </w:rPr>
-                              <w:t>Figura 3. Análisis estadístico con 5 repeticiones por tamaño. Superior izquierda: tiempo con banda de confianza. Superior derecha: esfuerzo relativo (seg/n). Inferior izquierda: gráfico log-log (pendiente ≈ -0,1). Inferior derecha: diagrama de Poincaré (t_i vs t_{i+1}).</w:t>
+                              <w:t>Figura 3. Análisis estadístico con 5 repeticiones por tamaño. Superior izquierda: tiempo con banda de confianza. Superior derecha: esfuerzo relativo (</w:t>
+                            </w:r>
+                            <w:proofErr w:type="spellStart"/>
+                            <w:r>
+                              <w:rPr>
+                                <w:rFonts w:ascii="Cambria" w:hAnsi="Cambria"/>
+                                <w:i/>
+                                <w:color w:val="555555"/>
+                                <w:sz w:val="20"/>
+                              </w:rPr>
+                              <w:t>seg</w:t>
+                            </w:r>
+                            <w:proofErr w:type="spellEnd"/>
+                            <w:r>
+                              <w:rPr>
+                                <w:rFonts w:ascii="Cambria" w:hAnsi="Cambria"/>
+                                <w:i/>
+                                <w:color w:val="555555"/>
+                                <w:sz w:val="20"/>
+                              </w:rPr>
+                              <w:t xml:space="preserve">/n). Inferior izquierda: gráfico log-log (pendiente ≈ -0,1). Inferior derecha: diagrama de </w:t>
+                            </w:r>
+                            <w:proofErr w:type="spellStart"/>
+                            <w:r>
+                              <w:rPr>
+                                <w:rFonts w:ascii="Cambria" w:hAnsi="Cambria"/>
+                                <w:i/>
+                                <w:color w:val="555555"/>
+                                <w:sz w:val="20"/>
+                              </w:rPr>
+                              <w:t>Poincaré</w:t>
+                            </w:r>
+                            <w:proofErr w:type="spellEnd"/>
+                            <w:r>
+                              <w:rPr>
+                                <w:rFonts w:ascii="Cambria" w:hAnsi="Cambria"/>
+                                <w:i/>
+                                <w:color w:val="555555"/>
+                                <w:sz w:val="20"/>
+                              </w:rPr>
+                              <w:t xml:space="preserve"> (</w:t>
+                            </w:r>
+                            <w:proofErr w:type="spellStart"/>
+                            <w:r>
+                              <w:rPr>
+                                <w:rFonts w:ascii="Cambria" w:hAnsi="Cambria"/>
+                                <w:i/>
+                                <w:color w:val="555555"/>
+                                <w:sz w:val="20"/>
+                              </w:rPr>
+                              <w:t>t_i</w:t>
+                            </w:r>
+                            <w:proofErr w:type="spellEnd"/>
+                            <w:r>
+                              <w:rPr>
+                                <w:rFonts w:ascii="Cambria" w:hAnsi="Cambria"/>
+                                <w:i/>
+                                <w:color w:val="555555"/>
+                                <w:sz w:val="20"/>
+                              </w:rPr>
+                              <w:t xml:space="preserve"> vs t</w:t>
+                            </w:r>
+                            <w:proofErr w:type="gramStart"/>
+                            <w:r>
+                              <w:rPr>
+                                <w:rFonts w:ascii="Cambria" w:hAnsi="Cambria"/>
+                                <w:i/>
+                                <w:color w:val="555555"/>
+                                <w:sz w:val="20"/>
+                              </w:rPr>
+                              <w:t>_{</w:t>
+                            </w:r>
+                            <w:proofErr w:type="gramEnd"/>
+                            <w:r>
+                              <w:rPr>
+                                <w:rFonts w:ascii="Cambria" w:hAnsi="Cambria"/>
+                                <w:i/>
+                                <w:color w:val="555555"/>
+                                <w:sz w:val="20"/>
+                              </w:rPr>
+                              <w:t>i+1}).</w:t>
                             </w:r>
                           </w:p>
                           <w:p/>
@@ -6586,7 +10150,87 @@
                           <w:color w:val="555555"/>
                           <w:sz w:val="20"/>
                         </w:rPr>
-                        <w:t>Figura 3. Análisis estadístico con 5 repeticiones por tamaño. Superior izquierda: tiempo con banda de confianza. Superior derecha: esfuerzo relativo (seg/n). Inferior izquierda: gráfico log-log (pendiente ≈ -0,1). Inferior derecha: diagrama de Poincaré (t_i vs t_{i+1}).</w:t>
+                        <w:t>Figura 3. Análisis estadístico con 5 repeticiones por tamaño. Superior izquierda: tiempo con banda de confianza. Superior derecha: esfuerzo relativo (</w:t>
+                      </w:r>
+                      <w:proofErr w:type="spellStart"/>
+                      <w:r>
+                        <w:rPr>
+                          <w:rFonts w:ascii="Cambria" w:hAnsi="Cambria"/>
+                          <w:i/>
+                          <w:color w:val="555555"/>
+                          <w:sz w:val="20"/>
+                        </w:rPr>
+                        <w:t>seg</w:t>
+                      </w:r>
+                      <w:proofErr w:type="spellEnd"/>
+                      <w:r>
+                        <w:rPr>
+                          <w:rFonts w:ascii="Cambria" w:hAnsi="Cambria"/>
+                          <w:i/>
+                          <w:color w:val="555555"/>
+                          <w:sz w:val="20"/>
+                        </w:rPr>
+                        <w:t xml:space="preserve">/n). Inferior izquierda: gráfico log-log (pendiente ≈ -0,1). Inferior derecha: diagrama de </w:t>
+                      </w:r>
+                      <w:proofErr w:type="spellStart"/>
+                      <w:r>
+                        <w:rPr>
+                          <w:rFonts w:ascii="Cambria" w:hAnsi="Cambria"/>
+                          <w:i/>
+                          <w:color w:val="555555"/>
+                          <w:sz w:val="20"/>
+                        </w:rPr>
+                        <w:t>Poincaré</w:t>
+                      </w:r>
+                      <w:proofErr w:type="spellEnd"/>
+                      <w:r>
+                        <w:rPr>
+                          <w:rFonts w:ascii="Cambria" w:hAnsi="Cambria"/>
+                          <w:i/>
+                          <w:color w:val="555555"/>
+                          <w:sz w:val="20"/>
+                        </w:rPr>
+                        <w:t xml:space="preserve"> (</w:t>
+                      </w:r>
+                      <w:proofErr w:type="spellStart"/>
+                      <w:r>
+                        <w:rPr>
+                          <w:rFonts w:ascii="Cambria" w:hAnsi="Cambria"/>
+                          <w:i/>
+                          <w:color w:val="555555"/>
+                          <w:sz w:val="20"/>
+                        </w:rPr>
+                        <w:t>t_i</w:t>
+                      </w:r>
+                      <w:proofErr w:type="spellEnd"/>
+                      <w:r>
+                        <w:rPr>
+                          <w:rFonts w:ascii="Cambria" w:hAnsi="Cambria"/>
+                          <w:i/>
+                          <w:color w:val="555555"/>
+                          <w:sz w:val="20"/>
+                        </w:rPr>
+                        <w:t xml:space="preserve"> vs t</w:t>
+                      </w:r>
+                      <w:proofErr w:type="gramStart"/>
+                      <w:r>
+                        <w:rPr>
+                          <w:rFonts w:ascii="Cambria" w:hAnsi="Cambria"/>
+                          <w:i/>
+                          <w:color w:val="555555"/>
+                          <w:sz w:val="20"/>
+                        </w:rPr>
+                        <w:t>_{</w:t>
+                      </w:r>
+                      <w:proofErr w:type="gramEnd"/>
+                      <w:r>
+                        <w:rPr>
+                          <w:rFonts w:ascii="Cambria" w:hAnsi="Cambria"/>
+                          <w:i/>
+                          <w:color w:val="555555"/>
+                          <w:sz w:val="20"/>
+                        </w:rPr>
+                        <w:t>i+1}).</w:t>
                       </w:r>
                     </w:p>
                     <w:p/>
@@ -6711,7 +10355,67 @@
           <w:color w:val="555555"/>
           <w:sz w:val="20"/>
         </w:rPr>
-        <w:t>Figura 4. Panel completo de 4 gráficas con diagrama de Poincaré (5 repeticiones). El clustering de puntos en torno a la diagonal en el diagrama de Poincaré indica alta consistencia entre ejecuciones consecutivas.</w:t>
+        <w:t xml:space="preserve">Figura 4. Panel completo de 4 gráficas con diagrama de </w:t>
+      </w:r>
+      <w:proofErr w:type="spellStart"/>
+      <w:r>
+        <w:rPr>
+          <w:rFonts w:ascii="Cambria" w:hAnsi="Cambria"/>
+          <w:i/>
+          <w:color w:val="555555"/>
+          <w:sz w:val="20"/>
+        </w:rPr>
+        <w:t>Poincaré</w:t>
+      </w:r>
+      <w:proofErr w:type="spellEnd"/>
+      <w:r>
+        <w:rPr>
+          <w:rFonts w:ascii="Cambria" w:hAnsi="Cambria"/>
+          <w:i/>
+          <w:color w:val="555555"/>
+          <w:sz w:val="20"/>
+        </w:rPr>
+        <w:t xml:space="preserve"> (5 repeticiones). El </w:t>
+      </w:r>
+      <w:proofErr w:type="spellStart"/>
+      <w:r>
+        <w:rPr>
+          <w:rFonts w:ascii="Cambria" w:hAnsi="Cambria"/>
+          <w:i/>
+          <w:color w:val="555555"/>
+          <w:sz w:val="20"/>
+        </w:rPr>
+        <w:t>clustering</w:t>
+      </w:r>
+      <w:proofErr w:type="spellEnd"/>
+      <w:r>
+        <w:rPr>
+          <w:rFonts w:ascii="Cambria" w:hAnsi="Cambria"/>
+          <w:i/>
+          <w:color w:val="555555"/>
+          <w:sz w:val="20"/>
+        </w:rPr>
+        <w:t xml:space="preserve"> de puntos en torno a la diagonal en el diagrama de </w:t>
+      </w:r>
+      <w:proofErr w:type="spellStart"/>
+      <w:r>
+        <w:rPr>
+          <w:rFonts w:ascii="Cambria" w:hAnsi="Cambria"/>
+          <w:i/>
+          <w:color w:val="555555"/>
+          <w:sz w:val="20"/>
+        </w:rPr>
+        <w:t>Poincaré</w:t>
+      </w:r>
+      <w:proofErr w:type="spellEnd"/>
+      <w:r>
+        <w:rPr>
+          <w:rFonts w:ascii="Cambria" w:hAnsi="Cambria"/>
+          <w:i/>
+          <w:color w:val="555555"/>
+          <w:sz w:val="20"/>
+        </w:rPr>
+        <w:t xml:space="preserve"> indica alta consistencia entre ejecuciones consecutivas.</w:t>
       </w:r>
     </w:p>
     <w:p>
@@ -6728,7 +10432,23 @@
           <w:rFonts w:ascii="Cambria" w:hAnsi="Cambria"/>
           <w:color w:val="000000" w:themeColor="text1"/>
         </w:rPr>
-        <w:t>El diagrama de Poincaré (inferior derecha de la Figura 4) representa el tiempo de la ejecución i frente al tiempo de la ejecución i+1. Los puntos se agrupan en una nube compacta alrededor de la diagonal, lo que indic</w:t>
+        <w:t xml:space="preserve">El diagrama de </w:t>
+      </w:r>
+      <w:proofErr w:type="spellStart"/>
+      <w:r>
+        <w:rPr>
+          <w:rFonts w:ascii="Cambria" w:hAnsi="Cambria"/>
+          <w:color w:val="000000" w:themeColor="text1"/>
+        </w:rPr>
+        <w:t>Poincaré</w:t>
+      </w:r>
+      <w:proofErr w:type="spellEnd"/>
+      <w:r>
+        <w:rPr>
+          <w:rFonts w:ascii="Cambria" w:hAnsi="Cambria"/>
+          <w:color w:val="000000" w:themeColor="text1"/>
+        </w:rPr>
+        <w:t xml:space="preserve"> (inferior derecha de la Figura 4) representa el tiempo de la ejecución i frente al tiempo de la ejecución i+1. Los puntos se agrupan en una nube compacta alrededor de la diagonal, lo que indic</w:t>
       </w:r>
       <w:r>
         <w:rPr>
@@ -6742,7 +10462,23 @@
           <w:rFonts w:ascii="Cambria" w:hAnsi="Cambria"/>
           <w:color w:val="000000" w:themeColor="text1"/>
         </w:rPr>
-        <w:t>no hay patrones caóticos ni derivas sistemáticas. Esto confirma que el rendimiento del planificador es estable y reproducible: las variaciones entre ejecuciones son puramente estocásticas (ruido de JVM), no product del algoritmo HTN. La nube se desplaza ligeramente hacia valores de 2,2–2,5 s a medida que n aumenta, consistente con la leve tendencia negativa del gráfico log-log.</w:t>
+        <w:t xml:space="preserve">no hay patrones caóticos ni derivas sistemáticas. Esto confirma que el rendimiento del planificador es estable y reproducible: las variaciones entre ejecuciones son puramente estocásticas (ruido de JVM), no </w:t>
+      </w:r>
+      <w:proofErr w:type="spellStart"/>
+      <w:r>
+        <w:rPr>
+          <w:rFonts w:ascii="Cambria" w:hAnsi="Cambria"/>
+          <w:color w:val="000000" w:themeColor="text1"/>
+        </w:rPr>
+        <w:t>product</w:t>
+      </w:r>
+      <w:proofErr w:type="spellEnd"/>
+      <w:r>
+        <w:rPr>
+          <w:rFonts w:ascii="Cambria" w:hAnsi="Cambria"/>
+          <w:color w:val="000000" w:themeColor="text1"/>
+        </w:rPr>
+        <w:t xml:space="preserve"> del algoritmo HTN. La nube se desplaza ligeramente hacia valores de 2,2–2,5 s a medida que n aumenta, consistente con la leve tendencia negativa del gráfico log-log.</w:t>
       </w:r>
     </w:p>
     <w:p>
@@ -6768,10 +10504,56 @@
           <w:rFonts w:ascii="Cambria" w:hAnsi="Cambria"/>
           <w:color w:val="000000" w:themeColor="text1"/>
         </w:rPr>
-        <w:t>La extensión del dominio con fluents, transportadores y gestión de cantidades variables no altera el comportamiento del planificador. El dominio avanzado mantiene tiempos prácticamente constantes, heredando las ventajas del modelado HTN incluso con una lógica de descomposición considerablemente más rica. La arquitectura jerárquica demuestra ser robusta y escalable: añadir complejidad al dominio (fluents, elección óptima de transportador, atención multi-localización) no introduce coste computacional adicional apreciable, ya que toda la estrategia está codificada en los métodos y no requiere búsqueda adicional.</w:t>
-      </w:r>
-      <w:bookmarkStart w:id="0" w:name="_GoBack"/>
-      <w:bookmarkEnd w:id="0"/>
+        <w:t xml:space="preserve">La extensión del dominio con </w:t>
+      </w:r>
+      <w:proofErr w:type="spellStart"/>
+      <w:r>
+        <w:rPr>
+          <w:rFonts w:ascii="Cambria" w:hAnsi="Cambria"/>
+          <w:color w:val="000000" w:themeColor="text1"/>
+        </w:rPr>
+        <w:t>fluents</w:t>
+      </w:r>
+      <w:proofErr w:type="spellEnd"/>
+      <w:r>
+        <w:rPr>
+          <w:rFonts w:ascii="Cambria" w:hAnsi="Cambria"/>
+          <w:color w:val="000000" w:themeColor="text1"/>
+        </w:rPr>
+        <w:t>, transportadores y gestión de cantidades variables no altera el comportamiento del planificador. El dominio avanzado mantiene tiempos prácticamente constantes, heredando las ventajas del modelado HTN incluso con una lógica de descomposición considerablemente más rica. La arquitectura jerárquica demuestra ser robusta y escalable: añadir complejidad al dominio (</w:t>
+      </w:r>
+      <w:proofErr w:type="spellStart"/>
+      <w:r>
+        <w:rPr>
+          <w:rFonts w:ascii="Cambria" w:hAnsi="Cambria"/>
+          <w:color w:val="000000" w:themeColor="text1"/>
+        </w:rPr>
+        <w:t>fluents</w:t>
+      </w:r>
+      <w:proofErr w:type="spellEnd"/>
+      <w:r>
+        <w:rPr>
+          <w:rFonts w:ascii="Cambria" w:hAnsi="Cambria"/>
+          <w:color w:val="000000" w:themeColor="text1"/>
+        </w:rPr>
+        <w:t xml:space="preserve">, elección óptima de transportador, atención </w:t>
+      </w:r>
+      <w:proofErr w:type="spellStart"/>
+      <w:r>
+        <w:rPr>
+          <w:rFonts w:ascii="Cambria" w:hAnsi="Cambria"/>
+          <w:color w:val="000000" w:themeColor="text1"/>
+        </w:rPr>
+        <w:t>multi</w:t>
+      </w:r>
+      <w:proofErr w:type="spellEnd"/>
+      <w:r>
+        <w:rPr>
+          <w:rFonts w:ascii="Cambria" w:hAnsi="Cambria"/>
+          <w:color w:val="000000" w:themeColor="text1"/>
+        </w:rPr>
+        <w:t>-localización) no introduce coste computacional adicional apreciable, ya que toda la estrategia está codificada en los métodos y no requiere búsqueda adicional.</w:t>
+      </w:r>
     </w:p>
     <w:p>
       <w:pPr>
@@ -6860,7 +10642,39 @@
           <w:rFonts w:ascii="Cambria" w:hAnsi="Cambria"/>
           <w:color w:val="000000" w:themeColor="text1"/>
         </w:rPr>
-        <w:t xml:space="preserve">inicialmente, se emplee un planificador clásico basado en landmarks para identificar estados y acciones relevantes dentro del problema. Posteriormente, dichos landmarks podrían analizarse, ya sea manualmente por expertos o mediante técnicas de aprendizaje automático, con el objetivo de determinar cuáles representan patrones útiles y suficientemente estables como para incorporarlos como precondiciones dentro de un planificador jerárquico. De esta forma, sería posible adaptar este tipo de planificación a dominios menos controlados o más difíciles de modelar, como la medicina o el sector aeroespacial, donde las relaciones entre estados no siempre son fácilmente predecibles. </w:t>
+        <w:t xml:space="preserve">inicialmente, se emplee un planificador clásico basado en </w:t>
+      </w:r>
+      <w:proofErr w:type="spellStart"/>
+      <w:r>
+        <w:rPr>
+          <w:rFonts w:ascii="Cambria" w:hAnsi="Cambria"/>
+          <w:color w:val="000000" w:themeColor="text1"/>
+        </w:rPr>
+        <w:t>landmarks</w:t>
+      </w:r>
+      <w:proofErr w:type="spellEnd"/>
+      <w:r>
+        <w:rPr>
+          <w:rFonts w:ascii="Cambria" w:hAnsi="Cambria"/>
+          <w:color w:val="000000" w:themeColor="text1"/>
+        </w:rPr>
+        <w:t xml:space="preserve"> para identificar estados y acciones relevantes dentro del problema. Posteriormente, dichos </w:t>
+      </w:r>
+      <w:proofErr w:type="spellStart"/>
+      <w:r>
+        <w:rPr>
+          <w:rFonts w:ascii="Cambria" w:hAnsi="Cambria"/>
+          <w:color w:val="000000" w:themeColor="text1"/>
+        </w:rPr>
+        <w:t>landmarks</w:t>
+      </w:r>
+      <w:proofErr w:type="spellEnd"/>
+      <w:r>
+        <w:rPr>
+          <w:rFonts w:ascii="Cambria" w:hAnsi="Cambria"/>
+          <w:color w:val="000000" w:themeColor="text1"/>
+        </w:rPr>
+        <w:t xml:space="preserve"> podrían analizarse, ya sea manualmente por expertos o mediante técnicas de aprendizaje automático, con el objetivo de determinar cuáles representan patrones útiles y suficientemente estables como para incorporarlos como precondiciones dentro de un planificador jerárquico. De esta forma, sería posible adaptar este tipo de planificación a dominios menos controlados o más difíciles de modelar, como la medicina o el sector aeroespacial, donde las relaciones entre estados no siempre son fácilmente predecibles. </w:t>
       </w:r>
     </w:p>
     <w:p>
@@ -6916,7 +10730,23 @@
           <w:rFonts w:ascii="Cambria" w:hAnsi="Cambria"/>
           <w:color w:val="000000" w:themeColor="text1"/>
         </w:rPr>
-        <w:t>ctualmente este tipo de problemas suele abordarse mediante técnicas puramente basadas en machine learning, la combinación de planificación clásica, conocimiento experto y aprendizaje automático podría constituir una línea de trabajo interesante para mejorar la adaptabilidad y generalización de los planificadores jerárquicos en escenarios complejos.</w:t>
+        <w:t xml:space="preserve">ctualmente este tipo de problemas suele abordarse mediante técnicas puramente basadas en machine </w:t>
+      </w:r>
+      <w:proofErr w:type="spellStart"/>
+      <w:r>
+        <w:rPr>
+          <w:rFonts w:ascii="Cambria" w:hAnsi="Cambria"/>
+          <w:color w:val="000000" w:themeColor="text1"/>
+        </w:rPr>
+        <w:t>learning</w:t>
+      </w:r>
+      <w:proofErr w:type="spellEnd"/>
+      <w:r>
+        <w:rPr>
+          <w:rFonts w:ascii="Cambria" w:hAnsi="Cambria"/>
+          <w:color w:val="000000" w:themeColor="text1"/>
+        </w:rPr>
+        <w:t>, la combinación de planificación clásica, conocimiento experto y aprendizaje automático podría constituir una línea de trabajo interesante para mejorar la adaptabilidad y generalización de los planificadores jerárquicos en escenarios complejos.</w:t>
       </w:r>
       <w:r>
         <w:rPr>
@@ -7060,7 +10890,7 @@
         <w:sz w:val="18"/>
         <w:szCs w:val="18"/>
       </w:rPr>
-      <w:t>11</w:t>
+      <w:t>12</w:t>
     </w:r>
     <w:r>
       <w:rPr>
@@ -7704,6 +11534,45 @@
       <w:szCs w:val="16"/>
     </w:rPr>
   </w:style>
+  <w:style w:type="paragraph" w:styleId="NormalWeb">
+    <w:name w:val="Normal (Web)"/>
+    <w:basedOn w:val="Normal"/>
+    <w:uiPriority w:val="99"/>
+    <w:semiHidden/>
+    <w:unhideWhenUsed/>
+    <w:rsid w:val="00EA1629"/>
+    <w:pPr>
+      <w:spacing w:before="100" w:beforeAutospacing="1" w:after="100" w:afterAutospacing="1"/>
+    </w:pPr>
+    <w:rPr>
+      <w:rFonts w:ascii="Times New Roman" w:eastAsia="Times New Roman" w:hAnsi="Times New Roman" w:cs="Times New Roman"/>
+      <w:sz w:val="24"/>
+      <w:szCs w:val="24"/>
+      <w:lang w:val="en-GB" w:eastAsia="en-GB"/>
+    </w:rPr>
+  </w:style>
+  <w:style w:type="character" w:styleId="Textoennegrita">
+    <w:name w:val="Strong"/>
+    <w:basedOn w:val="Fuentedeprrafopredeter"/>
+    <w:uiPriority w:val="22"/>
+    <w:qFormat/>
+    <w:rsid w:val="00EA1629"/>
+    <w:rPr>
+      <w:b/>
+      <w:bCs/>
+    </w:rPr>
+  </w:style>
+  <w:style w:type="character" w:styleId="nfasis">
+    <w:name w:val="Emphasis"/>
+    <w:basedOn w:val="Fuentedeprrafopredeter"/>
+    <w:uiPriority w:val="20"/>
+    <w:qFormat/>
+    <w:rsid w:val="00EA1629"/>
+    <w:rPr>
+      <w:i/>
+      <w:iCs/>
+    </w:rPr>
+  </w:style>
 </w:styles>
 </file>
 
@@ -8141,6 +12010,45 @@
       <w:szCs w:val="16"/>
     </w:rPr>
   </w:style>
+  <w:style w:type="paragraph" w:styleId="NormalWeb">
+    <w:name w:val="Normal (Web)"/>
+    <w:basedOn w:val="Normal"/>
+    <w:uiPriority w:val="99"/>
+    <w:semiHidden/>
+    <w:unhideWhenUsed/>
+    <w:rsid w:val="00EA1629"/>
+    <w:pPr>
+      <w:spacing w:before="100" w:beforeAutospacing="1" w:after="100" w:afterAutospacing="1"/>
+    </w:pPr>
+    <w:rPr>
+      <w:rFonts w:ascii="Times New Roman" w:eastAsia="Times New Roman" w:hAnsi="Times New Roman" w:cs="Times New Roman"/>
+      <w:sz w:val="24"/>
+      <w:szCs w:val="24"/>
+      <w:lang w:val="en-GB" w:eastAsia="en-GB"/>
+    </w:rPr>
+  </w:style>
+  <w:style w:type="character" w:styleId="Textoennegrita">
+    <w:name w:val="Strong"/>
+    <w:basedOn w:val="Fuentedeprrafopredeter"/>
+    <w:uiPriority w:val="22"/>
+    <w:qFormat/>
+    <w:rsid w:val="00EA1629"/>
+    <w:rPr>
+      <w:b/>
+      <w:bCs/>
+    </w:rPr>
+  </w:style>
+  <w:style w:type="character" w:styleId="nfasis">
+    <w:name w:val="Emphasis"/>
+    <w:basedOn w:val="Fuentedeprrafopredeter"/>
+    <w:uiPriority w:val="20"/>
+    <w:qFormat/>
+    <w:rsid w:val="00EA1629"/>
+    <w:rPr>
+      <w:i/>
+      <w:iCs/>
+    </w:rPr>
+  </w:style>
 </w:styles>
 </file>
 
@@ -8433,7 +12341,7 @@
   <a:extraClrSchemeLst/>
   <a:extLst>
     <a:ext uri="{05A4C25C-085E-4340-85A3-A5531E510DB2}">
-      <thm15:themeFamily xmlns="" xmlns:thm15="http://schemas.microsoft.com/office/thememl/2012/main" name="Office Theme" id="{62F939B6-93AF-4DB8-9C6B-D6C7DFDC589F}" vid="{4A3C46E8-61CC-4603-A589-7422A47A8E4A}"/>
+      <thm15:themeFamily xmlns:thm15="http://schemas.microsoft.com/office/thememl/2012/main" xmlns="" name="Office Theme" id="{62F939B6-93AF-4DB8-9C6B-D6C7DFDC589F}" vid="{4A3C46E8-61CC-4603-A589-7422A47A8E4A}"/>
     </a:ext>
   </a:extLst>
 </a:theme>
